--- a/old/2025年度8月机器人训练记录.docx
+++ b/old/2025年度8月机器人训练记录.docx
@@ -5,36 +5,56 @@
     <w:p>
       <w:pPr>
         <w:pStyle w:val="aa"/>
-      </w:pPr>
-      <w:r>
+        <w:rPr>
+          <w:lang w:eastAsia="zh-CN"/>
+        </w:rPr>
+      </w:pPr>
+      <w:r>
+        <w:rPr>
+          <w:lang w:eastAsia="zh-CN"/>
+        </w:rPr>
         <w:t>机器人竞赛班训练记录（</w:t>
       </w:r>
       <w:r>
+        <w:rPr>
+          <w:lang w:eastAsia="zh-CN"/>
+        </w:rPr>
         <w:t>2025</w:t>
       </w:r>
       <w:r>
+        <w:rPr>
+          <w:lang w:eastAsia="zh-CN"/>
+        </w:rPr>
         <w:t>年</w:t>
       </w:r>
       <w:r>
+        <w:rPr>
+          <w:lang w:eastAsia="zh-CN"/>
+        </w:rPr>
         <w:t>8</w:t>
       </w:r>
       <w:r>
+        <w:rPr>
+          <w:lang w:eastAsia="zh-CN"/>
+        </w:rPr>
         <w:t>月）</w:t>
       </w:r>
     </w:p>
     <w:p>
       <w:pPr>
         <w:rPr>
-          <w:rFonts w:ascii="仿宋_GB2312" w:eastAsia="仿宋_GB2312" w:hint="eastAsia"/>
-          <w:sz w:val="28"/>
-          <w:szCs w:val="28"/>
-        </w:rPr>
-      </w:pPr>
-      <w:r>
-        <w:rPr>
-          <w:rFonts w:ascii="仿宋_GB2312" w:eastAsia="仿宋_GB2312" w:hint="eastAsia"/>
-          <w:sz w:val="28"/>
-          <w:szCs w:val="28"/>
+          <w:rFonts w:ascii="仿宋_GB2312" w:eastAsia="仿宋_GB2312"/>
+          <w:sz w:val="28"/>
+          <w:szCs w:val="28"/>
+          <w:lang w:eastAsia="zh-CN"/>
+        </w:rPr>
+      </w:pPr>
+      <w:r>
+        <w:rPr>
+          <w:rFonts w:ascii="仿宋_GB2312" w:eastAsia="仿宋_GB2312" w:hint="eastAsia"/>
+          <w:sz w:val="28"/>
+          <w:szCs w:val="28"/>
+          <w:lang w:eastAsia="zh-CN"/>
         </w:rPr>
         <w:t>机器人竞赛班训练记录</w:t>
       </w:r>
@@ -42,16 +62,18 @@
     <w:p>
       <w:pPr>
         <w:rPr>
-          <w:rFonts w:ascii="仿宋_GB2312" w:eastAsia="仿宋_GB2312" w:hint="eastAsia"/>
-          <w:sz w:val="28"/>
-          <w:szCs w:val="28"/>
-        </w:rPr>
-      </w:pPr>
-      <w:r>
-        <w:rPr>
-          <w:rFonts w:ascii="仿宋_GB2312" w:eastAsia="仿宋_GB2312" w:hint="eastAsia"/>
-          <w:sz w:val="28"/>
-          <w:szCs w:val="28"/>
+          <w:rFonts w:ascii="仿宋_GB2312" w:eastAsia="仿宋_GB2312"/>
+          <w:sz w:val="28"/>
+          <w:szCs w:val="28"/>
+          <w:lang w:eastAsia="zh-CN"/>
+        </w:rPr>
+      </w:pPr>
+      <w:r>
+        <w:rPr>
+          <w:rFonts w:ascii="仿宋_GB2312" w:eastAsia="仿宋_GB2312" w:hint="eastAsia"/>
+          <w:sz w:val="28"/>
+          <w:szCs w:val="28"/>
+          <w:lang w:eastAsia="zh-CN"/>
         </w:rPr>
         <w:t>日期：2025年08月01日</w:t>
       </w:r>
@@ -59,16 +81,18 @@
     <w:p>
       <w:pPr>
         <w:rPr>
-          <w:rFonts w:ascii="仿宋_GB2312" w:eastAsia="仿宋_GB2312" w:hint="eastAsia"/>
-          <w:sz w:val="28"/>
-          <w:szCs w:val="28"/>
-        </w:rPr>
-      </w:pPr>
-      <w:r>
-        <w:rPr>
-          <w:rFonts w:ascii="仿宋_GB2312" w:eastAsia="仿宋_GB2312" w:hint="eastAsia"/>
-          <w:sz w:val="28"/>
-          <w:szCs w:val="28"/>
+          <w:rFonts w:ascii="仿宋_GB2312" w:eastAsia="仿宋_GB2312"/>
+          <w:sz w:val="28"/>
+          <w:szCs w:val="28"/>
+          <w:lang w:eastAsia="zh-CN"/>
+        </w:rPr>
+      </w:pPr>
+      <w:r>
+        <w:rPr>
+          <w:rFonts w:ascii="仿宋_GB2312" w:eastAsia="仿宋_GB2312" w:hint="eastAsia"/>
+          <w:sz w:val="28"/>
+          <w:szCs w:val="28"/>
+          <w:lang w:eastAsia="zh-CN"/>
         </w:rPr>
         <w:t>实到学生：</w:t>
       </w:r>
@@ -76,24 +100,127 @@
     <w:p>
       <w:pPr>
         <w:rPr>
-          <w:rFonts w:ascii="仿宋_GB2312" w:eastAsia="仿宋_GB2312" w:hint="eastAsia"/>
-          <w:sz w:val="28"/>
-          <w:szCs w:val="28"/>
-        </w:rPr>
-      </w:pPr>
-      <w:r>
-        <w:rPr>
-          <w:rFonts w:ascii="仿宋_GB2312" w:eastAsia="仿宋_GB2312" w:hint="eastAsia"/>
-          <w:sz w:val="28"/>
-          <w:szCs w:val="28"/>
-        </w:rPr>
-        <w:t>罗成君 王裕川 俞懿 毛家瑞 祝晨暮 朱浩宇 舒杨 李明哲 周沫勋 吴亦勋 郑家成 陈益沅 洪</w:t>
+          <w:rFonts w:ascii="仿宋_GB2312" w:eastAsia="仿宋_GB2312"/>
+          <w:sz w:val="28"/>
+          <w:szCs w:val="28"/>
+          <w:lang w:eastAsia="zh-CN"/>
+        </w:rPr>
+      </w:pPr>
+      <w:r>
+        <w:rPr>
+          <w:rFonts w:ascii="仿宋_GB2312" w:eastAsia="仿宋_GB2312" w:hint="eastAsia"/>
+          <w:sz w:val="28"/>
+          <w:szCs w:val="28"/>
+          <w:lang w:eastAsia="zh-CN"/>
+        </w:rPr>
+        <w:t xml:space="preserve">罗成君 </w:t>
+      </w:r>
+      <w:proofErr w:type="gramStart"/>
+      <w:r>
+        <w:rPr>
+          <w:rFonts w:ascii="仿宋_GB2312" w:eastAsia="仿宋_GB2312" w:hint="eastAsia"/>
+          <w:sz w:val="28"/>
+          <w:szCs w:val="28"/>
+          <w:lang w:eastAsia="zh-CN"/>
+        </w:rPr>
+        <w:t>王裕川</w:t>
+      </w:r>
+      <w:proofErr w:type="gramEnd"/>
+      <w:r>
+        <w:rPr>
+          <w:rFonts w:ascii="仿宋_GB2312" w:eastAsia="仿宋_GB2312" w:hint="eastAsia"/>
+          <w:sz w:val="28"/>
+          <w:szCs w:val="28"/>
+          <w:lang w:eastAsia="zh-CN"/>
+        </w:rPr>
+        <w:t xml:space="preserve"> 俞懿 毛家瑞 祝晨暮 朱</w:t>
+      </w:r>
+      <w:proofErr w:type="gramStart"/>
+      <w:r>
+        <w:rPr>
+          <w:rFonts w:ascii="仿宋_GB2312" w:eastAsia="仿宋_GB2312" w:hint="eastAsia"/>
+          <w:sz w:val="28"/>
+          <w:szCs w:val="28"/>
+          <w:lang w:eastAsia="zh-CN"/>
+        </w:rPr>
+        <w:t>浩</w:t>
+      </w:r>
+      <w:proofErr w:type="gramEnd"/>
+      <w:r>
+        <w:rPr>
+          <w:rFonts w:ascii="仿宋_GB2312" w:eastAsia="仿宋_GB2312" w:hint="eastAsia"/>
+          <w:sz w:val="28"/>
+          <w:szCs w:val="28"/>
+          <w:lang w:eastAsia="zh-CN"/>
+        </w:rPr>
+        <w:t xml:space="preserve">宇 </w:t>
+      </w:r>
+      <w:proofErr w:type="gramStart"/>
+      <w:r>
+        <w:rPr>
+          <w:rFonts w:ascii="仿宋_GB2312" w:eastAsia="仿宋_GB2312" w:hint="eastAsia"/>
+          <w:sz w:val="28"/>
+          <w:szCs w:val="28"/>
+          <w:lang w:eastAsia="zh-CN"/>
+        </w:rPr>
+        <w:t>舒杨</w:t>
+      </w:r>
+      <w:proofErr w:type="gramEnd"/>
+      <w:r>
+        <w:rPr>
+          <w:rFonts w:ascii="仿宋_GB2312" w:eastAsia="仿宋_GB2312" w:hint="eastAsia"/>
+          <w:sz w:val="28"/>
+          <w:szCs w:val="28"/>
+          <w:lang w:eastAsia="zh-CN"/>
+        </w:rPr>
+        <w:t xml:space="preserve"> 李明哲 </w:t>
+      </w:r>
+      <w:proofErr w:type="gramStart"/>
+      <w:r>
+        <w:rPr>
+          <w:rFonts w:ascii="仿宋_GB2312" w:eastAsia="仿宋_GB2312" w:hint="eastAsia"/>
+          <w:sz w:val="28"/>
+          <w:szCs w:val="28"/>
+          <w:lang w:eastAsia="zh-CN"/>
+        </w:rPr>
+        <w:t>周沫勋</w:t>
+      </w:r>
+      <w:proofErr w:type="gramEnd"/>
+      <w:r>
+        <w:rPr>
+          <w:rFonts w:ascii="仿宋_GB2312" w:eastAsia="仿宋_GB2312" w:hint="eastAsia"/>
+          <w:sz w:val="28"/>
+          <w:szCs w:val="28"/>
+          <w:lang w:eastAsia="zh-CN"/>
+        </w:rPr>
+        <w:t xml:space="preserve"> </w:t>
+      </w:r>
+      <w:proofErr w:type="gramStart"/>
+      <w:r>
+        <w:rPr>
+          <w:rFonts w:ascii="仿宋_GB2312" w:eastAsia="仿宋_GB2312" w:hint="eastAsia"/>
+          <w:sz w:val="28"/>
+          <w:szCs w:val="28"/>
+          <w:lang w:eastAsia="zh-CN"/>
+        </w:rPr>
+        <w:t>吴亦勋</w:t>
+      </w:r>
+      <w:proofErr w:type="gramEnd"/>
+      <w:r>
+        <w:rPr>
+          <w:rFonts w:ascii="仿宋_GB2312" w:eastAsia="仿宋_GB2312" w:hint="eastAsia"/>
+          <w:sz w:val="28"/>
+          <w:szCs w:val="28"/>
+          <w:lang w:eastAsia="zh-CN"/>
+        </w:rPr>
+        <w:t xml:space="preserve"> 郑家成 陈益沅 洪</w:t>
       </w:r>
       <w:r>
         <w:rPr>
           <w:rFonts w:ascii="微软雅黑" w:eastAsia="微软雅黑" w:hAnsi="微软雅黑" w:cs="微软雅黑" w:hint="eastAsia"/>
           <w:sz w:val="28"/>
           <w:szCs w:val="28"/>
+          <w:lang w:eastAsia="zh-CN"/>
         </w:rPr>
         <w:t>業</w:t>
       </w:r>
@@ -102,23 +229,46 @@
           <w:rFonts w:ascii="仿宋_GB2312" w:eastAsia="仿宋_GB2312" w:hint="eastAsia"/>
           <w:sz w:val="28"/>
           <w:szCs w:val="28"/>
-        </w:rPr>
-        <w:t xml:space="preserve"> 王思远 陈乾之 黄嘉诚 张逸沫 王星宇 吴浩然 程云潇 张昱潇 杨安宸 柴天泽 李奕宏</w:t>
-      </w:r>
-    </w:p>
-    <w:p>
-      <w:pPr>
-        <w:rPr>
-          <w:rFonts w:ascii="仿宋_GB2312" w:eastAsia="仿宋_GB2312" w:hint="eastAsia"/>
-          <w:sz w:val="28"/>
-          <w:szCs w:val="28"/>
-        </w:rPr>
-      </w:pPr>
-      <w:r>
-        <w:rPr>
-          <w:rFonts w:ascii="仿宋_GB2312" w:eastAsia="仿宋_GB2312" w:hint="eastAsia"/>
-          <w:sz w:val="28"/>
-          <w:szCs w:val="28"/>
+          <w:lang w:eastAsia="zh-CN"/>
+        </w:rPr>
+        <w:t xml:space="preserve"> 王思远 </w:t>
+      </w:r>
+      <w:proofErr w:type="gramStart"/>
+      <w:r>
+        <w:rPr>
+          <w:rFonts w:ascii="仿宋_GB2312" w:eastAsia="仿宋_GB2312" w:hint="eastAsia"/>
+          <w:sz w:val="28"/>
+          <w:szCs w:val="28"/>
+          <w:lang w:eastAsia="zh-CN"/>
+        </w:rPr>
+        <w:t>陈乾之</w:t>
+      </w:r>
+      <w:proofErr w:type="gramEnd"/>
+      <w:r>
+        <w:rPr>
+          <w:rFonts w:ascii="仿宋_GB2312" w:eastAsia="仿宋_GB2312" w:hint="eastAsia"/>
+          <w:sz w:val="28"/>
+          <w:szCs w:val="28"/>
+          <w:lang w:eastAsia="zh-CN"/>
+        </w:rPr>
+        <w:t xml:space="preserve"> 黄嘉诚 张逸沫 王星宇 吴浩然 程云潇 张昱潇 杨安宸 柴天泽 李奕宏</w:t>
+      </w:r>
+    </w:p>
+    <w:p>
+      <w:pPr>
+        <w:rPr>
+          <w:rFonts w:ascii="仿宋_GB2312" w:eastAsia="仿宋_GB2312"/>
+          <w:sz w:val="28"/>
+          <w:szCs w:val="28"/>
+          <w:lang w:eastAsia="zh-CN"/>
+        </w:rPr>
+      </w:pPr>
+      <w:r>
+        <w:rPr>
+          <w:rFonts w:ascii="仿宋_GB2312" w:eastAsia="仿宋_GB2312" w:hint="eastAsia"/>
+          <w:sz w:val="28"/>
+          <w:szCs w:val="28"/>
+          <w:lang w:eastAsia="zh-CN"/>
         </w:rPr>
         <w:t>活动内容：</w:t>
       </w:r>
@@ -126,16 +276,18 @@
     <w:p>
       <w:pPr>
         <w:rPr>
-          <w:rFonts w:ascii="仿宋_GB2312" w:eastAsia="仿宋_GB2312" w:hint="eastAsia"/>
-          <w:sz w:val="28"/>
-          <w:szCs w:val="28"/>
-        </w:rPr>
-      </w:pPr>
-      <w:r>
-        <w:rPr>
-          <w:rFonts w:ascii="仿宋_GB2312" w:eastAsia="仿宋_GB2312" w:hint="eastAsia"/>
-          <w:sz w:val="28"/>
-          <w:szCs w:val="28"/>
+          <w:rFonts w:ascii="仿宋_GB2312" w:eastAsia="仿宋_GB2312"/>
+          <w:sz w:val="28"/>
+          <w:szCs w:val="28"/>
+          <w:lang w:eastAsia="zh-CN"/>
+        </w:rPr>
+      </w:pPr>
+      <w:r>
+        <w:rPr>
+          <w:rFonts w:ascii="仿宋_GB2312" w:eastAsia="仿宋_GB2312" w:hint="eastAsia"/>
+          <w:sz w:val="28"/>
+          <w:szCs w:val="28"/>
+          <w:lang w:eastAsia="zh-CN"/>
         </w:rPr>
         <w:t>开展队内模拟赛训练，通过多轮比赛检验机器人稳定性。</w:t>
       </w:r>
@@ -143,16 +295,18 @@
     <w:p>
       <w:pPr>
         <w:rPr>
-          <w:rFonts w:ascii="仿宋_GB2312" w:eastAsia="仿宋_GB2312" w:hint="eastAsia"/>
-          <w:sz w:val="28"/>
-          <w:szCs w:val="28"/>
-        </w:rPr>
-      </w:pPr>
-      <w:r>
-        <w:rPr>
-          <w:rFonts w:ascii="仿宋_GB2312" w:eastAsia="仿宋_GB2312" w:hint="eastAsia"/>
-          <w:sz w:val="28"/>
-          <w:szCs w:val="28"/>
+          <w:rFonts w:ascii="仿宋_GB2312" w:eastAsia="仿宋_GB2312"/>
+          <w:sz w:val="28"/>
+          <w:szCs w:val="28"/>
+          <w:lang w:eastAsia="zh-CN"/>
+        </w:rPr>
+      </w:pPr>
+      <w:r>
+        <w:rPr>
+          <w:rFonts w:ascii="仿宋_GB2312" w:eastAsia="仿宋_GB2312" w:hint="eastAsia"/>
+          <w:sz w:val="28"/>
+          <w:szCs w:val="28"/>
+          <w:lang w:eastAsia="zh-CN"/>
         </w:rPr>
         <w:t>组织学生观看优秀队伍比赛视频并讨论可借鉴的设计思路。</w:t>
       </w:r>
@@ -160,16 +314,18 @@
     <w:p>
       <w:pPr>
         <w:rPr>
-          <w:rFonts w:ascii="仿宋_GB2312" w:eastAsia="仿宋_GB2312" w:hint="eastAsia"/>
-          <w:sz w:val="28"/>
-          <w:szCs w:val="28"/>
-        </w:rPr>
-      </w:pPr>
-      <w:r>
-        <w:rPr>
-          <w:rFonts w:ascii="仿宋_GB2312" w:eastAsia="仿宋_GB2312" w:hint="eastAsia"/>
-          <w:sz w:val="28"/>
-          <w:szCs w:val="28"/>
+          <w:rFonts w:ascii="仿宋_GB2312" w:eastAsia="仿宋_GB2312"/>
+          <w:sz w:val="28"/>
+          <w:szCs w:val="28"/>
+          <w:lang w:eastAsia="zh-CN"/>
+        </w:rPr>
+      </w:pPr>
+      <w:r>
+        <w:rPr>
+          <w:rFonts w:ascii="仿宋_GB2312" w:eastAsia="仿宋_GB2312" w:hint="eastAsia"/>
+          <w:sz w:val="28"/>
+          <w:szCs w:val="28"/>
+          <w:lang w:eastAsia="zh-CN"/>
         </w:rPr>
         <w:t>讲解比赛策略和操作技巧，提高学生在比赛中的应变能力。</w:t>
       </w:r>
@@ -177,16 +333,18 @@
     <w:p>
       <w:pPr>
         <w:rPr>
-          <w:rFonts w:ascii="仿宋_GB2312" w:eastAsia="仿宋_GB2312" w:hint="eastAsia"/>
-          <w:sz w:val="28"/>
-          <w:szCs w:val="28"/>
-        </w:rPr>
-      </w:pPr>
-      <w:r>
-        <w:rPr>
-          <w:rFonts w:ascii="仿宋_GB2312" w:eastAsia="仿宋_GB2312" w:hint="eastAsia"/>
-          <w:sz w:val="28"/>
-          <w:szCs w:val="28"/>
+          <w:rFonts w:ascii="仿宋_GB2312" w:eastAsia="仿宋_GB2312"/>
+          <w:sz w:val="28"/>
+          <w:szCs w:val="28"/>
+          <w:lang w:eastAsia="zh-CN"/>
+        </w:rPr>
+      </w:pPr>
+      <w:r>
+        <w:rPr>
+          <w:rFonts w:ascii="仿宋_GB2312" w:eastAsia="仿宋_GB2312" w:hint="eastAsia"/>
+          <w:sz w:val="28"/>
+          <w:szCs w:val="28"/>
+          <w:lang w:eastAsia="zh-CN"/>
         </w:rPr>
         <w:t>安排学生重新整理机器人线缆和电池固定结构，提高整体可靠性。</w:t>
       </w:r>
@@ -194,16 +352,18 @@
     <w:p>
       <w:pPr>
         <w:rPr>
-          <w:rFonts w:ascii="仿宋_GB2312" w:eastAsia="仿宋_GB2312" w:hint="eastAsia"/>
-          <w:sz w:val="28"/>
-          <w:szCs w:val="28"/>
-        </w:rPr>
-      </w:pPr>
-      <w:r>
-        <w:rPr>
-          <w:rFonts w:ascii="仿宋_GB2312" w:eastAsia="仿宋_GB2312" w:hint="eastAsia"/>
-          <w:sz w:val="28"/>
-          <w:szCs w:val="28"/>
+          <w:rFonts w:ascii="仿宋_GB2312" w:eastAsia="仿宋_GB2312"/>
+          <w:sz w:val="28"/>
+          <w:szCs w:val="28"/>
+          <w:lang w:eastAsia="zh-CN"/>
+        </w:rPr>
+      </w:pPr>
+      <w:r>
+        <w:rPr>
+          <w:rFonts w:ascii="仿宋_GB2312" w:eastAsia="仿宋_GB2312" w:hint="eastAsia"/>
+          <w:sz w:val="28"/>
+          <w:szCs w:val="28"/>
+          <w:lang w:eastAsia="zh-CN"/>
         </w:rPr>
         <w:t>总结暑期比赛情况，对比赛中出现的问题进行复盘，例如结构松动、齿轮磨损等。</w:t>
       </w:r>
@@ -211,16 +371,18 @@
     <w:p>
       <w:pPr>
         <w:rPr>
-          <w:rFonts w:ascii="仿宋_GB2312" w:eastAsia="仿宋_GB2312" w:hint="eastAsia"/>
-          <w:sz w:val="28"/>
-          <w:szCs w:val="28"/>
-        </w:rPr>
-      </w:pPr>
-      <w:r>
-        <w:rPr>
-          <w:rFonts w:ascii="仿宋_GB2312" w:eastAsia="仿宋_GB2312" w:hint="eastAsia"/>
-          <w:sz w:val="28"/>
-          <w:szCs w:val="28"/>
+          <w:rFonts w:ascii="仿宋_GB2312" w:eastAsia="仿宋_GB2312"/>
+          <w:sz w:val="28"/>
+          <w:szCs w:val="28"/>
+          <w:lang w:eastAsia="zh-CN"/>
+        </w:rPr>
+      </w:pPr>
+      <w:r>
+        <w:rPr>
+          <w:rFonts w:ascii="仿宋_GB2312" w:eastAsia="仿宋_GB2312" w:hint="eastAsia"/>
+          <w:sz w:val="28"/>
+          <w:szCs w:val="28"/>
+          <w:lang w:eastAsia="zh-CN"/>
         </w:rPr>
         <w:br w:type="page"/>
       </w:r>
@@ -228,16 +390,18 @@
     <w:p>
       <w:pPr>
         <w:rPr>
-          <w:rFonts w:ascii="仿宋_GB2312" w:eastAsia="仿宋_GB2312" w:hint="eastAsia"/>
-          <w:sz w:val="28"/>
-          <w:szCs w:val="28"/>
-        </w:rPr>
-      </w:pPr>
-      <w:r>
-        <w:rPr>
-          <w:rFonts w:ascii="仿宋_GB2312" w:eastAsia="仿宋_GB2312" w:hint="eastAsia"/>
-          <w:sz w:val="28"/>
-          <w:szCs w:val="28"/>
+          <w:rFonts w:ascii="仿宋_GB2312" w:eastAsia="仿宋_GB2312"/>
+          <w:sz w:val="28"/>
+          <w:szCs w:val="28"/>
+          <w:lang w:eastAsia="zh-CN"/>
+        </w:rPr>
+      </w:pPr>
+      <w:r>
+        <w:rPr>
+          <w:rFonts w:ascii="仿宋_GB2312" w:eastAsia="仿宋_GB2312" w:hint="eastAsia"/>
+          <w:sz w:val="28"/>
+          <w:szCs w:val="28"/>
+          <w:lang w:eastAsia="zh-CN"/>
         </w:rPr>
         <w:lastRenderedPageBreak/>
         <w:t>机器人竞赛班训练记录</w:t>
@@ -246,16 +410,18 @@
     <w:p>
       <w:pPr>
         <w:rPr>
-          <w:rFonts w:ascii="仿宋_GB2312" w:eastAsia="仿宋_GB2312" w:hint="eastAsia"/>
-          <w:sz w:val="28"/>
-          <w:szCs w:val="28"/>
-        </w:rPr>
-      </w:pPr>
-      <w:r>
-        <w:rPr>
-          <w:rFonts w:ascii="仿宋_GB2312" w:eastAsia="仿宋_GB2312" w:hint="eastAsia"/>
-          <w:sz w:val="28"/>
-          <w:szCs w:val="28"/>
+          <w:rFonts w:ascii="仿宋_GB2312" w:eastAsia="仿宋_GB2312"/>
+          <w:sz w:val="28"/>
+          <w:szCs w:val="28"/>
+          <w:lang w:eastAsia="zh-CN"/>
+        </w:rPr>
+      </w:pPr>
+      <w:r>
+        <w:rPr>
+          <w:rFonts w:ascii="仿宋_GB2312" w:eastAsia="仿宋_GB2312" w:hint="eastAsia"/>
+          <w:sz w:val="28"/>
+          <w:szCs w:val="28"/>
+          <w:lang w:eastAsia="zh-CN"/>
         </w:rPr>
         <w:t>日期：2025年08月02日</w:t>
       </w:r>
@@ -263,16 +429,18 @@
     <w:p>
       <w:pPr>
         <w:rPr>
-          <w:rFonts w:ascii="仿宋_GB2312" w:eastAsia="仿宋_GB2312" w:hint="eastAsia"/>
-          <w:sz w:val="28"/>
-          <w:szCs w:val="28"/>
-        </w:rPr>
-      </w:pPr>
-      <w:r>
-        <w:rPr>
-          <w:rFonts w:ascii="仿宋_GB2312" w:eastAsia="仿宋_GB2312" w:hint="eastAsia"/>
-          <w:sz w:val="28"/>
-          <w:szCs w:val="28"/>
+          <w:rFonts w:ascii="仿宋_GB2312" w:eastAsia="仿宋_GB2312"/>
+          <w:sz w:val="28"/>
+          <w:szCs w:val="28"/>
+          <w:lang w:eastAsia="zh-CN"/>
+        </w:rPr>
+      </w:pPr>
+      <w:r>
+        <w:rPr>
+          <w:rFonts w:ascii="仿宋_GB2312" w:eastAsia="仿宋_GB2312" w:hint="eastAsia"/>
+          <w:sz w:val="28"/>
+          <w:szCs w:val="28"/>
+          <w:lang w:eastAsia="zh-CN"/>
         </w:rPr>
         <w:t>实到学生：</w:t>
       </w:r>
@@ -280,16 +448,18 @@
     <w:p>
       <w:pPr>
         <w:rPr>
-          <w:rFonts w:ascii="仿宋_GB2312" w:eastAsia="仿宋_GB2312" w:hint="eastAsia"/>
-          <w:sz w:val="28"/>
-          <w:szCs w:val="28"/>
-        </w:rPr>
-      </w:pPr>
-      <w:r>
-        <w:rPr>
-          <w:rFonts w:ascii="仿宋_GB2312" w:eastAsia="仿宋_GB2312" w:hint="eastAsia"/>
-          <w:sz w:val="28"/>
-          <w:szCs w:val="28"/>
+          <w:rFonts w:ascii="仿宋_GB2312" w:eastAsia="仿宋_GB2312"/>
+          <w:sz w:val="28"/>
+          <w:szCs w:val="28"/>
+          <w:lang w:eastAsia="zh-CN"/>
+        </w:rPr>
+      </w:pPr>
+      <w:r>
+        <w:rPr>
+          <w:rFonts w:ascii="仿宋_GB2312" w:eastAsia="仿宋_GB2312" w:hint="eastAsia"/>
+          <w:sz w:val="28"/>
+          <w:szCs w:val="28"/>
+          <w:lang w:eastAsia="zh-CN"/>
         </w:rPr>
         <w:t>吴浩然 洪</w:t>
       </w:r>
@@ -298,6 +468,7 @@
           <w:rFonts w:ascii="微软雅黑" w:eastAsia="微软雅黑" w:hAnsi="微软雅黑" w:cs="微软雅黑" w:hint="eastAsia"/>
           <w:sz w:val="28"/>
           <w:szCs w:val="28"/>
+          <w:lang w:eastAsia="zh-CN"/>
         </w:rPr>
         <w:t>業</w:t>
       </w:r>
@@ -306,23 +477,66 @@
           <w:rFonts w:ascii="仿宋_GB2312" w:eastAsia="仿宋_GB2312" w:hint="eastAsia"/>
           <w:sz w:val="28"/>
           <w:szCs w:val="28"/>
-        </w:rPr>
-        <w:t xml:space="preserve"> 罗成君 朱浩宇 李明睿 张昱潇 王思远 张逸沫 俞懿 吴亦勋 祝晨暮 程云潇 杨安宸 李奕宏 李明哲 毛家瑞 郑家成 柴天泽 王星宇</w:t>
-      </w:r>
-    </w:p>
-    <w:p>
-      <w:pPr>
-        <w:rPr>
-          <w:rFonts w:ascii="仿宋_GB2312" w:eastAsia="仿宋_GB2312" w:hint="eastAsia"/>
-          <w:sz w:val="28"/>
-          <w:szCs w:val="28"/>
-        </w:rPr>
-      </w:pPr>
-      <w:r>
-        <w:rPr>
-          <w:rFonts w:ascii="仿宋_GB2312" w:eastAsia="仿宋_GB2312" w:hint="eastAsia"/>
-          <w:sz w:val="28"/>
-          <w:szCs w:val="28"/>
+          <w:lang w:eastAsia="zh-CN"/>
+        </w:rPr>
+        <w:t xml:space="preserve"> 罗成君 朱</w:t>
+      </w:r>
+      <w:proofErr w:type="gramStart"/>
+      <w:r>
+        <w:rPr>
+          <w:rFonts w:ascii="仿宋_GB2312" w:eastAsia="仿宋_GB2312" w:hint="eastAsia"/>
+          <w:sz w:val="28"/>
+          <w:szCs w:val="28"/>
+          <w:lang w:eastAsia="zh-CN"/>
+        </w:rPr>
+        <w:t>浩</w:t>
+      </w:r>
+      <w:proofErr w:type="gramEnd"/>
+      <w:r>
+        <w:rPr>
+          <w:rFonts w:ascii="仿宋_GB2312" w:eastAsia="仿宋_GB2312" w:hint="eastAsia"/>
+          <w:sz w:val="28"/>
+          <w:szCs w:val="28"/>
+          <w:lang w:eastAsia="zh-CN"/>
+        </w:rPr>
+        <w:t xml:space="preserve">宇 李明睿 张昱潇 王思远 张逸沫 俞懿 </w:t>
+      </w:r>
+      <w:proofErr w:type="gramStart"/>
+      <w:r>
+        <w:rPr>
+          <w:rFonts w:ascii="仿宋_GB2312" w:eastAsia="仿宋_GB2312" w:hint="eastAsia"/>
+          <w:sz w:val="28"/>
+          <w:szCs w:val="28"/>
+          <w:lang w:eastAsia="zh-CN"/>
+        </w:rPr>
+        <w:t>吴亦勋</w:t>
+      </w:r>
+      <w:proofErr w:type="gramEnd"/>
+      <w:r>
+        <w:rPr>
+          <w:rFonts w:ascii="仿宋_GB2312" w:eastAsia="仿宋_GB2312" w:hint="eastAsia"/>
+          <w:sz w:val="28"/>
+          <w:szCs w:val="28"/>
+          <w:lang w:eastAsia="zh-CN"/>
+        </w:rPr>
+        <w:t xml:space="preserve"> 祝晨暮 程云潇 杨安宸 李奕宏 李明哲 毛家瑞 郑家成 柴天泽 王星宇</w:t>
+      </w:r>
+    </w:p>
+    <w:p>
+      <w:pPr>
+        <w:rPr>
+          <w:rFonts w:ascii="仿宋_GB2312" w:eastAsia="仿宋_GB2312"/>
+          <w:sz w:val="28"/>
+          <w:szCs w:val="28"/>
+          <w:lang w:eastAsia="zh-CN"/>
+        </w:rPr>
+      </w:pPr>
+      <w:r>
+        <w:rPr>
+          <w:rFonts w:ascii="仿宋_GB2312" w:eastAsia="仿宋_GB2312" w:hint="eastAsia"/>
+          <w:sz w:val="28"/>
+          <w:szCs w:val="28"/>
+          <w:lang w:eastAsia="zh-CN"/>
         </w:rPr>
         <w:t>活动内容：</w:t>
       </w:r>
@@ -330,16 +544,18 @@
     <w:p>
       <w:pPr>
         <w:rPr>
-          <w:rFonts w:ascii="仿宋_GB2312" w:eastAsia="仿宋_GB2312" w:hint="eastAsia"/>
-          <w:sz w:val="28"/>
-          <w:szCs w:val="28"/>
-        </w:rPr>
-      </w:pPr>
-      <w:r>
-        <w:rPr>
-          <w:rFonts w:ascii="仿宋_GB2312" w:eastAsia="仿宋_GB2312" w:hint="eastAsia"/>
-          <w:sz w:val="28"/>
-          <w:szCs w:val="28"/>
+          <w:rFonts w:ascii="仿宋_GB2312" w:eastAsia="仿宋_GB2312"/>
+          <w:sz w:val="28"/>
+          <w:szCs w:val="28"/>
+          <w:lang w:eastAsia="zh-CN"/>
+        </w:rPr>
+      </w:pPr>
+      <w:r>
+        <w:rPr>
+          <w:rFonts w:ascii="仿宋_GB2312" w:eastAsia="仿宋_GB2312" w:hint="eastAsia"/>
+          <w:sz w:val="28"/>
+          <w:szCs w:val="28"/>
+          <w:lang w:eastAsia="zh-CN"/>
         </w:rPr>
         <w:t>安排学生重新整理机器人线缆和电池固定结构，提高整体可靠性。</w:t>
       </w:r>
@@ -347,16 +563,18 @@
     <w:p>
       <w:pPr>
         <w:rPr>
-          <w:rFonts w:ascii="仿宋_GB2312" w:eastAsia="仿宋_GB2312" w:hint="eastAsia"/>
-          <w:sz w:val="28"/>
-          <w:szCs w:val="28"/>
-        </w:rPr>
-      </w:pPr>
-      <w:r>
-        <w:rPr>
-          <w:rFonts w:ascii="仿宋_GB2312" w:eastAsia="仿宋_GB2312" w:hint="eastAsia"/>
-          <w:sz w:val="28"/>
-          <w:szCs w:val="28"/>
+          <w:rFonts w:ascii="仿宋_GB2312" w:eastAsia="仿宋_GB2312"/>
+          <w:sz w:val="28"/>
+          <w:szCs w:val="28"/>
+          <w:lang w:eastAsia="zh-CN"/>
+        </w:rPr>
+      </w:pPr>
+      <w:r>
+        <w:rPr>
+          <w:rFonts w:ascii="仿宋_GB2312" w:eastAsia="仿宋_GB2312" w:hint="eastAsia"/>
+          <w:sz w:val="28"/>
+          <w:szCs w:val="28"/>
+          <w:lang w:eastAsia="zh-CN"/>
         </w:rPr>
         <w:t>总结暑期比赛情况，对比赛中出现的问题进行复盘，例如结构松动、齿轮磨损等。</w:t>
       </w:r>
@@ -364,16 +582,18 @@
     <w:p>
       <w:pPr>
         <w:rPr>
-          <w:rFonts w:ascii="仿宋_GB2312" w:eastAsia="仿宋_GB2312" w:hint="eastAsia"/>
-          <w:sz w:val="28"/>
-          <w:szCs w:val="28"/>
-        </w:rPr>
-      </w:pPr>
-      <w:r>
-        <w:rPr>
-          <w:rFonts w:ascii="仿宋_GB2312" w:eastAsia="仿宋_GB2312" w:hint="eastAsia"/>
-          <w:sz w:val="28"/>
-          <w:szCs w:val="28"/>
+          <w:rFonts w:ascii="仿宋_GB2312" w:eastAsia="仿宋_GB2312"/>
+          <w:sz w:val="28"/>
+          <w:szCs w:val="28"/>
+          <w:lang w:eastAsia="zh-CN"/>
+        </w:rPr>
+      </w:pPr>
+      <w:r>
+        <w:rPr>
+          <w:rFonts w:ascii="仿宋_GB2312" w:eastAsia="仿宋_GB2312" w:hint="eastAsia"/>
+          <w:sz w:val="28"/>
+          <w:szCs w:val="28"/>
+          <w:lang w:eastAsia="zh-CN"/>
         </w:rPr>
         <w:t>根据比赛反馈重新调整机器人结构，加强关键连接部位。</w:t>
       </w:r>
@@ -381,16 +601,18 @@
     <w:p>
       <w:pPr>
         <w:rPr>
-          <w:rFonts w:ascii="仿宋_GB2312" w:eastAsia="仿宋_GB2312" w:hint="eastAsia"/>
-          <w:sz w:val="28"/>
-          <w:szCs w:val="28"/>
-        </w:rPr>
-      </w:pPr>
-      <w:r>
-        <w:rPr>
-          <w:rFonts w:ascii="仿宋_GB2312" w:eastAsia="仿宋_GB2312" w:hint="eastAsia"/>
-          <w:sz w:val="28"/>
-          <w:szCs w:val="28"/>
+          <w:rFonts w:ascii="仿宋_GB2312" w:eastAsia="仿宋_GB2312"/>
+          <w:sz w:val="28"/>
+          <w:szCs w:val="28"/>
+          <w:lang w:eastAsia="zh-CN"/>
+        </w:rPr>
+      </w:pPr>
+      <w:r>
+        <w:rPr>
+          <w:rFonts w:ascii="仿宋_GB2312" w:eastAsia="仿宋_GB2312" w:hint="eastAsia"/>
+          <w:sz w:val="28"/>
+          <w:szCs w:val="28"/>
+          <w:lang w:eastAsia="zh-CN"/>
         </w:rPr>
         <w:t>组织学生观看优秀队伍比赛视频并讨论可借鉴的设计思路。</w:t>
       </w:r>
@@ -398,16 +620,18 @@
     <w:p>
       <w:pPr>
         <w:rPr>
-          <w:rFonts w:ascii="仿宋_GB2312" w:eastAsia="仿宋_GB2312" w:hint="eastAsia"/>
-          <w:sz w:val="28"/>
-          <w:szCs w:val="28"/>
-        </w:rPr>
-      </w:pPr>
-      <w:r>
-        <w:rPr>
-          <w:rFonts w:ascii="仿宋_GB2312" w:eastAsia="仿宋_GB2312" w:hint="eastAsia"/>
-          <w:sz w:val="28"/>
-          <w:szCs w:val="28"/>
+          <w:rFonts w:ascii="仿宋_GB2312" w:eastAsia="仿宋_GB2312"/>
+          <w:sz w:val="28"/>
+          <w:szCs w:val="28"/>
+          <w:lang w:eastAsia="zh-CN"/>
+        </w:rPr>
+      </w:pPr>
+      <w:r>
+        <w:rPr>
+          <w:rFonts w:ascii="仿宋_GB2312" w:eastAsia="仿宋_GB2312" w:hint="eastAsia"/>
+          <w:sz w:val="28"/>
+          <w:szCs w:val="28"/>
+          <w:lang w:eastAsia="zh-CN"/>
         </w:rPr>
         <w:t>对机器人程序进行迭代优化，改善自动阶段路径误差。</w:t>
       </w:r>
@@ -415,16 +639,18 @@
     <w:p>
       <w:pPr>
         <w:rPr>
-          <w:rFonts w:ascii="仿宋_GB2312" w:eastAsia="仿宋_GB2312" w:hint="eastAsia"/>
-          <w:sz w:val="28"/>
-          <w:szCs w:val="28"/>
-        </w:rPr>
-      </w:pPr>
-      <w:r>
-        <w:rPr>
-          <w:rFonts w:ascii="仿宋_GB2312" w:eastAsia="仿宋_GB2312" w:hint="eastAsia"/>
-          <w:sz w:val="28"/>
-          <w:szCs w:val="28"/>
+          <w:rFonts w:ascii="仿宋_GB2312" w:eastAsia="仿宋_GB2312"/>
+          <w:sz w:val="28"/>
+          <w:szCs w:val="28"/>
+          <w:lang w:eastAsia="zh-CN"/>
+        </w:rPr>
+      </w:pPr>
+      <w:r>
+        <w:rPr>
+          <w:rFonts w:ascii="仿宋_GB2312" w:eastAsia="仿宋_GB2312" w:hint="eastAsia"/>
+          <w:sz w:val="28"/>
+          <w:szCs w:val="28"/>
+          <w:lang w:eastAsia="zh-CN"/>
         </w:rPr>
         <w:br w:type="page"/>
       </w:r>
@@ -432,16 +658,18 @@
     <w:p>
       <w:pPr>
         <w:rPr>
-          <w:rFonts w:ascii="仿宋_GB2312" w:eastAsia="仿宋_GB2312" w:hint="eastAsia"/>
-          <w:sz w:val="28"/>
-          <w:szCs w:val="28"/>
-        </w:rPr>
-      </w:pPr>
-      <w:r>
-        <w:rPr>
-          <w:rFonts w:ascii="仿宋_GB2312" w:eastAsia="仿宋_GB2312" w:hint="eastAsia"/>
-          <w:sz w:val="28"/>
-          <w:szCs w:val="28"/>
+          <w:rFonts w:ascii="仿宋_GB2312" w:eastAsia="仿宋_GB2312"/>
+          <w:sz w:val="28"/>
+          <w:szCs w:val="28"/>
+          <w:lang w:eastAsia="zh-CN"/>
+        </w:rPr>
+      </w:pPr>
+      <w:r>
+        <w:rPr>
+          <w:rFonts w:ascii="仿宋_GB2312" w:eastAsia="仿宋_GB2312" w:hint="eastAsia"/>
+          <w:sz w:val="28"/>
+          <w:szCs w:val="28"/>
+          <w:lang w:eastAsia="zh-CN"/>
         </w:rPr>
         <w:lastRenderedPageBreak/>
         <w:t>机器人竞赛班训练记录</w:t>
@@ -450,16 +678,18 @@
     <w:p>
       <w:pPr>
         <w:rPr>
-          <w:rFonts w:ascii="仿宋_GB2312" w:eastAsia="仿宋_GB2312" w:hint="eastAsia"/>
-          <w:sz w:val="28"/>
-          <w:szCs w:val="28"/>
-        </w:rPr>
-      </w:pPr>
-      <w:r>
-        <w:rPr>
-          <w:rFonts w:ascii="仿宋_GB2312" w:eastAsia="仿宋_GB2312" w:hint="eastAsia"/>
-          <w:sz w:val="28"/>
-          <w:szCs w:val="28"/>
+          <w:rFonts w:ascii="仿宋_GB2312" w:eastAsia="仿宋_GB2312"/>
+          <w:sz w:val="28"/>
+          <w:szCs w:val="28"/>
+          <w:lang w:eastAsia="zh-CN"/>
+        </w:rPr>
+      </w:pPr>
+      <w:r>
+        <w:rPr>
+          <w:rFonts w:ascii="仿宋_GB2312" w:eastAsia="仿宋_GB2312" w:hint="eastAsia"/>
+          <w:sz w:val="28"/>
+          <w:szCs w:val="28"/>
+          <w:lang w:eastAsia="zh-CN"/>
         </w:rPr>
         <w:t>日期：2025年08月04日</w:t>
       </w:r>
@@ -467,16 +697,18 @@
     <w:p>
       <w:pPr>
         <w:rPr>
-          <w:rFonts w:ascii="仿宋_GB2312" w:eastAsia="仿宋_GB2312" w:hint="eastAsia"/>
-          <w:sz w:val="28"/>
-          <w:szCs w:val="28"/>
-        </w:rPr>
-      </w:pPr>
-      <w:r>
-        <w:rPr>
-          <w:rFonts w:ascii="仿宋_GB2312" w:eastAsia="仿宋_GB2312" w:hint="eastAsia"/>
-          <w:sz w:val="28"/>
-          <w:szCs w:val="28"/>
+          <w:rFonts w:ascii="仿宋_GB2312" w:eastAsia="仿宋_GB2312"/>
+          <w:sz w:val="28"/>
+          <w:szCs w:val="28"/>
+          <w:lang w:eastAsia="zh-CN"/>
+        </w:rPr>
+      </w:pPr>
+      <w:r>
+        <w:rPr>
+          <w:rFonts w:ascii="仿宋_GB2312" w:eastAsia="仿宋_GB2312" w:hint="eastAsia"/>
+          <w:sz w:val="28"/>
+          <w:szCs w:val="28"/>
+          <w:lang w:eastAsia="zh-CN"/>
         </w:rPr>
         <w:t>实到学生：</w:t>
       </w:r>
@@ -484,33 +716,137 @@
     <w:p>
       <w:pPr>
         <w:rPr>
-          <w:rFonts w:ascii="仿宋_GB2312" w:eastAsia="仿宋_GB2312" w:hint="eastAsia"/>
-          <w:sz w:val="28"/>
-          <w:szCs w:val="28"/>
-        </w:rPr>
-      </w:pPr>
-      <w:r>
-        <w:rPr>
-          <w:rFonts w:ascii="仿宋_GB2312" w:eastAsia="仿宋_GB2312" w:hint="eastAsia"/>
-          <w:sz w:val="28"/>
-          <w:szCs w:val="28"/>
-        </w:rPr>
-        <w:t>李明睿 李明哲 俞懿 周沫勋 吴浩然 张逸沫 李奕宏 毛家瑞 陈益沅 朱浩宇 张昱潇 黄嘉诚 罗成君 祝若文 程云潇 陈乾之 祝晨暮 叶俊麟 吴亦勋 王星宇</w:t>
-      </w:r>
-    </w:p>
-    <w:p>
-      <w:pPr>
-        <w:rPr>
-          <w:rFonts w:ascii="仿宋_GB2312" w:eastAsia="仿宋_GB2312" w:hint="eastAsia"/>
-          <w:sz w:val="28"/>
-          <w:szCs w:val="28"/>
-        </w:rPr>
-      </w:pPr>
-      <w:r>
-        <w:rPr>
-          <w:rFonts w:ascii="仿宋_GB2312" w:eastAsia="仿宋_GB2312" w:hint="eastAsia"/>
-          <w:sz w:val="28"/>
-          <w:szCs w:val="28"/>
+          <w:rFonts w:ascii="仿宋_GB2312" w:eastAsia="仿宋_GB2312"/>
+          <w:sz w:val="28"/>
+          <w:szCs w:val="28"/>
+          <w:lang w:eastAsia="zh-CN"/>
+        </w:rPr>
+      </w:pPr>
+      <w:r>
+        <w:rPr>
+          <w:rFonts w:ascii="仿宋_GB2312" w:eastAsia="仿宋_GB2312" w:hint="eastAsia"/>
+          <w:sz w:val="28"/>
+          <w:szCs w:val="28"/>
+          <w:lang w:eastAsia="zh-CN"/>
+        </w:rPr>
+        <w:t xml:space="preserve">李明睿 李明哲 俞懿 </w:t>
+      </w:r>
+      <w:proofErr w:type="gramStart"/>
+      <w:r>
+        <w:rPr>
+          <w:rFonts w:ascii="仿宋_GB2312" w:eastAsia="仿宋_GB2312" w:hint="eastAsia"/>
+          <w:sz w:val="28"/>
+          <w:szCs w:val="28"/>
+          <w:lang w:eastAsia="zh-CN"/>
+        </w:rPr>
+        <w:t>周沫勋</w:t>
+      </w:r>
+      <w:proofErr w:type="gramEnd"/>
+      <w:r>
+        <w:rPr>
+          <w:rFonts w:ascii="仿宋_GB2312" w:eastAsia="仿宋_GB2312" w:hint="eastAsia"/>
+          <w:sz w:val="28"/>
+          <w:szCs w:val="28"/>
+          <w:lang w:eastAsia="zh-CN"/>
+        </w:rPr>
+        <w:t xml:space="preserve"> 吴浩然 张逸沫 李奕宏 毛家瑞 陈益沅 朱</w:t>
+      </w:r>
+      <w:proofErr w:type="gramStart"/>
+      <w:r>
+        <w:rPr>
+          <w:rFonts w:ascii="仿宋_GB2312" w:eastAsia="仿宋_GB2312" w:hint="eastAsia"/>
+          <w:sz w:val="28"/>
+          <w:szCs w:val="28"/>
+          <w:lang w:eastAsia="zh-CN"/>
+        </w:rPr>
+        <w:t>浩</w:t>
+      </w:r>
+      <w:proofErr w:type="gramEnd"/>
+      <w:r>
+        <w:rPr>
+          <w:rFonts w:ascii="仿宋_GB2312" w:eastAsia="仿宋_GB2312" w:hint="eastAsia"/>
+          <w:sz w:val="28"/>
+          <w:szCs w:val="28"/>
+          <w:lang w:eastAsia="zh-CN"/>
+        </w:rPr>
+        <w:t xml:space="preserve">宇 张昱潇 黄嘉诚 罗成君 </w:t>
+      </w:r>
+      <w:proofErr w:type="gramStart"/>
+      <w:r>
+        <w:rPr>
+          <w:rFonts w:ascii="仿宋_GB2312" w:eastAsia="仿宋_GB2312" w:hint="eastAsia"/>
+          <w:sz w:val="28"/>
+          <w:szCs w:val="28"/>
+          <w:lang w:eastAsia="zh-CN"/>
+        </w:rPr>
+        <w:t>祝若文</w:t>
+      </w:r>
+      <w:proofErr w:type="gramEnd"/>
+      <w:r>
+        <w:rPr>
+          <w:rFonts w:ascii="仿宋_GB2312" w:eastAsia="仿宋_GB2312" w:hint="eastAsia"/>
+          <w:sz w:val="28"/>
+          <w:szCs w:val="28"/>
+          <w:lang w:eastAsia="zh-CN"/>
+        </w:rPr>
+        <w:t xml:space="preserve"> 程云潇 </w:t>
+      </w:r>
+      <w:proofErr w:type="gramStart"/>
+      <w:r>
+        <w:rPr>
+          <w:rFonts w:ascii="仿宋_GB2312" w:eastAsia="仿宋_GB2312" w:hint="eastAsia"/>
+          <w:sz w:val="28"/>
+          <w:szCs w:val="28"/>
+          <w:lang w:eastAsia="zh-CN"/>
+        </w:rPr>
+        <w:t>陈乾之</w:t>
+      </w:r>
+      <w:proofErr w:type="gramEnd"/>
+      <w:r>
+        <w:rPr>
+          <w:rFonts w:ascii="仿宋_GB2312" w:eastAsia="仿宋_GB2312" w:hint="eastAsia"/>
+          <w:sz w:val="28"/>
+          <w:szCs w:val="28"/>
+          <w:lang w:eastAsia="zh-CN"/>
+        </w:rPr>
+        <w:t xml:space="preserve"> 祝晨暮 叶俊麟 </w:t>
+      </w:r>
+      <w:proofErr w:type="gramStart"/>
+      <w:r>
+        <w:rPr>
+          <w:rFonts w:ascii="仿宋_GB2312" w:eastAsia="仿宋_GB2312" w:hint="eastAsia"/>
+          <w:sz w:val="28"/>
+          <w:szCs w:val="28"/>
+          <w:lang w:eastAsia="zh-CN"/>
+        </w:rPr>
+        <w:t>吴亦勋</w:t>
+      </w:r>
+      <w:proofErr w:type="gramEnd"/>
+      <w:r>
+        <w:rPr>
+          <w:rFonts w:ascii="仿宋_GB2312" w:eastAsia="仿宋_GB2312" w:hint="eastAsia"/>
+          <w:sz w:val="28"/>
+          <w:szCs w:val="28"/>
+          <w:lang w:eastAsia="zh-CN"/>
+        </w:rPr>
+        <w:t xml:space="preserve"> 王星宇</w:t>
+      </w:r>
+    </w:p>
+    <w:p>
+      <w:pPr>
+        <w:rPr>
+          <w:rFonts w:ascii="仿宋_GB2312" w:eastAsia="仿宋_GB2312"/>
+          <w:sz w:val="28"/>
+          <w:szCs w:val="28"/>
+          <w:lang w:eastAsia="zh-CN"/>
+        </w:rPr>
+      </w:pPr>
+      <w:r>
+        <w:rPr>
+          <w:rFonts w:ascii="仿宋_GB2312" w:eastAsia="仿宋_GB2312" w:hint="eastAsia"/>
+          <w:sz w:val="28"/>
+          <w:szCs w:val="28"/>
+          <w:lang w:eastAsia="zh-CN"/>
         </w:rPr>
         <w:t>活动内容：</w:t>
       </w:r>
@@ -518,16 +854,18 @@
     <w:p>
       <w:pPr>
         <w:rPr>
-          <w:rFonts w:ascii="仿宋_GB2312" w:eastAsia="仿宋_GB2312" w:hint="eastAsia"/>
-          <w:sz w:val="28"/>
-          <w:szCs w:val="28"/>
-        </w:rPr>
-      </w:pPr>
-      <w:r>
-        <w:rPr>
-          <w:rFonts w:ascii="仿宋_GB2312" w:eastAsia="仿宋_GB2312" w:hint="eastAsia"/>
-          <w:sz w:val="28"/>
-          <w:szCs w:val="28"/>
+          <w:rFonts w:ascii="仿宋_GB2312" w:eastAsia="仿宋_GB2312"/>
+          <w:sz w:val="28"/>
+          <w:szCs w:val="28"/>
+          <w:lang w:eastAsia="zh-CN"/>
+        </w:rPr>
+      </w:pPr>
+      <w:r>
+        <w:rPr>
+          <w:rFonts w:ascii="仿宋_GB2312" w:eastAsia="仿宋_GB2312" w:hint="eastAsia"/>
+          <w:sz w:val="28"/>
+          <w:szCs w:val="28"/>
+          <w:lang w:eastAsia="zh-CN"/>
         </w:rPr>
         <w:t>讲解比赛策略和操作技巧，提高学生在比赛中的应变能力。</w:t>
       </w:r>
@@ -535,16 +873,18 @@
     <w:p>
       <w:pPr>
         <w:rPr>
-          <w:rFonts w:ascii="仿宋_GB2312" w:eastAsia="仿宋_GB2312" w:hint="eastAsia"/>
-          <w:sz w:val="28"/>
-          <w:szCs w:val="28"/>
-        </w:rPr>
-      </w:pPr>
-      <w:r>
-        <w:rPr>
-          <w:rFonts w:ascii="仿宋_GB2312" w:eastAsia="仿宋_GB2312" w:hint="eastAsia"/>
-          <w:sz w:val="28"/>
-          <w:szCs w:val="28"/>
+          <w:rFonts w:ascii="仿宋_GB2312" w:eastAsia="仿宋_GB2312"/>
+          <w:sz w:val="28"/>
+          <w:szCs w:val="28"/>
+          <w:lang w:eastAsia="zh-CN"/>
+        </w:rPr>
+      </w:pPr>
+      <w:r>
+        <w:rPr>
+          <w:rFonts w:ascii="仿宋_GB2312" w:eastAsia="仿宋_GB2312" w:hint="eastAsia"/>
+          <w:sz w:val="28"/>
+          <w:szCs w:val="28"/>
+          <w:lang w:eastAsia="zh-CN"/>
         </w:rPr>
         <w:t>总结暑期比赛情况，对比赛中出现的问题进行复盘，例如结构松动、齿轮磨损等。</w:t>
       </w:r>
@@ -552,16 +892,18 @@
     <w:p>
       <w:pPr>
         <w:rPr>
-          <w:rFonts w:ascii="仿宋_GB2312" w:eastAsia="仿宋_GB2312" w:hint="eastAsia"/>
-          <w:sz w:val="28"/>
-          <w:szCs w:val="28"/>
-        </w:rPr>
-      </w:pPr>
-      <w:r>
-        <w:rPr>
-          <w:rFonts w:ascii="仿宋_GB2312" w:eastAsia="仿宋_GB2312" w:hint="eastAsia"/>
-          <w:sz w:val="28"/>
-          <w:szCs w:val="28"/>
+          <w:rFonts w:ascii="仿宋_GB2312" w:eastAsia="仿宋_GB2312"/>
+          <w:sz w:val="28"/>
+          <w:szCs w:val="28"/>
+          <w:lang w:eastAsia="zh-CN"/>
+        </w:rPr>
+      </w:pPr>
+      <w:r>
+        <w:rPr>
+          <w:rFonts w:ascii="仿宋_GB2312" w:eastAsia="仿宋_GB2312" w:hint="eastAsia"/>
+          <w:sz w:val="28"/>
+          <w:szCs w:val="28"/>
+          <w:lang w:eastAsia="zh-CN"/>
         </w:rPr>
         <w:t>安排学生重新整理机器人线缆和电池固定结构，提高整体可靠性。</w:t>
       </w:r>
@@ -569,16 +911,18 @@
     <w:p>
       <w:pPr>
         <w:rPr>
-          <w:rFonts w:ascii="仿宋_GB2312" w:eastAsia="仿宋_GB2312" w:hint="eastAsia"/>
-          <w:sz w:val="28"/>
-          <w:szCs w:val="28"/>
-        </w:rPr>
-      </w:pPr>
-      <w:r>
-        <w:rPr>
-          <w:rFonts w:ascii="仿宋_GB2312" w:eastAsia="仿宋_GB2312" w:hint="eastAsia"/>
-          <w:sz w:val="28"/>
-          <w:szCs w:val="28"/>
+          <w:rFonts w:ascii="仿宋_GB2312" w:eastAsia="仿宋_GB2312"/>
+          <w:sz w:val="28"/>
+          <w:szCs w:val="28"/>
+          <w:lang w:eastAsia="zh-CN"/>
+        </w:rPr>
+      </w:pPr>
+      <w:r>
+        <w:rPr>
+          <w:rFonts w:ascii="仿宋_GB2312" w:eastAsia="仿宋_GB2312" w:hint="eastAsia"/>
+          <w:sz w:val="28"/>
+          <w:szCs w:val="28"/>
+          <w:lang w:eastAsia="zh-CN"/>
         </w:rPr>
         <w:t>根据比赛反馈重新调整机器人结构，加强关键连接部位。</w:t>
       </w:r>
@@ -586,16 +930,18 @@
     <w:p>
       <w:pPr>
         <w:rPr>
-          <w:rFonts w:ascii="仿宋_GB2312" w:eastAsia="仿宋_GB2312" w:hint="eastAsia"/>
-          <w:sz w:val="28"/>
-          <w:szCs w:val="28"/>
-        </w:rPr>
-      </w:pPr>
-      <w:r>
-        <w:rPr>
-          <w:rFonts w:ascii="仿宋_GB2312" w:eastAsia="仿宋_GB2312" w:hint="eastAsia"/>
-          <w:sz w:val="28"/>
-          <w:szCs w:val="28"/>
+          <w:rFonts w:ascii="仿宋_GB2312" w:eastAsia="仿宋_GB2312"/>
+          <w:sz w:val="28"/>
+          <w:szCs w:val="28"/>
+          <w:lang w:eastAsia="zh-CN"/>
+        </w:rPr>
+      </w:pPr>
+      <w:r>
+        <w:rPr>
+          <w:rFonts w:ascii="仿宋_GB2312" w:eastAsia="仿宋_GB2312" w:hint="eastAsia"/>
+          <w:sz w:val="28"/>
+          <w:szCs w:val="28"/>
+          <w:lang w:eastAsia="zh-CN"/>
         </w:rPr>
         <w:t>组织学生观看优秀队伍比赛视频并讨论可借鉴的设计思路。</w:t>
       </w:r>
@@ -603,16 +949,18 @@
     <w:p>
       <w:pPr>
         <w:rPr>
-          <w:rFonts w:ascii="仿宋_GB2312" w:eastAsia="仿宋_GB2312" w:hint="eastAsia"/>
-          <w:sz w:val="28"/>
-          <w:szCs w:val="28"/>
-        </w:rPr>
-      </w:pPr>
-      <w:r>
-        <w:rPr>
-          <w:rFonts w:ascii="仿宋_GB2312" w:eastAsia="仿宋_GB2312" w:hint="eastAsia"/>
-          <w:sz w:val="28"/>
-          <w:szCs w:val="28"/>
+          <w:rFonts w:ascii="仿宋_GB2312" w:eastAsia="仿宋_GB2312"/>
+          <w:sz w:val="28"/>
+          <w:szCs w:val="28"/>
+          <w:lang w:eastAsia="zh-CN"/>
+        </w:rPr>
+      </w:pPr>
+      <w:r>
+        <w:rPr>
+          <w:rFonts w:ascii="仿宋_GB2312" w:eastAsia="仿宋_GB2312" w:hint="eastAsia"/>
+          <w:sz w:val="28"/>
+          <w:szCs w:val="28"/>
+          <w:lang w:eastAsia="zh-CN"/>
         </w:rPr>
         <w:br w:type="page"/>
       </w:r>
@@ -620,16 +968,18 @@
     <w:p>
       <w:pPr>
         <w:rPr>
-          <w:rFonts w:ascii="仿宋_GB2312" w:eastAsia="仿宋_GB2312" w:hint="eastAsia"/>
-          <w:sz w:val="28"/>
-          <w:szCs w:val="28"/>
-        </w:rPr>
-      </w:pPr>
-      <w:r>
-        <w:rPr>
-          <w:rFonts w:ascii="仿宋_GB2312" w:eastAsia="仿宋_GB2312" w:hint="eastAsia"/>
-          <w:sz w:val="28"/>
-          <w:szCs w:val="28"/>
+          <w:rFonts w:ascii="仿宋_GB2312" w:eastAsia="仿宋_GB2312"/>
+          <w:sz w:val="28"/>
+          <w:szCs w:val="28"/>
+          <w:lang w:eastAsia="zh-CN"/>
+        </w:rPr>
+      </w:pPr>
+      <w:r>
+        <w:rPr>
+          <w:rFonts w:ascii="仿宋_GB2312" w:eastAsia="仿宋_GB2312" w:hint="eastAsia"/>
+          <w:sz w:val="28"/>
+          <w:szCs w:val="28"/>
+          <w:lang w:eastAsia="zh-CN"/>
         </w:rPr>
         <w:lastRenderedPageBreak/>
         <w:t>机器人竞赛班训练记录</w:t>
@@ -638,16 +988,18 @@
     <w:p>
       <w:pPr>
         <w:rPr>
-          <w:rFonts w:ascii="仿宋_GB2312" w:eastAsia="仿宋_GB2312" w:hint="eastAsia"/>
-          <w:sz w:val="28"/>
-          <w:szCs w:val="28"/>
-        </w:rPr>
-      </w:pPr>
-      <w:r>
-        <w:rPr>
-          <w:rFonts w:ascii="仿宋_GB2312" w:eastAsia="仿宋_GB2312" w:hint="eastAsia"/>
-          <w:sz w:val="28"/>
-          <w:szCs w:val="28"/>
+          <w:rFonts w:ascii="仿宋_GB2312" w:eastAsia="仿宋_GB2312"/>
+          <w:sz w:val="28"/>
+          <w:szCs w:val="28"/>
+          <w:lang w:eastAsia="zh-CN"/>
+        </w:rPr>
+      </w:pPr>
+      <w:r>
+        <w:rPr>
+          <w:rFonts w:ascii="仿宋_GB2312" w:eastAsia="仿宋_GB2312" w:hint="eastAsia"/>
+          <w:sz w:val="28"/>
+          <w:szCs w:val="28"/>
+          <w:lang w:eastAsia="zh-CN"/>
         </w:rPr>
         <w:t>日期：2025年08月05日</w:t>
       </w:r>
@@ -655,16 +1007,18 @@
     <w:p>
       <w:pPr>
         <w:rPr>
-          <w:rFonts w:ascii="仿宋_GB2312" w:eastAsia="仿宋_GB2312" w:hint="eastAsia"/>
-          <w:sz w:val="28"/>
-          <w:szCs w:val="28"/>
-        </w:rPr>
-      </w:pPr>
-      <w:r>
-        <w:rPr>
-          <w:rFonts w:ascii="仿宋_GB2312" w:eastAsia="仿宋_GB2312" w:hint="eastAsia"/>
-          <w:sz w:val="28"/>
-          <w:szCs w:val="28"/>
+          <w:rFonts w:ascii="仿宋_GB2312" w:eastAsia="仿宋_GB2312"/>
+          <w:sz w:val="28"/>
+          <w:szCs w:val="28"/>
+          <w:lang w:eastAsia="zh-CN"/>
+        </w:rPr>
+      </w:pPr>
+      <w:r>
+        <w:rPr>
+          <w:rFonts w:ascii="仿宋_GB2312" w:eastAsia="仿宋_GB2312" w:hint="eastAsia"/>
+          <w:sz w:val="28"/>
+          <w:szCs w:val="28"/>
+          <w:lang w:eastAsia="zh-CN"/>
         </w:rPr>
         <w:t>实到学生：</w:t>
       </w:r>
@@ -672,33 +1026,97 @@
     <w:p>
       <w:pPr>
         <w:rPr>
-          <w:rFonts w:ascii="仿宋_GB2312" w:eastAsia="仿宋_GB2312" w:hint="eastAsia"/>
-          <w:sz w:val="28"/>
-          <w:szCs w:val="28"/>
-        </w:rPr>
-      </w:pPr>
-      <w:r>
-        <w:rPr>
-          <w:rFonts w:ascii="仿宋_GB2312" w:eastAsia="仿宋_GB2312" w:hint="eastAsia"/>
-          <w:sz w:val="28"/>
-          <w:szCs w:val="28"/>
-        </w:rPr>
-        <w:t>俞懿 郑家成 李明哲 程云潇 朱浩宇 李奕宏 吴浩然 王思远 杨安宸 王星宇 张逸沫 李明睿 柴天泽 叶俊麟 黄嘉诚 张昱潇 王裕川 周沫勋 陈乾之 陈益沅</w:t>
-      </w:r>
-    </w:p>
-    <w:p>
-      <w:pPr>
-        <w:rPr>
-          <w:rFonts w:ascii="仿宋_GB2312" w:eastAsia="仿宋_GB2312" w:hint="eastAsia"/>
-          <w:sz w:val="28"/>
-          <w:szCs w:val="28"/>
-        </w:rPr>
-      </w:pPr>
-      <w:r>
-        <w:rPr>
-          <w:rFonts w:ascii="仿宋_GB2312" w:eastAsia="仿宋_GB2312" w:hint="eastAsia"/>
-          <w:sz w:val="28"/>
-          <w:szCs w:val="28"/>
+          <w:rFonts w:ascii="仿宋_GB2312" w:eastAsia="仿宋_GB2312"/>
+          <w:sz w:val="28"/>
+          <w:szCs w:val="28"/>
+          <w:lang w:eastAsia="zh-CN"/>
+        </w:rPr>
+      </w:pPr>
+      <w:r>
+        <w:rPr>
+          <w:rFonts w:ascii="仿宋_GB2312" w:eastAsia="仿宋_GB2312" w:hint="eastAsia"/>
+          <w:sz w:val="28"/>
+          <w:szCs w:val="28"/>
+          <w:lang w:eastAsia="zh-CN"/>
+        </w:rPr>
+        <w:t>俞懿 郑家成 李明哲 程云潇 朱</w:t>
+      </w:r>
+      <w:proofErr w:type="gramStart"/>
+      <w:r>
+        <w:rPr>
+          <w:rFonts w:ascii="仿宋_GB2312" w:eastAsia="仿宋_GB2312" w:hint="eastAsia"/>
+          <w:sz w:val="28"/>
+          <w:szCs w:val="28"/>
+          <w:lang w:eastAsia="zh-CN"/>
+        </w:rPr>
+        <w:t>浩</w:t>
+      </w:r>
+      <w:proofErr w:type="gramEnd"/>
+      <w:r>
+        <w:rPr>
+          <w:rFonts w:ascii="仿宋_GB2312" w:eastAsia="仿宋_GB2312" w:hint="eastAsia"/>
+          <w:sz w:val="28"/>
+          <w:szCs w:val="28"/>
+          <w:lang w:eastAsia="zh-CN"/>
+        </w:rPr>
+        <w:t xml:space="preserve">宇 李奕宏 吴浩然 王思远 杨安宸 王星宇 张逸沫 李明睿 柴天泽 叶俊麟 黄嘉诚 张昱潇 </w:t>
+      </w:r>
+      <w:proofErr w:type="gramStart"/>
+      <w:r>
+        <w:rPr>
+          <w:rFonts w:ascii="仿宋_GB2312" w:eastAsia="仿宋_GB2312" w:hint="eastAsia"/>
+          <w:sz w:val="28"/>
+          <w:szCs w:val="28"/>
+          <w:lang w:eastAsia="zh-CN"/>
+        </w:rPr>
+        <w:t>王裕川</w:t>
+      </w:r>
+      <w:proofErr w:type="gramEnd"/>
+      <w:r>
+        <w:rPr>
+          <w:rFonts w:ascii="仿宋_GB2312" w:eastAsia="仿宋_GB2312" w:hint="eastAsia"/>
+          <w:sz w:val="28"/>
+          <w:szCs w:val="28"/>
+          <w:lang w:eastAsia="zh-CN"/>
+        </w:rPr>
+        <w:t xml:space="preserve"> 周</w:t>
+      </w:r>
+      <w:proofErr w:type="gramStart"/>
+      <w:r>
+        <w:rPr>
+          <w:rFonts w:ascii="仿宋_GB2312" w:eastAsia="仿宋_GB2312" w:hint="eastAsia"/>
+          <w:sz w:val="28"/>
+          <w:szCs w:val="28"/>
+          <w:lang w:eastAsia="zh-CN"/>
+        </w:rPr>
+        <w:t>沫勋 陈乾</w:t>
+      </w:r>
+      <w:proofErr w:type="gramEnd"/>
+      <w:r>
+        <w:rPr>
+          <w:rFonts w:ascii="仿宋_GB2312" w:eastAsia="仿宋_GB2312" w:hint="eastAsia"/>
+          <w:sz w:val="28"/>
+          <w:szCs w:val="28"/>
+          <w:lang w:eastAsia="zh-CN"/>
+        </w:rPr>
+        <w:t>之 陈益沅</w:t>
+      </w:r>
+    </w:p>
+    <w:p>
+      <w:pPr>
+        <w:rPr>
+          <w:rFonts w:ascii="仿宋_GB2312" w:eastAsia="仿宋_GB2312"/>
+          <w:sz w:val="28"/>
+          <w:szCs w:val="28"/>
+          <w:lang w:eastAsia="zh-CN"/>
+        </w:rPr>
+      </w:pPr>
+      <w:r>
+        <w:rPr>
+          <w:rFonts w:ascii="仿宋_GB2312" w:eastAsia="仿宋_GB2312" w:hint="eastAsia"/>
+          <w:sz w:val="28"/>
+          <w:szCs w:val="28"/>
+          <w:lang w:eastAsia="zh-CN"/>
         </w:rPr>
         <w:t>活动内容：</w:t>
       </w:r>
@@ -706,16 +1124,18 @@
     <w:p>
       <w:pPr>
         <w:rPr>
-          <w:rFonts w:ascii="仿宋_GB2312" w:eastAsia="仿宋_GB2312" w:hint="eastAsia"/>
-          <w:sz w:val="28"/>
-          <w:szCs w:val="28"/>
-        </w:rPr>
-      </w:pPr>
-      <w:r>
-        <w:rPr>
-          <w:rFonts w:ascii="仿宋_GB2312" w:eastAsia="仿宋_GB2312" w:hint="eastAsia"/>
-          <w:sz w:val="28"/>
-          <w:szCs w:val="28"/>
+          <w:rFonts w:ascii="仿宋_GB2312" w:eastAsia="仿宋_GB2312"/>
+          <w:sz w:val="28"/>
+          <w:szCs w:val="28"/>
+          <w:lang w:eastAsia="zh-CN"/>
+        </w:rPr>
+      </w:pPr>
+      <w:r>
+        <w:rPr>
+          <w:rFonts w:ascii="仿宋_GB2312" w:eastAsia="仿宋_GB2312" w:hint="eastAsia"/>
+          <w:sz w:val="28"/>
+          <w:szCs w:val="28"/>
+          <w:lang w:eastAsia="zh-CN"/>
         </w:rPr>
         <w:t>开展队内模拟赛训练，通过多轮比赛检验机器人稳定性。</w:t>
       </w:r>
@@ -723,16 +1143,18 @@
     <w:p>
       <w:pPr>
         <w:rPr>
-          <w:rFonts w:ascii="仿宋_GB2312" w:eastAsia="仿宋_GB2312" w:hint="eastAsia"/>
-          <w:sz w:val="28"/>
-          <w:szCs w:val="28"/>
-        </w:rPr>
-      </w:pPr>
-      <w:r>
-        <w:rPr>
-          <w:rFonts w:ascii="仿宋_GB2312" w:eastAsia="仿宋_GB2312" w:hint="eastAsia"/>
-          <w:sz w:val="28"/>
-          <w:szCs w:val="28"/>
+          <w:rFonts w:ascii="仿宋_GB2312" w:eastAsia="仿宋_GB2312"/>
+          <w:sz w:val="28"/>
+          <w:szCs w:val="28"/>
+          <w:lang w:eastAsia="zh-CN"/>
+        </w:rPr>
+      </w:pPr>
+      <w:r>
+        <w:rPr>
+          <w:rFonts w:ascii="仿宋_GB2312" w:eastAsia="仿宋_GB2312" w:hint="eastAsia"/>
+          <w:sz w:val="28"/>
+          <w:szCs w:val="28"/>
+          <w:lang w:eastAsia="zh-CN"/>
         </w:rPr>
         <w:t>组织学生观看优秀队伍比赛视频并讨论可借鉴的设计思路。</w:t>
       </w:r>
@@ -740,16 +1162,18 @@
     <w:p>
       <w:pPr>
         <w:rPr>
-          <w:rFonts w:ascii="仿宋_GB2312" w:eastAsia="仿宋_GB2312" w:hint="eastAsia"/>
-          <w:sz w:val="28"/>
-          <w:szCs w:val="28"/>
-        </w:rPr>
-      </w:pPr>
-      <w:r>
-        <w:rPr>
-          <w:rFonts w:ascii="仿宋_GB2312" w:eastAsia="仿宋_GB2312" w:hint="eastAsia"/>
-          <w:sz w:val="28"/>
-          <w:szCs w:val="28"/>
+          <w:rFonts w:ascii="仿宋_GB2312" w:eastAsia="仿宋_GB2312"/>
+          <w:sz w:val="28"/>
+          <w:szCs w:val="28"/>
+          <w:lang w:eastAsia="zh-CN"/>
+        </w:rPr>
+      </w:pPr>
+      <w:r>
+        <w:rPr>
+          <w:rFonts w:ascii="仿宋_GB2312" w:eastAsia="仿宋_GB2312" w:hint="eastAsia"/>
+          <w:sz w:val="28"/>
+          <w:szCs w:val="28"/>
+          <w:lang w:eastAsia="zh-CN"/>
         </w:rPr>
         <w:t>根据比赛反馈重新调整机器人结构，加强关键连接部位。</w:t>
       </w:r>
@@ -757,16 +1181,18 @@
     <w:p>
       <w:pPr>
         <w:rPr>
-          <w:rFonts w:ascii="仿宋_GB2312" w:eastAsia="仿宋_GB2312" w:hint="eastAsia"/>
-          <w:sz w:val="28"/>
-          <w:szCs w:val="28"/>
-        </w:rPr>
-      </w:pPr>
-      <w:r>
-        <w:rPr>
-          <w:rFonts w:ascii="仿宋_GB2312" w:eastAsia="仿宋_GB2312" w:hint="eastAsia"/>
-          <w:sz w:val="28"/>
-          <w:szCs w:val="28"/>
+          <w:rFonts w:ascii="仿宋_GB2312" w:eastAsia="仿宋_GB2312"/>
+          <w:sz w:val="28"/>
+          <w:szCs w:val="28"/>
+          <w:lang w:eastAsia="zh-CN"/>
+        </w:rPr>
+      </w:pPr>
+      <w:r>
+        <w:rPr>
+          <w:rFonts w:ascii="仿宋_GB2312" w:eastAsia="仿宋_GB2312" w:hint="eastAsia"/>
+          <w:sz w:val="28"/>
+          <w:szCs w:val="28"/>
+          <w:lang w:eastAsia="zh-CN"/>
         </w:rPr>
         <w:t>安排学生重新整理机器人线缆和电池固定结构，提高整体可靠性。</w:t>
       </w:r>
@@ -774,16 +1200,18 @@
     <w:p>
       <w:pPr>
         <w:rPr>
-          <w:rFonts w:ascii="仿宋_GB2312" w:eastAsia="仿宋_GB2312" w:hint="eastAsia"/>
-          <w:sz w:val="28"/>
-          <w:szCs w:val="28"/>
-        </w:rPr>
-      </w:pPr>
-      <w:r>
-        <w:rPr>
-          <w:rFonts w:ascii="仿宋_GB2312" w:eastAsia="仿宋_GB2312" w:hint="eastAsia"/>
-          <w:sz w:val="28"/>
-          <w:szCs w:val="28"/>
+          <w:rFonts w:ascii="仿宋_GB2312" w:eastAsia="仿宋_GB2312"/>
+          <w:sz w:val="28"/>
+          <w:szCs w:val="28"/>
+          <w:lang w:eastAsia="zh-CN"/>
+        </w:rPr>
+      </w:pPr>
+      <w:r>
+        <w:rPr>
+          <w:rFonts w:ascii="仿宋_GB2312" w:eastAsia="仿宋_GB2312" w:hint="eastAsia"/>
+          <w:sz w:val="28"/>
+          <w:szCs w:val="28"/>
+          <w:lang w:eastAsia="zh-CN"/>
         </w:rPr>
         <w:t>对机器人程序进行迭代优化，改善自动阶段路径误差。</w:t>
       </w:r>
@@ -791,16 +1219,18 @@
     <w:p>
       <w:pPr>
         <w:rPr>
-          <w:rFonts w:ascii="仿宋_GB2312" w:eastAsia="仿宋_GB2312" w:hint="eastAsia"/>
-          <w:sz w:val="28"/>
-          <w:szCs w:val="28"/>
-        </w:rPr>
-      </w:pPr>
-      <w:r>
-        <w:rPr>
-          <w:rFonts w:ascii="仿宋_GB2312" w:eastAsia="仿宋_GB2312" w:hint="eastAsia"/>
-          <w:sz w:val="28"/>
-          <w:szCs w:val="28"/>
+          <w:rFonts w:ascii="仿宋_GB2312" w:eastAsia="仿宋_GB2312"/>
+          <w:sz w:val="28"/>
+          <w:szCs w:val="28"/>
+          <w:lang w:eastAsia="zh-CN"/>
+        </w:rPr>
+      </w:pPr>
+      <w:r>
+        <w:rPr>
+          <w:rFonts w:ascii="仿宋_GB2312" w:eastAsia="仿宋_GB2312" w:hint="eastAsia"/>
+          <w:sz w:val="28"/>
+          <w:szCs w:val="28"/>
+          <w:lang w:eastAsia="zh-CN"/>
         </w:rPr>
         <w:br w:type="page"/>
       </w:r>
@@ -808,16 +1238,18 @@
     <w:p>
       <w:pPr>
         <w:rPr>
-          <w:rFonts w:ascii="仿宋_GB2312" w:eastAsia="仿宋_GB2312" w:hint="eastAsia"/>
-          <w:sz w:val="28"/>
-          <w:szCs w:val="28"/>
-        </w:rPr>
-      </w:pPr>
-      <w:r>
-        <w:rPr>
-          <w:rFonts w:ascii="仿宋_GB2312" w:eastAsia="仿宋_GB2312" w:hint="eastAsia"/>
-          <w:sz w:val="28"/>
-          <w:szCs w:val="28"/>
+          <w:rFonts w:ascii="仿宋_GB2312" w:eastAsia="仿宋_GB2312"/>
+          <w:sz w:val="28"/>
+          <w:szCs w:val="28"/>
+          <w:lang w:eastAsia="zh-CN"/>
+        </w:rPr>
+      </w:pPr>
+      <w:r>
+        <w:rPr>
+          <w:rFonts w:ascii="仿宋_GB2312" w:eastAsia="仿宋_GB2312" w:hint="eastAsia"/>
+          <w:sz w:val="28"/>
+          <w:szCs w:val="28"/>
+          <w:lang w:eastAsia="zh-CN"/>
         </w:rPr>
         <w:lastRenderedPageBreak/>
         <w:t>机器人竞赛班训练记录</w:t>
@@ -826,16 +1258,18 @@
     <w:p>
       <w:pPr>
         <w:rPr>
-          <w:rFonts w:ascii="仿宋_GB2312" w:eastAsia="仿宋_GB2312" w:hint="eastAsia"/>
-          <w:sz w:val="28"/>
-          <w:szCs w:val="28"/>
-        </w:rPr>
-      </w:pPr>
-      <w:r>
-        <w:rPr>
-          <w:rFonts w:ascii="仿宋_GB2312" w:eastAsia="仿宋_GB2312" w:hint="eastAsia"/>
-          <w:sz w:val="28"/>
-          <w:szCs w:val="28"/>
+          <w:rFonts w:ascii="仿宋_GB2312" w:eastAsia="仿宋_GB2312"/>
+          <w:sz w:val="28"/>
+          <w:szCs w:val="28"/>
+          <w:lang w:eastAsia="zh-CN"/>
+        </w:rPr>
+      </w:pPr>
+      <w:r>
+        <w:rPr>
+          <w:rFonts w:ascii="仿宋_GB2312" w:eastAsia="仿宋_GB2312" w:hint="eastAsia"/>
+          <w:sz w:val="28"/>
+          <w:szCs w:val="28"/>
+          <w:lang w:eastAsia="zh-CN"/>
         </w:rPr>
         <w:t>日期：2025年08月06日</w:t>
       </w:r>
@@ -843,16 +1277,18 @@
     <w:p>
       <w:pPr>
         <w:rPr>
-          <w:rFonts w:ascii="仿宋_GB2312" w:eastAsia="仿宋_GB2312" w:hint="eastAsia"/>
-          <w:sz w:val="28"/>
-          <w:szCs w:val="28"/>
-        </w:rPr>
-      </w:pPr>
-      <w:r>
-        <w:rPr>
-          <w:rFonts w:ascii="仿宋_GB2312" w:eastAsia="仿宋_GB2312" w:hint="eastAsia"/>
-          <w:sz w:val="28"/>
-          <w:szCs w:val="28"/>
+          <w:rFonts w:ascii="仿宋_GB2312" w:eastAsia="仿宋_GB2312"/>
+          <w:sz w:val="28"/>
+          <w:szCs w:val="28"/>
+          <w:lang w:eastAsia="zh-CN"/>
+        </w:rPr>
+      </w:pPr>
+      <w:r>
+        <w:rPr>
+          <w:rFonts w:ascii="仿宋_GB2312" w:eastAsia="仿宋_GB2312" w:hint="eastAsia"/>
+          <w:sz w:val="28"/>
+          <w:szCs w:val="28"/>
+          <w:lang w:eastAsia="zh-CN"/>
         </w:rPr>
         <w:t>实到学生：</w:t>
       </w:r>
@@ -860,33 +1296,117 @@
     <w:p>
       <w:pPr>
         <w:rPr>
-          <w:rFonts w:ascii="仿宋_GB2312" w:eastAsia="仿宋_GB2312" w:hint="eastAsia"/>
-          <w:sz w:val="28"/>
-          <w:szCs w:val="28"/>
-        </w:rPr>
-      </w:pPr>
-      <w:r>
-        <w:rPr>
-          <w:rFonts w:ascii="仿宋_GB2312" w:eastAsia="仿宋_GB2312" w:hint="eastAsia"/>
-          <w:sz w:val="28"/>
-          <w:szCs w:val="28"/>
-        </w:rPr>
-        <w:t>王思远 舒杨 杨安宸 陈益沅 朱浩宇 李明睿 叶俊麟 王星宇 程云潇 陈乾之 张昱潇 李明哲 毛家瑞 郑家成 张逸沫 吴亦勋 黄嘉诚 罗成君 王裕川</w:t>
-      </w:r>
-    </w:p>
-    <w:p>
-      <w:pPr>
-        <w:rPr>
-          <w:rFonts w:ascii="仿宋_GB2312" w:eastAsia="仿宋_GB2312" w:hint="eastAsia"/>
-          <w:sz w:val="28"/>
-          <w:szCs w:val="28"/>
-        </w:rPr>
-      </w:pPr>
-      <w:r>
-        <w:rPr>
-          <w:rFonts w:ascii="仿宋_GB2312" w:eastAsia="仿宋_GB2312" w:hint="eastAsia"/>
-          <w:sz w:val="28"/>
-          <w:szCs w:val="28"/>
+          <w:rFonts w:ascii="仿宋_GB2312" w:eastAsia="仿宋_GB2312"/>
+          <w:sz w:val="28"/>
+          <w:szCs w:val="28"/>
+          <w:lang w:eastAsia="zh-CN"/>
+        </w:rPr>
+      </w:pPr>
+      <w:r>
+        <w:rPr>
+          <w:rFonts w:ascii="仿宋_GB2312" w:eastAsia="仿宋_GB2312" w:hint="eastAsia"/>
+          <w:sz w:val="28"/>
+          <w:szCs w:val="28"/>
+          <w:lang w:eastAsia="zh-CN"/>
+        </w:rPr>
+        <w:t xml:space="preserve">王思远 </w:t>
+      </w:r>
+      <w:proofErr w:type="gramStart"/>
+      <w:r>
+        <w:rPr>
+          <w:rFonts w:ascii="仿宋_GB2312" w:eastAsia="仿宋_GB2312" w:hint="eastAsia"/>
+          <w:sz w:val="28"/>
+          <w:szCs w:val="28"/>
+          <w:lang w:eastAsia="zh-CN"/>
+        </w:rPr>
+        <w:t>舒杨</w:t>
+      </w:r>
+      <w:proofErr w:type="gramEnd"/>
+      <w:r>
+        <w:rPr>
+          <w:rFonts w:ascii="仿宋_GB2312" w:eastAsia="仿宋_GB2312" w:hint="eastAsia"/>
+          <w:sz w:val="28"/>
+          <w:szCs w:val="28"/>
+          <w:lang w:eastAsia="zh-CN"/>
+        </w:rPr>
+        <w:t xml:space="preserve"> 杨安宸 陈益沅 朱</w:t>
+      </w:r>
+      <w:proofErr w:type="gramStart"/>
+      <w:r>
+        <w:rPr>
+          <w:rFonts w:ascii="仿宋_GB2312" w:eastAsia="仿宋_GB2312" w:hint="eastAsia"/>
+          <w:sz w:val="28"/>
+          <w:szCs w:val="28"/>
+          <w:lang w:eastAsia="zh-CN"/>
+        </w:rPr>
+        <w:t>浩</w:t>
+      </w:r>
+      <w:proofErr w:type="gramEnd"/>
+      <w:r>
+        <w:rPr>
+          <w:rFonts w:ascii="仿宋_GB2312" w:eastAsia="仿宋_GB2312" w:hint="eastAsia"/>
+          <w:sz w:val="28"/>
+          <w:szCs w:val="28"/>
+          <w:lang w:eastAsia="zh-CN"/>
+        </w:rPr>
+        <w:t xml:space="preserve">宇 李明睿 叶俊麟 王星宇 程云潇 </w:t>
+      </w:r>
+      <w:proofErr w:type="gramStart"/>
+      <w:r>
+        <w:rPr>
+          <w:rFonts w:ascii="仿宋_GB2312" w:eastAsia="仿宋_GB2312" w:hint="eastAsia"/>
+          <w:sz w:val="28"/>
+          <w:szCs w:val="28"/>
+          <w:lang w:eastAsia="zh-CN"/>
+        </w:rPr>
+        <w:t>陈乾之</w:t>
+      </w:r>
+      <w:proofErr w:type="gramEnd"/>
+      <w:r>
+        <w:rPr>
+          <w:rFonts w:ascii="仿宋_GB2312" w:eastAsia="仿宋_GB2312" w:hint="eastAsia"/>
+          <w:sz w:val="28"/>
+          <w:szCs w:val="28"/>
+          <w:lang w:eastAsia="zh-CN"/>
+        </w:rPr>
+        <w:t xml:space="preserve"> 张昱潇 李明哲 毛家瑞 郑家成 张逸沫 </w:t>
+      </w:r>
+      <w:proofErr w:type="gramStart"/>
+      <w:r>
+        <w:rPr>
+          <w:rFonts w:ascii="仿宋_GB2312" w:eastAsia="仿宋_GB2312" w:hint="eastAsia"/>
+          <w:sz w:val="28"/>
+          <w:szCs w:val="28"/>
+          <w:lang w:eastAsia="zh-CN"/>
+        </w:rPr>
+        <w:t>吴亦勋</w:t>
+      </w:r>
+      <w:proofErr w:type="gramEnd"/>
+      <w:r>
+        <w:rPr>
+          <w:rFonts w:ascii="仿宋_GB2312" w:eastAsia="仿宋_GB2312" w:hint="eastAsia"/>
+          <w:sz w:val="28"/>
+          <w:szCs w:val="28"/>
+          <w:lang w:eastAsia="zh-CN"/>
+        </w:rPr>
+        <w:t xml:space="preserve"> 黄嘉诚 罗成君 王裕川</w:t>
+      </w:r>
+    </w:p>
+    <w:p>
+      <w:pPr>
+        <w:rPr>
+          <w:rFonts w:ascii="仿宋_GB2312" w:eastAsia="仿宋_GB2312"/>
+          <w:sz w:val="28"/>
+          <w:szCs w:val="28"/>
+          <w:lang w:eastAsia="zh-CN"/>
+        </w:rPr>
+      </w:pPr>
+      <w:r>
+        <w:rPr>
+          <w:rFonts w:ascii="仿宋_GB2312" w:eastAsia="仿宋_GB2312" w:hint="eastAsia"/>
+          <w:sz w:val="28"/>
+          <w:szCs w:val="28"/>
+          <w:lang w:eastAsia="zh-CN"/>
         </w:rPr>
         <w:t>活动内容：</w:t>
       </w:r>
@@ -894,16 +1414,18 @@
     <w:p>
       <w:pPr>
         <w:rPr>
-          <w:rFonts w:ascii="仿宋_GB2312" w:eastAsia="仿宋_GB2312" w:hint="eastAsia"/>
-          <w:sz w:val="28"/>
-          <w:szCs w:val="28"/>
-        </w:rPr>
-      </w:pPr>
-      <w:r>
-        <w:rPr>
-          <w:rFonts w:ascii="仿宋_GB2312" w:eastAsia="仿宋_GB2312" w:hint="eastAsia"/>
-          <w:sz w:val="28"/>
-          <w:szCs w:val="28"/>
+          <w:rFonts w:ascii="仿宋_GB2312" w:eastAsia="仿宋_GB2312"/>
+          <w:sz w:val="28"/>
+          <w:szCs w:val="28"/>
+          <w:lang w:eastAsia="zh-CN"/>
+        </w:rPr>
+      </w:pPr>
+      <w:r>
+        <w:rPr>
+          <w:rFonts w:ascii="仿宋_GB2312" w:eastAsia="仿宋_GB2312" w:hint="eastAsia"/>
+          <w:sz w:val="28"/>
+          <w:szCs w:val="28"/>
+          <w:lang w:eastAsia="zh-CN"/>
         </w:rPr>
         <w:t>讲解比赛策略和操作技巧，提高学生在比赛中的应变能力。</w:t>
       </w:r>
@@ -911,16 +1433,18 @@
     <w:p>
       <w:pPr>
         <w:rPr>
-          <w:rFonts w:ascii="仿宋_GB2312" w:eastAsia="仿宋_GB2312" w:hint="eastAsia"/>
-          <w:sz w:val="28"/>
-          <w:szCs w:val="28"/>
-        </w:rPr>
-      </w:pPr>
-      <w:r>
-        <w:rPr>
-          <w:rFonts w:ascii="仿宋_GB2312" w:eastAsia="仿宋_GB2312" w:hint="eastAsia"/>
-          <w:sz w:val="28"/>
-          <w:szCs w:val="28"/>
+          <w:rFonts w:ascii="仿宋_GB2312" w:eastAsia="仿宋_GB2312"/>
+          <w:sz w:val="28"/>
+          <w:szCs w:val="28"/>
+          <w:lang w:eastAsia="zh-CN"/>
+        </w:rPr>
+      </w:pPr>
+      <w:r>
+        <w:rPr>
+          <w:rFonts w:ascii="仿宋_GB2312" w:eastAsia="仿宋_GB2312" w:hint="eastAsia"/>
+          <w:sz w:val="28"/>
+          <w:szCs w:val="28"/>
+          <w:lang w:eastAsia="zh-CN"/>
         </w:rPr>
         <w:t>开展队内模拟赛训练，通过多轮比赛检验机器人稳定性。</w:t>
       </w:r>
@@ -928,16 +1452,18 @@
     <w:p>
       <w:pPr>
         <w:rPr>
-          <w:rFonts w:ascii="仿宋_GB2312" w:eastAsia="仿宋_GB2312" w:hint="eastAsia"/>
-          <w:sz w:val="28"/>
-          <w:szCs w:val="28"/>
-        </w:rPr>
-      </w:pPr>
-      <w:r>
-        <w:rPr>
-          <w:rFonts w:ascii="仿宋_GB2312" w:eastAsia="仿宋_GB2312" w:hint="eastAsia"/>
-          <w:sz w:val="28"/>
-          <w:szCs w:val="28"/>
+          <w:rFonts w:ascii="仿宋_GB2312" w:eastAsia="仿宋_GB2312"/>
+          <w:sz w:val="28"/>
+          <w:szCs w:val="28"/>
+          <w:lang w:eastAsia="zh-CN"/>
+        </w:rPr>
+      </w:pPr>
+      <w:r>
+        <w:rPr>
+          <w:rFonts w:ascii="仿宋_GB2312" w:eastAsia="仿宋_GB2312" w:hint="eastAsia"/>
+          <w:sz w:val="28"/>
+          <w:szCs w:val="28"/>
+          <w:lang w:eastAsia="zh-CN"/>
         </w:rPr>
         <w:t>对机器人程序进行迭代优化，改善自动阶段路径误差。</w:t>
       </w:r>
@@ -945,16 +1471,18 @@
     <w:p>
       <w:pPr>
         <w:rPr>
-          <w:rFonts w:ascii="仿宋_GB2312" w:eastAsia="仿宋_GB2312" w:hint="eastAsia"/>
-          <w:sz w:val="28"/>
-          <w:szCs w:val="28"/>
-        </w:rPr>
-      </w:pPr>
-      <w:r>
-        <w:rPr>
-          <w:rFonts w:ascii="仿宋_GB2312" w:eastAsia="仿宋_GB2312" w:hint="eastAsia"/>
-          <w:sz w:val="28"/>
-          <w:szCs w:val="28"/>
+          <w:rFonts w:ascii="仿宋_GB2312" w:eastAsia="仿宋_GB2312"/>
+          <w:sz w:val="28"/>
+          <w:szCs w:val="28"/>
+          <w:lang w:eastAsia="zh-CN"/>
+        </w:rPr>
+      </w:pPr>
+      <w:r>
+        <w:rPr>
+          <w:rFonts w:ascii="仿宋_GB2312" w:eastAsia="仿宋_GB2312" w:hint="eastAsia"/>
+          <w:sz w:val="28"/>
+          <w:szCs w:val="28"/>
+          <w:lang w:eastAsia="zh-CN"/>
         </w:rPr>
         <w:t>安排学生重新整理机器人线缆和电池固定结构，提高整体可靠性。</w:t>
       </w:r>
@@ -962,16 +1490,18 @@
     <w:p>
       <w:pPr>
         <w:rPr>
-          <w:rFonts w:ascii="仿宋_GB2312" w:eastAsia="仿宋_GB2312" w:hint="eastAsia"/>
-          <w:sz w:val="28"/>
-          <w:szCs w:val="28"/>
-        </w:rPr>
-      </w:pPr>
-      <w:r>
-        <w:rPr>
-          <w:rFonts w:ascii="仿宋_GB2312" w:eastAsia="仿宋_GB2312" w:hint="eastAsia"/>
-          <w:sz w:val="28"/>
-          <w:szCs w:val="28"/>
+          <w:rFonts w:ascii="仿宋_GB2312" w:eastAsia="仿宋_GB2312"/>
+          <w:sz w:val="28"/>
+          <w:szCs w:val="28"/>
+          <w:lang w:eastAsia="zh-CN"/>
+        </w:rPr>
+      </w:pPr>
+      <w:r>
+        <w:rPr>
+          <w:rFonts w:ascii="仿宋_GB2312" w:eastAsia="仿宋_GB2312" w:hint="eastAsia"/>
+          <w:sz w:val="28"/>
+          <w:szCs w:val="28"/>
+          <w:lang w:eastAsia="zh-CN"/>
         </w:rPr>
         <w:t>组织学生观看优秀队伍比赛视频并讨论可借鉴的设计思路。</w:t>
       </w:r>
@@ -979,16 +1509,18 @@
     <w:p>
       <w:pPr>
         <w:rPr>
-          <w:rFonts w:ascii="仿宋_GB2312" w:eastAsia="仿宋_GB2312" w:hint="eastAsia"/>
-          <w:sz w:val="28"/>
-          <w:szCs w:val="28"/>
-        </w:rPr>
-      </w:pPr>
-      <w:r>
-        <w:rPr>
-          <w:rFonts w:ascii="仿宋_GB2312" w:eastAsia="仿宋_GB2312" w:hint="eastAsia"/>
-          <w:sz w:val="28"/>
-          <w:szCs w:val="28"/>
+          <w:rFonts w:ascii="仿宋_GB2312" w:eastAsia="仿宋_GB2312"/>
+          <w:sz w:val="28"/>
+          <w:szCs w:val="28"/>
+          <w:lang w:eastAsia="zh-CN"/>
+        </w:rPr>
+      </w:pPr>
+      <w:r>
+        <w:rPr>
+          <w:rFonts w:ascii="仿宋_GB2312" w:eastAsia="仿宋_GB2312" w:hint="eastAsia"/>
+          <w:sz w:val="28"/>
+          <w:szCs w:val="28"/>
+          <w:lang w:eastAsia="zh-CN"/>
         </w:rPr>
         <w:br w:type="page"/>
       </w:r>
@@ -996,16 +1528,18 @@
     <w:p>
       <w:pPr>
         <w:rPr>
-          <w:rFonts w:ascii="仿宋_GB2312" w:eastAsia="仿宋_GB2312" w:hint="eastAsia"/>
-          <w:sz w:val="28"/>
-          <w:szCs w:val="28"/>
-        </w:rPr>
-      </w:pPr>
-      <w:r>
-        <w:rPr>
-          <w:rFonts w:ascii="仿宋_GB2312" w:eastAsia="仿宋_GB2312" w:hint="eastAsia"/>
-          <w:sz w:val="28"/>
-          <w:szCs w:val="28"/>
+          <w:rFonts w:ascii="仿宋_GB2312" w:eastAsia="仿宋_GB2312"/>
+          <w:sz w:val="28"/>
+          <w:szCs w:val="28"/>
+          <w:lang w:eastAsia="zh-CN"/>
+        </w:rPr>
+      </w:pPr>
+      <w:r>
+        <w:rPr>
+          <w:rFonts w:ascii="仿宋_GB2312" w:eastAsia="仿宋_GB2312" w:hint="eastAsia"/>
+          <w:sz w:val="28"/>
+          <w:szCs w:val="28"/>
+          <w:lang w:eastAsia="zh-CN"/>
         </w:rPr>
         <w:lastRenderedPageBreak/>
         <w:t>机器人竞赛班训练记录</w:t>
@@ -1014,16 +1548,18 @@
     <w:p>
       <w:pPr>
         <w:rPr>
-          <w:rFonts w:ascii="仿宋_GB2312" w:eastAsia="仿宋_GB2312" w:hint="eastAsia"/>
-          <w:sz w:val="28"/>
-          <w:szCs w:val="28"/>
-        </w:rPr>
-      </w:pPr>
-      <w:r>
-        <w:rPr>
-          <w:rFonts w:ascii="仿宋_GB2312" w:eastAsia="仿宋_GB2312" w:hint="eastAsia"/>
-          <w:sz w:val="28"/>
-          <w:szCs w:val="28"/>
+          <w:rFonts w:ascii="仿宋_GB2312" w:eastAsia="仿宋_GB2312"/>
+          <w:sz w:val="28"/>
+          <w:szCs w:val="28"/>
+          <w:lang w:eastAsia="zh-CN"/>
+        </w:rPr>
+      </w:pPr>
+      <w:r>
+        <w:rPr>
+          <w:rFonts w:ascii="仿宋_GB2312" w:eastAsia="仿宋_GB2312" w:hint="eastAsia"/>
+          <w:sz w:val="28"/>
+          <w:szCs w:val="28"/>
+          <w:lang w:eastAsia="zh-CN"/>
         </w:rPr>
         <w:t>日期：2025年08月07日</w:t>
       </w:r>
@@ -1031,16 +1567,18 @@
     <w:p>
       <w:pPr>
         <w:rPr>
-          <w:rFonts w:ascii="仿宋_GB2312" w:eastAsia="仿宋_GB2312" w:hint="eastAsia"/>
-          <w:sz w:val="28"/>
-          <w:szCs w:val="28"/>
-        </w:rPr>
-      </w:pPr>
-      <w:r>
-        <w:rPr>
-          <w:rFonts w:ascii="仿宋_GB2312" w:eastAsia="仿宋_GB2312" w:hint="eastAsia"/>
-          <w:sz w:val="28"/>
-          <w:szCs w:val="28"/>
+          <w:rFonts w:ascii="仿宋_GB2312" w:eastAsia="仿宋_GB2312"/>
+          <w:sz w:val="28"/>
+          <w:szCs w:val="28"/>
+          <w:lang w:eastAsia="zh-CN"/>
+        </w:rPr>
+      </w:pPr>
+      <w:r>
+        <w:rPr>
+          <w:rFonts w:ascii="仿宋_GB2312" w:eastAsia="仿宋_GB2312" w:hint="eastAsia"/>
+          <w:sz w:val="28"/>
+          <w:szCs w:val="28"/>
+          <w:lang w:eastAsia="zh-CN"/>
         </w:rPr>
         <w:t>实到学生：</w:t>
       </w:r>
@@ -1048,24 +1586,107 @@
     <w:p>
       <w:pPr>
         <w:rPr>
-          <w:rFonts w:ascii="仿宋_GB2312" w:eastAsia="仿宋_GB2312" w:hint="eastAsia"/>
-          <w:sz w:val="28"/>
-          <w:szCs w:val="28"/>
-        </w:rPr>
-      </w:pPr>
-      <w:r>
-        <w:rPr>
-          <w:rFonts w:ascii="仿宋_GB2312" w:eastAsia="仿宋_GB2312" w:hint="eastAsia"/>
-          <w:sz w:val="28"/>
-          <w:szCs w:val="28"/>
-        </w:rPr>
-        <w:t>陈益沅 王裕川 叶俊麟 毛家瑞 杨安宸 俞懿 王星宇 王思远 李奕宏 柴天泽 张昱潇 吴浩然 程云潇 张逸沫 吴亦勋 李明哲 朱浩宇 黄嘉诚 周沫勋 陈乾之 洪</w:t>
+          <w:rFonts w:ascii="仿宋_GB2312" w:eastAsia="仿宋_GB2312"/>
+          <w:sz w:val="28"/>
+          <w:szCs w:val="28"/>
+          <w:lang w:eastAsia="zh-CN"/>
+        </w:rPr>
+      </w:pPr>
+      <w:r>
+        <w:rPr>
+          <w:rFonts w:ascii="仿宋_GB2312" w:eastAsia="仿宋_GB2312" w:hint="eastAsia"/>
+          <w:sz w:val="28"/>
+          <w:szCs w:val="28"/>
+          <w:lang w:eastAsia="zh-CN"/>
+        </w:rPr>
+        <w:t xml:space="preserve">陈益沅 </w:t>
+      </w:r>
+      <w:proofErr w:type="gramStart"/>
+      <w:r>
+        <w:rPr>
+          <w:rFonts w:ascii="仿宋_GB2312" w:eastAsia="仿宋_GB2312" w:hint="eastAsia"/>
+          <w:sz w:val="28"/>
+          <w:szCs w:val="28"/>
+          <w:lang w:eastAsia="zh-CN"/>
+        </w:rPr>
+        <w:t>王裕川</w:t>
+      </w:r>
+      <w:proofErr w:type="gramEnd"/>
+      <w:r>
+        <w:rPr>
+          <w:rFonts w:ascii="仿宋_GB2312" w:eastAsia="仿宋_GB2312" w:hint="eastAsia"/>
+          <w:sz w:val="28"/>
+          <w:szCs w:val="28"/>
+          <w:lang w:eastAsia="zh-CN"/>
+        </w:rPr>
+        <w:t xml:space="preserve"> 叶俊麟 毛家瑞 杨安宸 俞懿 王星宇 王思远 李奕宏 柴天泽 张昱潇 吴浩然 程云潇 张逸沫 </w:t>
+      </w:r>
+      <w:proofErr w:type="gramStart"/>
+      <w:r>
+        <w:rPr>
+          <w:rFonts w:ascii="仿宋_GB2312" w:eastAsia="仿宋_GB2312" w:hint="eastAsia"/>
+          <w:sz w:val="28"/>
+          <w:szCs w:val="28"/>
+          <w:lang w:eastAsia="zh-CN"/>
+        </w:rPr>
+        <w:t>吴亦勋</w:t>
+      </w:r>
+      <w:proofErr w:type="gramEnd"/>
+      <w:r>
+        <w:rPr>
+          <w:rFonts w:ascii="仿宋_GB2312" w:eastAsia="仿宋_GB2312" w:hint="eastAsia"/>
+          <w:sz w:val="28"/>
+          <w:szCs w:val="28"/>
+          <w:lang w:eastAsia="zh-CN"/>
+        </w:rPr>
+        <w:t xml:space="preserve"> 李明哲 朱</w:t>
+      </w:r>
+      <w:proofErr w:type="gramStart"/>
+      <w:r>
+        <w:rPr>
+          <w:rFonts w:ascii="仿宋_GB2312" w:eastAsia="仿宋_GB2312" w:hint="eastAsia"/>
+          <w:sz w:val="28"/>
+          <w:szCs w:val="28"/>
+          <w:lang w:eastAsia="zh-CN"/>
+        </w:rPr>
+        <w:t>浩</w:t>
+      </w:r>
+      <w:proofErr w:type="gramEnd"/>
+      <w:r>
+        <w:rPr>
+          <w:rFonts w:ascii="仿宋_GB2312" w:eastAsia="仿宋_GB2312" w:hint="eastAsia"/>
+          <w:sz w:val="28"/>
+          <w:szCs w:val="28"/>
+          <w:lang w:eastAsia="zh-CN"/>
+        </w:rPr>
+        <w:t>宇 黄嘉诚 周</w:t>
+      </w:r>
+      <w:proofErr w:type="gramStart"/>
+      <w:r>
+        <w:rPr>
+          <w:rFonts w:ascii="仿宋_GB2312" w:eastAsia="仿宋_GB2312" w:hint="eastAsia"/>
+          <w:sz w:val="28"/>
+          <w:szCs w:val="28"/>
+          <w:lang w:eastAsia="zh-CN"/>
+        </w:rPr>
+        <w:t>沫勋 陈乾</w:t>
+      </w:r>
+      <w:proofErr w:type="gramEnd"/>
+      <w:r>
+        <w:rPr>
+          <w:rFonts w:ascii="仿宋_GB2312" w:eastAsia="仿宋_GB2312" w:hint="eastAsia"/>
+          <w:sz w:val="28"/>
+          <w:szCs w:val="28"/>
+          <w:lang w:eastAsia="zh-CN"/>
+        </w:rPr>
+        <w:t>之 洪</w:t>
       </w:r>
       <w:r>
         <w:rPr>
           <w:rFonts w:ascii="微软雅黑" w:eastAsia="微软雅黑" w:hAnsi="微软雅黑" w:cs="微软雅黑" w:hint="eastAsia"/>
           <w:sz w:val="28"/>
           <w:szCs w:val="28"/>
+          <w:lang w:eastAsia="zh-CN"/>
         </w:rPr>
         <w:t>業</w:t>
       </w:r>
@@ -1074,6 +1695,7 @@
           <w:rFonts w:ascii="仿宋_GB2312" w:eastAsia="仿宋_GB2312" w:hint="eastAsia"/>
           <w:sz w:val="28"/>
           <w:szCs w:val="28"/>
+          <w:lang w:eastAsia="zh-CN"/>
         </w:rPr>
         <w:t xml:space="preserve"> 罗成君 李明睿</w:t>
       </w:r>
@@ -1081,16 +1703,18 @@
     <w:p>
       <w:pPr>
         <w:rPr>
-          <w:rFonts w:ascii="仿宋_GB2312" w:eastAsia="仿宋_GB2312" w:hint="eastAsia"/>
-          <w:sz w:val="28"/>
-          <w:szCs w:val="28"/>
-        </w:rPr>
-      </w:pPr>
-      <w:r>
-        <w:rPr>
-          <w:rFonts w:ascii="仿宋_GB2312" w:eastAsia="仿宋_GB2312" w:hint="eastAsia"/>
-          <w:sz w:val="28"/>
-          <w:szCs w:val="28"/>
+          <w:rFonts w:ascii="仿宋_GB2312" w:eastAsia="仿宋_GB2312"/>
+          <w:sz w:val="28"/>
+          <w:szCs w:val="28"/>
+          <w:lang w:eastAsia="zh-CN"/>
+        </w:rPr>
+      </w:pPr>
+      <w:r>
+        <w:rPr>
+          <w:rFonts w:ascii="仿宋_GB2312" w:eastAsia="仿宋_GB2312" w:hint="eastAsia"/>
+          <w:sz w:val="28"/>
+          <w:szCs w:val="28"/>
+          <w:lang w:eastAsia="zh-CN"/>
         </w:rPr>
         <w:t>活动内容：</w:t>
       </w:r>
@@ -1098,16 +1722,18 @@
     <w:p>
       <w:pPr>
         <w:rPr>
-          <w:rFonts w:ascii="仿宋_GB2312" w:eastAsia="仿宋_GB2312" w:hint="eastAsia"/>
-          <w:sz w:val="28"/>
-          <w:szCs w:val="28"/>
-        </w:rPr>
-      </w:pPr>
-      <w:r>
-        <w:rPr>
-          <w:rFonts w:ascii="仿宋_GB2312" w:eastAsia="仿宋_GB2312" w:hint="eastAsia"/>
-          <w:sz w:val="28"/>
-          <w:szCs w:val="28"/>
+          <w:rFonts w:ascii="仿宋_GB2312" w:eastAsia="仿宋_GB2312"/>
+          <w:sz w:val="28"/>
+          <w:szCs w:val="28"/>
+          <w:lang w:eastAsia="zh-CN"/>
+        </w:rPr>
+      </w:pPr>
+      <w:r>
+        <w:rPr>
+          <w:rFonts w:ascii="仿宋_GB2312" w:eastAsia="仿宋_GB2312" w:hint="eastAsia"/>
+          <w:sz w:val="28"/>
+          <w:szCs w:val="28"/>
+          <w:lang w:eastAsia="zh-CN"/>
         </w:rPr>
         <w:t>组织学生观看优秀队伍比赛视频并讨论可借鉴的设计思路。</w:t>
       </w:r>
@@ -1115,16 +1741,18 @@
     <w:p>
       <w:pPr>
         <w:rPr>
-          <w:rFonts w:ascii="仿宋_GB2312" w:eastAsia="仿宋_GB2312" w:hint="eastAsia"/>
-          <w:sz w:val="28"/>
-          <w:szCs w:val="28"/>
-        </w:rPr>
-      </w:pPr>
-      <w:r>
-        <w:rPr>
-          <w:rFonts w:ascii="仿宋_GB2312" w:eastAsia="仿宋_GB2312" w:hint="eastAsia"/>
-          <w:sz w:val="28"/>
-          <w:szCs w:val="28"/>
+          <w:rFonts w:ascii="仿宋_GB2312" w:eastAsia="仿宋_GB2312"/>
+          <w:sz w:val="28"/>
+          <w:szCs w:val="28"/>
+          <w:lang w:eastAsia="zh-CN"/>
+        </w:rPr>
+      </w:pPr>
+      <w:r>
+        <w:rPr>
+          <w:rFonts w:ascii="仿宋_GB2312" w:eastAsia="仿宋_GB2312" w:hint="eastAsia"/>
+          <w:sz w:val="28"/>
+          <w:szCs w:val="28"/>
+          <w:lang w:eastAsia="zh-CN"/>
         </w:rPr>
         <w:t>对机器人程序进行迭代优化，改善自动阶段路径误差。</w:t>
       </w:r>
@@ -1132,16 +1760,18 @@
     <w:p>
       <w:pPr>
         <w:rPr>
-          <w:rFonts w:ascii="仿宋_GB2312" w:eastAsia="仿宋_GB2312" w:hint="eastAsia"/>
-          <w:sz w:val="28"/>
-          <w:szCs w:val="28"/>
-        </w:rPr>
-      </w:pPr>
-      <w:r>
-        <w:rPr>
-          <w:rFonts w:ascii="仿宋_GB2312" w:eastAsia="仿宋_GB2312" w:hint="eastAsia"/>
-          <w:sz w:val="28"/>
-          <w:szCs w:val="28"/>
+          <w:rFonts w:ascii="仿宋_GB2312" w:eastAsia="仿宋_GB2312"/>
+          <w:sz w:val="28"/>
+          <w:szCs w:val="28"/>
+          <w:lang w:eastAsia="zh-CN"/>
+        </w:rPr>
+      </w:pPr>
+      <w:r>
+        <w:rPr>
+          <w:rFonts w:ascii="仿宋_GB2312" w:eastAsia="仿宋_GB2312" w:hint="eastAsia"/>
+          <w:sz w:val="28"/>
+          <w:szCs w:val="28"/>
+          <w:lang w:eastAsia="zh-CN"/>
         </w:rPr>
         <w:t>根据比赛反馈重新调整机器人结构，加强关键连接部位。</w:t>
       </w:r>
@@ -1149,16 +1779,18 @@
     <w:p>
       <w:pPr>
         <w:rPr>
-          <w:rFonts w:ascii="仿宋_GB2312" w:eastAsia="仿宋_GB2312" w:hint="eastAsia"/>
-          <w:sz w:val="28"/>
-          <w:szCs w:val="28"/>
-        </w:rPr>
-      </w:pPr>
-      <w:r>
-        <w:rPr>
-          <w:rFonts w:ascii="仿宋_GB2312" w:eastAsia="仿宋_GB2312" w:hint="eastAsia"/>
-          <w:sz w:val="28"/>
-          <w:szCs w:val="28"/>
+          <w:rFonts w:ascii="仿宋_GB2312" w:eastAsia="仿宋_GB2312"/>
+          <w:sz w:val="28"/>
+          <w:szCs w:val="28"/>
+          <w:lang w:eastAsia="zh-CN"/>
+        </w:rPr>
+      </w:pPr>
+      <w:r>
+        <w:rPr>
+          <w:rFonts w:ascii="仿宋_GB2312" w:eastAsia="仿宋_GB2312" w:hint="eastAsia"/>
+          <w:sz w:val="28"/>
+          <w:szCs w:val="28"/>
+          <w:lang w:eastAsia="zh-CN"/>
         </w:rPr>
         <w:t>开展队内模拟赛训练，通过多轮比赛检验机器人稳定性。</w:t>
       </w:r>
@@ -1166,16 +1798,18 @@
     <w:p>
       <w:pPr>
         <w:rPr>
-          <w:rFonts w:ascii="仿宋_GB2312" w:eastAsia="仿宋_GB2312" w:hint="eastAsia"/>
-          <w:sz w:val="28"/>
-          <w:szCs w:val="28"/>
-        </w:rPr>
-      </w:pPr>
-      <w:r>
-        <w:rPr>
-          <w:rFonts w:ascii="仿宋_GB2312" w:eastAsia="仿宋_GB2312" w:hint="eastAsia"/>
-          <w:sz w:val="28"/>
-          <w:szCs w:val="28"/>
+          <w:rFonts w:ascii="仿宋_GB2312" w:eastAsia="仿宋_GB2312"/>
+          <w:sz w:val="28"/>
+          <w:szCs w:val="28"/>
+          <w:lang w:eastAsia="zh-CN"/>
+        </w:rPr>
+      </w:pPr>
+      <w:r>
+        <w:rPr>
+          <w:rFonts w:ascii="仿宋_GB2312" w:eastAsia="仿宋_GB2312" w:hint="eastAsia"/>
+          <w:sz w:val="28"/>
+          <w:szCs w:val="28"/>
+          <w:lang w:eastAsia="zh-CN"/>
         </w:rPr>
         <w:t>讲解比赛策略和操作技巧，提高学生在比赛中的应变能力。</w:t>
       </w:r>
@@ -1183,16 +1817,18 @@
     <w:p>
       <w:pPr>
         <w:rPr>
-          <w:rFonts w:ascii="仿宋_GB2312" w:eastAsia="仿宋_GB2312" w:hint="eastAsia"/>
-          <w:sz w:val="28"/>
-          <w:szCs w:val="28"/>
-        </w:rPr>
-      </w:pPr>
-      <w:r>
-        <w:rPr>
-          <w:rFonts w:ascii="仿宋_GB2312" w:eastAsia="仿宋_GB2312" w:hint="eastAsia"/>
-          <w:sz w:val="28"/>
-          <w:szCs w:val="28"/>
+          <w:rFonts w:ascii="仿宋_GB2312" w:eastAsia="仿宋_GB2312"/>
+          <w:sz w:val="28"/>
+          <w:szCs w:val="28"/>
+          <w:lang w:eastAsia="zh-CN"/>
+        </w:rPr>
+      </w:pPr>
+      <w:r>
+        <w:rPr>
+          <w:rFonts w:ascii="仿宋_GB2312" w:eastAsia="仿宋_GB2312" w:hint="eastAsia"/>
+          <w:sz w:val="28"/>
+          <w:szCs w:val="28"/>
+          <w:lang w:eastAsia="zh-CN"/>
         </w:rPr>
         <w:br w:type="page"/>
       </w:r>
@@ -1200,16 +1836,18 @@
     <w:p>
       <w:pPr>
         <w:rPr>
-          <w:rFonts w:ascii="仿宋_GB2312" w:eastAsia="仿宋_GB2312" w:hint="eastAsia"/>
-          <w:sz w:val="28"/>
-          <w:szCs w:val="28"/>
-        </w:rPr>
-      </w:pPr>
-      <w:r>
-        <w:rPr>
-          <w:rFonts w:ascii="仿宋_GB2312" w:eastAsia="仿宋_GB2312" w:hint="eastAsia"/>
-          <w:sz w:val="28"/>
-          <w:szCs w:val="28"/>
+          <w:rFonts w:ascii="仿宋_GB2312" w:eastAsia="仿宋_GB2312"/>
+          <w:sz w:val="28"/>
+          <w:szCs w:val="28"/>
+          <w:lang w:eastAsia="zh-CN"/>
+        </w:rPr>
+      </w:pPr>
+      <w:r>
+        <w:rPr>
+          <w:rFonts w:ascii="仿宋_GB2312" w:eastAsia="仿宋_GB2312" w:hint="eastAsia"/>
+          <w:sz w:val="28"/>
+          <w:szCs w:val="28"/>
+          <w:lang w:eastAsia="zh-CN"/>
         </w:rPr>
         <w:lastRenderedPageBreak/>
         <w:t>机器人竞赛班训练记录</w:t>
@@ -1218,16 +1856,18 @@
     <w:p>
       <w:pPr>
         <w:rPr>
-          <w:rFonts w:ascii="仿宋_GB2312" w:eastAsia="仿宋_GB2312" w:hint="eastAsia"/>
-          <w:sz w:val="28"/>
-          <w:szCs w:val="28"/>
-        </w:rPr>
-      </w:pPr>
-      <w:r>
-        <w:rPr>
-          <w:rFonts w:ascii="仿宋_GB2312" w:eastAsia="仿宋_GB2312" w:hint="eastAsia"/>
-          <w:sz w:val="28"/>
-          <w:szCs w:val="28"/>
+          <w:rFonts w:ascii="仿宋_GB2312" w:eastAsia="仿宋_GB2312"/>
+          <w:sz w:val="28"/>
+          <w:szCs w:val="28"/>
+          <w:lang w:eastAsia="zh-CN"/>
+        </w:rPr>
+      </w:pPr>
+      <w:r>
+        <w:rPr>
+          <w:rFonts w:ascii="仿宋_GB2312" w:eastAsia="仿宋_GB2312" w:hint="eastAsia"/>
+          <w:sz w:val="28"/>
+          <w:szCs w:val="28"/>
+          <w:lang w:eastAsia="zh-CN"/>
         </w:rPr>
         <w:t>日期：2025年08月08日</w:t>
       </w:r>
@@ -1235,16 +1875,18 @@
     <w:p>
       <w:pPr>
         <w:rPr>
-          <w:rFonts w:ascii="仿宋_GB2312" w:eastAsia="仿宋_GB2312" w:hint="eastAsia"/>
-          <w:sz w:val="28"/>
-          <w:szCs w:val="28"/>
-        </w:rPr>
-      </w:pPr>
-      <w:r>
-        <w:rPr>
-          <w:rFonts w:ascii="仿宋_GB2312" w:eastAsia="仿宋_GB2312" w:hint="eastAsia"/>
-          <w:sz w:val="28"/>
-          <w:szCs w:val="28"/>
+          <w:rFonts w:ascii="仿宋_GB2312" w:eastAsia="仿宋_GB2312"/>
+          <w:sz w:val="28"/>
+          <w:szCs w:val="28"/>
+          <w:lang w:eastAsia="zh-CN"/>
+        </w:rPr>
+      </w:pPr>
+      <w:r>
+        <w:rPr>
+          <w:rFonts w:ascii="仿宋_GB2312" w:eastAsia="仿宋_GB2312" w:hint="eastAsia"/>
+          <w:sz w:val="28"/>
+          <w:szCs w:val="28"/>
+          <w:lang w:eastAsia="zh-CN"/>
         </w:rPr>
         <w:t>实到学生：</w:t>
       </w:r>
@@ -1252,33 +1894,97 @@
     <w:p>
       <w:pPr>
         <w:rPr>
-          <w:rFonts w:ascii="仿宋_GB2312" w:eastAsia="仿宋_GB2312" w:hint="eastAsia"/>
-          <w:sz w:val="28"/>
-          <w:szCs w:val="28"/>
-        </w:rPr>
-      </w:pPr>
-      <w:r>
-        <w:rPr>
-          <w:rFonts w:ascii="仿宋_GB2312" w:eastAsia="仿宋_GB2312" w:hint="eastAsia"/>
-          <w:sz w:val="28"/>
-          <w:szCs w:val="28"/>
-        </w:rPr>
-        <w:t>陈益沅 罗成君 李奕宏 叶俊麟 郑家成 吴亦勋 祝若文 李明哲 张逸沫 程云潇 祝晨暮 周沫勋 王星宇 王裕川 柴天泽 黄嘉诚 杨安宸</w:t>
-      </w:r>
-    </w:p>
-    <w:p>
-      <w:pPr>
-        <w:rPr>
-          <w:rFonts w:ascii="仿宋_GB2312" w:eastAsia="仿宋_GB2312" w:hint="eastAsia"/>
-          <w:sz w:val="28"/>
-          <w:szCs w:val="28"/>
-        </w:rPr>
-      </w:pPr>
-      <w:r>
-        <w:rPr>
-          <w:rFonts w:ascii="仿宋_GB2312" w:eastAsia="仿宋_GB2312" w:hint="eastAsia"/>
-          <w:sz w:val="28"/>
-          <w:szCs w:val="28"/>
+          <w:rFonts w:ascii="仿宋_GB2312" w:eastAsia="仿宋_GB2312"/>
+          <w:sz w:val="28"/>
+          <w:szCs w:val="28"/>
+          <w:lang w:eastAsia="zh-CN"/>
+        </w:rPr>
+      </w:pPr>
+      <w:r>
+        <w:rPr>
+          <w:rFonts w:ascii="仿宋_GB2312" w:eastAsia="仿宋_GB2312" w:hint="eastAsia"/>
+          <w:sz w:val="28"/>
+          <w:szCs w:val="28"/>
+          <w:lang w:eastAsia="zh-CN"/>
+        </w:rPr>
+        <w:t>陈益沅 罗成君 李奕宏 叶俊麟 郑家成 吴</w:t>
+      </w:r>
+      <w:proofErr w:type="gramStart"/>
+      <w:r>
+        <w:rPr>
+          <w:rFonts w:ascii="仿宋_GB2312" w:eastAsia="仿宋_GB2312" w:hint="eastAsia"/>
+          <w:sz w:val="28"/>
+          <w:szCs w:val="28"/>
+          <w:lang w:eastAsia="zh-CN"/>
+        </w:rPr>
+        <w:t>亦勋 祝若</w:t>
+      </w:r>
+      <w:proofErr w:type="gramEnd"/>
+      <w:r>
+        <w:rPr>
+          <w:rFonts w:ascii="仿宋_GB2312" w:eastAsia="仿宋_GB2312" w:hint="eastAsia"/>
+          <w:sz w:val="28"/>
+          <w:szCs w:val="28"/>
+          <w:lang w:eastAsia="zh-CN"/>
+        </w:rPr>
+        <w:t xml:space="preserve">文 李明哲 张逸沫 程云潇 祝晨暮 </w:t>
+      </w:r>
+      <w:proofErr w:type="gramStart"/>
+      <w:r>
+        <w:rPr>
+          <w:rFonts w:ascii="仿宋_GB2312" w:eastAsia="仿宋_GB2312" w:hint="eastAsia"/>
+          <w:sz w:val="28"/>
+          <w:szCs w:val="28"/>
+          <w:lang w:eastAsia="zh-CN"/>
+        </w:rPr>
+        <w:t>周沫勋</w:t>
+      </w:r>
+      <w:proofErr w:type="gramEnd"/>
+      <w:r>
+        <w:rPr>
+          <w:rFonts w:ascii="仿宋_GB2312" w:eastAsia="仿宋_GB2312" w:hint="eastAsia"/>
+          <w:sz w:val="28"/>
+          <w:szCs w:val="28"/>
+          <w:lang w:eastAsia="zh-CN"/>
+        </w:rPr>
+        <w:t xml:space="preserve"> 王星宇 </w:t>
+      </w:r>
+      <w:proofErr w:type="gramStart"/>
+      <w:r>
+        <w:rPr>
+          <w:rFonts w:ascii="仿宋_GB2312" w:eastAsia="仿宋_GB2312" w:hint="eastAsia"/>
+          <w:sz w:val="28"/>
+          <w:szCs w:val="28"/>
+          <w:lang w:eastAsia="zh-CN"/>
+        </w:rPr>
+        <w:t>王裕川</w:t>
+      </w:r>
+      <w:proofErr w:type="gramEnd"/>
+      <w:r>
+        <w:rPr>
+          <w:rFonts w:ascii="仿宋_GB2312" w:eastAsia="仿宋_GB2312" w:hint="eastAsia"/>
+          <w:sz w:val="28"/>
+          <w:szCs w:val="28"/>
+          <w:lang w:eastAsia="zh-CN"/>
+        </w:rPr>
+        <w:t xml:space="preserve"> 柴天泽 黄嘉诚 杨安宸</w:t>
+      </w:r>
+    </w:p>
+    <w:p>
+      <w:pPr>
+        <w:rPr>
+          <w:rFonts w:ascii="仿宋_GB2312" w:eastAsia="仿宋_GB2312"/>
+          <w:sz w:val="28"/>
+          <w:szCs w:val="28"/>
+          <w:lang w:eastAsia="zh-CN"/>
+        </w:rPr>
+      </w:pPr>
+      <w:r>
+        <w:rPr>
+          <w:rFonts w:ascii="仿宋_GB2312" w:eastAsia="仿宋_GB2312" w:hint="eastAsia"/>
+          <w:sz w:val="28"/>
+          <w:szCs w:val="28"/>
+          <w:lang w:eastAsia="zh-CN"/>
         </w:rPr>
         <w:t>活动内容：</w:t>
       </w:r>
@@ -1286,16 +1992,18 @@
     <w:p>
       <w:pPr>
         <w:rPr>
-          <w:rFonts w:ascii="仿宋_GB2312" w:eastAsia="仿宋_GB2312" w:hint="eastAsia"/>
-          <w:sz w:val="28"/>
-          <w:szCs w:val="28"/>
-        </w:rPr>
-      </w:pPr>
-      <w:r>
-        <w:rPr>
-          <w:rFonts w:ascii="仿宋_GB2312" w:eastAsia="仿宋_GB2312" w:hint="eastAsia"/>
-          <w:sz w:val="28"/>
-          <w:szCs w:val="28"/>
+          <w:rFonts w:ascii="仿宋_GB2312" w:eastAsia="仿宋_GB2312"/>
+          <w:sz w:val="28"/>
+          <w:szCs w:val="28"/>
+          <w:lang w:eastAsia="zh-CN"/>
+        </w:rPr>
+      </w:pPr>
+      <w:r>
+        <w:rPr>
+          <w:rFonts w:ascii="仿宋_GB2312" w:eastAsia="仿宋_GB2312" w:hint="eastAsia"/>
+          <w:sz w:val="28"/>
+          <w:szCs w:val="28"/>
+          <w:lang w:eastAsia="zh-CN"/>
         </w:rPr>
         <w:t>根据比赛反馈重新调整机器人结构，加强关键连接部位。</w:t>
       </w:r>
@@ -1303,16 +2011,18 @@
     <w:p>
       <w:pPr>
         <w:rPr>
-          <w:rFonts w:ascii="仿宋_GB2312" w:eastAsia="仿宋_GB2312" w:hint="eastAsia"/>
-          <w:sz w:val="28"/>
-          <w:szCs w:val="28"/>
-        </w:rPr>
-      </w:pPr>
-      <w:r>
-        <w:rPr>
-          <w:rFonts w:ascii="仿宋_GB2312" w:eastAsia="仿宋_GB2312" w:hint="eastAsia"/>
-          <w:sz w:val="28"/>
-          <w:szCs w:val="28"/>
+          <w:rFonts w:ascii="仿宋_GB2312" w:eastAsia="仿宋_GB2312"/>
+          <w:sz w:val="28"/>
+          <w:szCs w:val="28"/>
+          <w:lang w:eastAsia="zh-CN"/>
+        </w:rPr>
+      </w:pPr>
+      <w:r>
+        <w:rPr>
+          <w:rFonts w:ascii="仿宋_GB2312" w:eastAsia="仿宋_GB2312" w:hint="eastAsia"/>
+          <w:sz w:val="28"/>
+          <w:szCs w:val="28"/>
+          <w:lang w:eastAsia="zh-CN"/>
         </w:rPr>
         <w:t>总结暑期比赛情况，对比赛中出现的问题进行复盘，例如结构松动、齿轮磨损等。</w:t>
       </w:r>
@@ -1320,16 +2030,18 @@
     <w:p>
       <w:pPr>
         <w:rPr>
-          <w:rFonts w:ascii="仿宋_GB2312" w:eastAsia="仿宋_GB2312" w:hint="eastAsia"/>
-          <w:sz w:val="28"/>
-          <w:szCs w:val="28"/>
-        </w:rPr>
-      </w:pPr>
-      <w:r>
-        <w:rPr>
-          <w:rFonts w:ascii="仿宋_GB2312" w:eastAsia="仿宋_GB2312" w:hint="eastAsia"/>
-          <w:sz w:val="28"/>
-          <w:szCs w:val="28"/>
+          <w:rFonts w:ascii="仿宋_GB2312" w:eastAsia="仿宋_GB2312"/>
+          <w:sz w:val="28"/>
+          <w:szCs w:val="28"/>
+          <w:lang w:eastAsia="zh-CN"/>
+        </w:rPr>
+      </w:pPr>
+      <w:r>
+        <w:rPr>
+          <w:rFonts w:ascii="仿宋_GB2312" w:eastAsia="仿宋_GB2312" w:hint="eastAsia"/>
+          <w:sz w:val="28"/>
+          <w:szCs w:val="28"/>
+          <w:lang w:eastAsia="zh-CN"/>
         </w:rPr>
         <w:t>开展队内模拟赛训练，通过多轮比赛检验机器人稳定性。</w:t>
       </w:r>
@@ -1337,16 +2049,18 @@
     <w:p>
       <w:pPr>
         <w:rPr>
-          <w:rFonts w:ascii="仿宋_GB2312" w:eastAsia="仿宋_GB2312" w:hint="eastAsia"/>
-          <w:sz w:val="28"/>
-          <w:szCs w:val="28"/>
-        </w:rPr>
-      </w:pPr>
-      <w:r>
-        <w:rPr>
-          <w:rFonts w:ascii="仿宋_GB2312" w:eastAsia="仿宋_GB2312" w:hint="eastAsia"/>
-          <w:sz w:val="28"/>
-          <w:szCs w:val="28"/>
+          <w:rFonts w:ascii="仿宋_GB2312" w:eastAsia="仿宋_GB2312"/>
+          <w:sz w:val="28"/>
+          <w:szCs w:val="28"/>
+          <w:lang w:eastAsia="zh-CN"/>
+        </w:rPr>
+      </w:pPr>
+      <w:r>
+        <w:rPr>
+          <w:rFonts w:ascii="仿宋_GB2312" w:eastAsia="仿宋_GB2312" w:hint="eastAsia"/>
+          <w:sz w:val="28"/>
+          <w:szCs w:val="28"/>
+          <w:lang w:eastAsia="zh-CN"/>
         </w:rPr>
         <w:t>安排学生重新整理机器人线缆和电池固定结构，提高整体可靠性。</w:t>
       </w:r>
@@ -1354,16 +2068,18 @@
     <w:p>
       <w:pPr>
         <w:rPr>
-          <w:rFonts w:ascii="仿宋_GB2312" w:eastAsia="仿宋_GB2312" w:hint="eastAsia"/>
-          <w:sz w:val="28"/>
-          <w:szCs w:val="28"/>
-        </w:rPr>
-      </w:pPr>
-      <w:r>
-        <w:rPr>
-          <w:rFonts w:ascii="仿宋_GB2312" w:eastAsia="仿宋_GB2312" w:hint="eastAsia"/>
-          <w:sz w:val="28"/>
-          <w:szCs w:val="28"/>
+          <w:rFonts w:ascii="仿宋_GB2312" w:eastAsia="仿宋_GB2312"/>
+          <w:sz w:val="28"/>
+          <w:szCs w:val="28"/>
+          <w:lang w:eastAsia="zh-CN"/>
+        </w:rPr>
+      </w:pPr>
+      <w:r>
+        <w:rPr>
+          <w:rFonts w:ascii="仿宋_GB2312" w:eastAsia="仿宋_GB2312" w:hint="eastAsia"/>
+          <w:sz w:val="28"/>
+          <w:szCs w:val="28"/>
+          <w:lang w:eastAsia="zh-CN"/>
         </w:rPr>
         <w:t>组织学生观看优秀队伍比赛视频并讨论可借鉴的设计思路。</w:t>
       </w:r>
@@ -1371,16 +2087,18 @@
     <w:p>
       <w:pPr>
         <w:rPr>
-          <w:rFonts w:ascii="仿宋_GB2312" w:eastAsia="仿宋_GB2312" w:hint="eastAsia"/>
-          <w:sz w:val="28"/>
-          <w:szCs w:val="28"/>
-        </w:rPr>
-      </w:pPr>
-      <w:r>
-        <w:rPr>
-          <w:rFonts w:ascii="仿宋_GB2312" w:eastAsia="仿宋_GB2312" w:hint="eastAsia"/>
-          <w:sz w:val="28"/>
-          <w:szCs w:val="28"/>
+          <w:rFonts w:ascii="仿宋_GB2312" w:eastAsia="仿宋_GB2312"/>
+          <w:sz w:val="28"/>
+          <w:szCs w:val="28"/>
+          <w:lang w:eastAsia="zh-CN"/>
+        </w:rPr>
+      </w:pPr>
+      <w:r>
+        <w:rPr>
+          <w:rFonts w:ascii="仿宋_GB2312" w:eastAsia="仿宋_GB2312" w:hint="eastAsia"/>
+          <w:sz w:val="28"/>
+          <w:szCs w:val="28"/>
+          <w:lang w:eastAsia="zh-CN"/>
         </w:rPr>
         <w:br w:type="page"/>
       </w:r>
@@ -1388,16 +2106,18 @@
     <w:p>
       <w:pPr>
         <w:rPr>
-          <w:rFonts w:ascii="仿宋_GB2312" w:eastAsia="仿宋_GB2312" w:hint="eastAsia"/>
-          <w:sz w:val="28"/>
-          <w:szCs w:val="28"/>
-        </w:rPr>
-      </w:pPr>
-      <w:r>
-        <w:rPr>
-          <w:rFonts w:ascii="仿宋_GB2312" w:eastAsia="仿宋_GB2312" w:hint="eastAsia"/>
-          <w:sz w:val="28"/>
-          <w:szCs w:val="28"/>
+          <w:rFonts w:ascii="仿宋_GB2312" w:eastAsia="仿宋_GB2312"/>
+          <w:sz w:val="28"/>
+          <w:szCs w:val="28"/>
+          <w:lang w:eastAsia="zh-CN"/>
+        </w:rPr>
+      </w:pPr>
+      <w:r>
+        <w:rPr>
+          <w:rFonts w:ascii="仿宋_GB2312" w:eastAsia="仿宋_GB2312" w:hint="eastAsia"/>
+          <w:sz w:val="28"/>
+          <w:szCs w:val="28"/>
+          <w:lang w:eastAsia="zh-CN"/>
         </w:rPr>
         <w:lastRenderedPageBreak/>
         <w:t>机器人竞赛班训练记录</w:t>
@@ -1406,16 +2126,18 @@
     <w:p>
       <w:pPr>
         <w:rPr>
-          <w:rFonts w:ascii="仿宋_GB2312" w:eastAsia="仿宋_GB2312" w:hint="eastAsia"/>
-          <w:sz w:val="28"/>
-          <w:szCs w:val="28"/>
-        </w:rPr>
-      </w:pPr>
-      <w:r>
-        <w:rPr>
-          <w:rFonts w:ascii="仿宋_GB2312" w:eastAsia="仿宋_GB2312" w:hint="eastAsia"/>
-          <w:sz w:val="28"/>
-          <w:szCs w:val="28"/>
+          <w:rFonts w:ascii="仿宋_GB2312" w:eastAsia="仿宋_GB2312"/>
+          <w:sz w:val="28"/>
+          <w:szCs w:val="28"/>
+          <w:lang w:eastAsia="zh-CN"/>
+        </w:rPr>
+      </w:pPr>
+      <w:r>
+        <w:rPr>
+          <w:rFonts w:ascii="仿宋_GB2312" w:eastAsia="仿宋_GB2312" w:hint="eastAsia"/>
+          <w:sz w:val="28"/>
+          <w:szCs w:val="28"/>
+          <w:lang w:eastAsia="zh-CN"/>
         </w:rPr>
         <w:t>日期：2025年08月09日</w:t>
       </w:r>
@@ -1423,16 +2145,18 @@
     <w:p>
       <w:pPr>
         <w:rPr>
-          <w:rFonts w:ascii="仿宋_GB2312" w:eastAsia="仿宋_GB2312" w:hint="eastAsia"/>
-          <w:sz w:val="28"/>
-          <w:szCs w:val="28"/>
-        </w:rPr>
-      </w:pPr>
-      <w:r>
-        <w:rPr>
-          <w:rFonts w:ascii="仿宋_GB2312" w:eastAsia="仿宋_GB2312" w:hint="eastAsia"/>
-          <w:sz w:val="28"/>
-          <w:szCs w:val="28"/>
+          <w:rFonts w:ascii="仿宋_GB2312" w:eastAsia="仿宋_GB2312"/>
+          <w:sz w:val="28"/>
+          <w:szCs w:val="28"/>
+          <w:lang w:eastAsia="zh-CN"/>
+        </w:rPr>
+      </w:pPr>
+      <w:r>
+        <w:rPr>
+          <w:rFonts w:ascii="仿宋_GB2312" w:eastAsia="仿宋_GB2312" w:hint="eastAsia"/>
+          <w:sz w:val="28"/>
+          <w:szCs w:val="28"/>
+          <w:lang w:eastAsia="zh-CN"/>
         </w:rPr>
         <w:t>实到学生：</w:t>
       </w:r>
@@ -1440,24 +2164,147 @@
     <w:p>
       <w:pPr>
         <w:rPr>
-          <w:rFonts w:ascii="仿宋_GB2312" w:eastAsia="仿宋_GB2312" w:hint="eastAsia"/>
-          <w:sz w:val="28"/>
-          <w:szCs w:val="28"/>
-        </w:rPr>
-      </w:pPr>
-      <w:r>
-        <w:rPr>
-          <w:rFonts w:ascii="仿宋_GB2312" w:eastAsia="仿宋_GB2312" w:hint="eastAsia"/>
-          <w:sz w:val="28"/>
-          <w:szCs w:val="28"/>
-        </w:rPr>
-        <w:t>郑家成 杨安宸 王裕川 张逸沫 祝若文 陈乾之 程云潇 李奕宏 舒杨 王思远 黄嘉诚 毛家瑞 王星宇 俞懿 罗成君 朱浩宇 叶俊麟 吴亦勋 祝晨暮 洪</w:t>
+          <w:rFonts w:ascii="仿宋_GB2312" w:eastAsia="仿宋_GB2312"/>
+          <w:sz w:val="28"/>
+          <w:szCs w:val="28"/>
+          <w:lang w:eastAsia="zh-CN"/>
+        </w:rPr>
+      </w:pPr>
+      <w:r>
+        <w:rPr>
+          <w:rFonts w:ascii="仿宋_GB2312" w:eastAsia="仿宋_GB2312" w:hint="eastAsia"/>
+          <w:sz w:val="28"/>
+          <w:szCs w:val="28"/>
+          <w:lang w:eastAsia="zh-CN"/>
+        </w:rPr>
+        <w:t xml:space="preserve">郑家成 杨安宸 </w:t>
+      </w:r>
+      <w:proofErr w:type="gramStart"/>
+      <w:r>
+        <w:rPr>
+          <w:rFonts w:ascii="仿宋_GB2312" w:eastAsia="仿宋_GB2312" w:hint="eastAsia"/>
+          <w:sz w:val="28"/>
+          <w:szCs w:val="28"/>
+          <w:lang w:eastAsia="zh-CN"/>
+        </w:rPr>
+        <w:t>王裕川</w:t>
+      </w:r>
+      <w:proofErr w:type="gramEnd"/>
+      <w:r>
+        <w:rPr>
+          <w:rFonts w:ascii="仿宋_GB2312" w:eastAsia="仿宋_GB2312" w:hint="eastAsia"/>
+          <w:sz w:val="28"/>
+          <w:szCs w:val="28"/>
+          <w:lang w:eastAsia="zh-CN"/>
+        </w:rPr>
+        <w:t xml:space="preserve"> 张逸沫 </w:t>
+      </w:r>
+      <w:proofErr w:type="gramStart"/>
+      <w:r>
+        <w:rPr>
+          <w:rFonts w:ascii="仿宋_GB2312" w:eastAsia="仿宋_GB2312" w:hint="eastAsia"/>
+          <w:sz w:val="28"/>
+          <w:szCs w:val="28"/>
+          <w:lang w:eastAsia="zh-CN"/>
+        </w:rPr>
+        <w:t>祝若文</w:t>
+      </w:r>
+      <w:proofErr w:type="gramEnd"/>
+      <w:r>
+        <w:rPr>
+          <w:rFonts w:ascii="仿宋_GB2312" w:eastAsia="仿宋_GB2312" w:hint="eastAsia"/>
+          <w:sz w:val="28"/>
+          <w:szCs w:val="28"/>
+          <w:lang w:eastAsia="zh-CN"/>
+        </w:rPr>
+        <w:t xml:space="preserve"> </w:t>
+      </w:r>
+      <w:proofErr w:type="gramStart"/>
+      <w:r>
+        <w:rPr>
+          <w:rFonts w:ascii="仿宋_GB2312" w:eastAsia="仿宋_GB2312" w:hint="eastAsia"/>
+          <w:sz w:val="28"/>
+          <w:szCs w:val="28"/>
+          <w:lang w:eastAsia="zh-CN"/>
+        </w:rPr>
+        <w:t>陈乾之</w:t>
+      </w:r>
+      <w:proofErr w:type="gramEnd"/>
+      <w:r>
+        <w:rPr>
+          <w:rFonts w:ascii="仿宋_GB2312" w:eastAsia="仿宋_GB2312" w:hint="eastAsia"/>
+          <w:sz w:val="28"/>
+          <w:szCs w:val="28"/>
+          <w:lang w:eastAsia="zh-CN"/>
+        </w:rPr>
+        <w:t xml:space="preserve"> 程云潇 李奕宏 </w:t>
+      </w:r>
+      <w:proofErr w:type="gramStart"/>
+      <w:r>
+        <w:rPr>
+          <w:rFonts w:ascii="仿宋_GB2312" w:eastAsia="仿宋_GB2312" w:hint="eastAsia"/>
+          <w:sz w:val="28"/>
+          <w:szCs w:val="28"/>
+          <w:lang w:eastAsia="zh-CN"/>
+        </w:rPr>
+        <w:t>舒杨</w:t>
+      </w:r>
+      <w:proofErr w:type="gramEnd"/>
+      <w:r>
+        <w:rPr>
+          <w:rFonts w:ascii="仿宋_GB2312" w:eastAsia="仿宋_GB2312" w:hint="eastAsia"/>
+          <w:sz w:val="28"/>
+          <w:szCs w:val="28"/>
+          <w:lang w:eastAsia="zh-CN"/>
+        </w:rPr>
+        <w:t xml:space="preserve"> 王思远 黄嘉诚 毛家瑞 王星宇 俞懿 罗成君 朱</w:t>
+      </w:r>
+      <w:proofErr w:type="gramStart"/>
+      <w:r>
+        <w:rPr>
+          <w:rFonts w:ascii="仿宋_GB2312" w:eastAsia="仿宋_GB2312" w:hint="eastAsia"/>
+          <w:sz w:val="28"/>
+          <w:szCs w:val="28"/>
+          <w:lang w:eastAsia="zh-CN"/>
+        </w:rPr>
+        <w:t>浩</w:t>
+      </w:r>
+      <w:proofErr w:type="gramEnd"/>
+      <w:r>
+        <w:rPr>
+          <w:rFonts w:ascii="仿宋_GB2312" w:eastAsia="仿宋_GB2312" w:hint="eastAsia"/>
+          <w:sz w:val="28"/>
+          <w:szCs w:val="28"/>
+          <w:lang w:eastAsia="zh-CN"/>
+        </w:rPr>
+        <w:t xml:space="preserve">宇 叶俊麟 </w:t>
+      </w:r>
+      <w:proofErr w:type="gramStart"/>
+      <w:r>
+        <w:rPr>
+          <w:rFonts w:ascii="仿宋_GB2312" w:eastAsia="仿宋_GB2312" w:hint="eastAsia"/>
+          <w:sz w:val="28"/>
+          <w:szCs w:val="28"/>
+          <w:lang w:eastAsia="zh-CN"/>
+        </w:rPr>
+        <w:t>吴亦勋</w:t>
+      </w:r>
+      <w:proofErr w:type="gramEnd"/>
+      <w:r>
+        <w:rPr>
+          <w:rFonts w:ascii="仿宋_GB2312" w:eastAsia="仿宋_GB2312" w:hint="eastAsia"/>
+          <w:sz w:val="28"/>
+          <w:szCs w:val="28"/>
+          <w:lang w:eastAsia="zh-CN"/>
+        </w:rPr>
+        <w:t xml:space="preserve"> 祝晨暮 洪</w:t>
       </w:r>
       <w:r>
         <w:rPr>
           <w:rFonts w:ascii="微软雅黑" w:eastAsia="微软雅黑" w:hAnsi="微软雅黑" w:cs="微软雅黑" w:hint="eastAsia"/>
           <w:sz w:val="28"/>
           <w:szCs w:val="28"/>
+          <w:lang w:eastAsia="zh-CN"/>
         </w:rPr>
         <w:t>業</w:t>
       </w:r>
@@ -1466,6 +2313,7 @@
           <w:rFonts w:ascii="仿宋_GB2312" w:eastAsia="仿宋_GB2312" w:hint="eastAsia"/>
           <w:sz w:val="28"/>
           <w:szCs w:val="28"/>
+          <w:lang w:eastAsia="zh-CN"/>
         </w:rPr>
         <w:t xml:space="preserve"> 张昱潇</w:t>
       </w:r>
@@ -1473,16 +2321,18 @@
     <w:p>
       <w:pPr>
         <w:rPr>
-          <w:rFonts w:ascii="仿宋_GB2312" w:eastAsia="仿宋_GB2312" w:hint="eastAsia"/>
-          <w:sz w:val="28"/>
-          <w:szCs w:val="28"/>
-        </w:rPr>
-      </w:pPr>
-      <w:r>
-        <w:rPr>
-          <w:rFonts w:ascii="仿宋_GB2312" w:eastAsia="仿宋_GB2312" w:hint="eastAsia"/>
-          <w:sz w:val="28"/>
-          <w:szCs w:val="28"/>
+          <w:rFonts w:ascii="仿宋_GB2312" w:eastAsia="仿宋_GB2312"/>
+          <w:sz w:val="28"/>
+          <w:szCs w:val="28"/>
+          <w:lang w:eastAsia="zh-CN"/>
+        </w:rPr>
+      </w:pPr>
+      <w:r>
+        <w:rPr>
+          <w:rFonts w:ascii="仿宋_GB2312" w:eastAsia="仿宋_GB2312" w:hint="eastAsia"/>
+          <w:sz w:val="28"/>
+          <w:szCs w:val="28"/>
+          <w:lang w:eastAsia="zh-CN"/>
         </w:rPr>
         <w:t>活动内容：</w:t>
       </w:r>
@@ -1490,16 +2340,18 @@
     <w:p>
       <w:pPr>
         <w:rPr>
-          <w:rFonts w:ascii="仿宋_GB2312" w:eastAsia="仿宋_GB2312" w:hint="eastAsia"/>
-          <w:sz w:val="28"/>
-          <w:szCs w:val="28"/>
-        </w:rPr>
-      </w:pPr>
-      <w:r>
-        <w:rPr>
-          <w:rFonts w:ascii="仿宋_GB2312" w:eastAsia="仿宋_GB2312" w:hint="eastAsia"/>
-          <w:sz w:val="28"/>
-          <w:szCs w:val="28"/>
+          <w:rFonts w:ascii="仿宋_GB2312" w:eastAsia="仿宋_GB2312"/>
+          <w:sz w:val="28"/>
+          <w:szCs w:val="28"/>
+          <w:lang w:eastAsia="zh-CN"/>
+        </w:rPr>
+      </w:pPr>
+      <w:r>
+        <w:rPr>
+          <w:rFonts w:ascii="仿宋_GB2312" w:eastAsia="仿宋_GB2312" w:hint="eastAsia"/>
+          <w:sz w:val="28"/>
+          <w:szCs w:val="28"/>
+          <w:lang w:eastAsia="zh-CN"/>
         </w:rPr>
         <w:t>开展队内模拟赛训练，通过多轮比赛检验机器人稳定性。</w:t>
       </w:r>
@@ -1507,16 +2359,18 @@
     <w:p>
       <w:pPr>
         <w:rPr>
-          <w:rFonts w:ascii="仿宋_GB2312" w:eastAsia="仿宋_GB2312" w:hint="eastAsia"/>
-          <w:sz w:val="28"/>
-          <w:szCs w:val="28"/>
-        </w:rPr>
-      </w:pPr>
-      <w:r>
-        <w:rPr>
-          <w:rFonts w:ascii="仿宋_GB2312" w:eastAsia="仿宋_GB2312" w:hint="eastAsia"/>
-          <w:sz w:val="28"/>
-          <w:szCs w:val="28"/>
+          <w:rFonts w:ascii="仿宋_GB2312" w:eastAsia="仿宋_GB2312"/>
+          <w:sz w:val="28"/>
+          <w:szCs w:val="28"/>
+          <w:lang w:eastAsia="zh-CN"/>
+        </w:rPr>
+      </w:pPr>
+      <w:r>
+        <w:rPr>
+          <w:rFonts w:ascii="仿宋_GB2312" w:eastAsia="仿宋_GB2312" w:hint="eastAsia"/>
+          <w:sz w:val="28"/>
+          <w:szCs w:val="28"/>
+          <w:lang w:eastAsia="zh-CN"/>
         </w:rPr>
         <w:t>总结暑期比赛情况，对比赛中出现的问题进行复盘，例如结构松动、齿轮磨损等。</w:t>
       </w:r>
@@ -1524,16 +2378,18 @@
     <w:p>
       <w:pPr>
         <w:rPr>
-          <w:rFonts w:ascii="仿宋_GB2312" w:eastAsia="仿宋_GB2312" w:hint="eastAsia"/>
-          <w:sz w:val="28"/>
-          <w:szCs w:val="28"/>
-        </w:rPr>
-      </w:pPr>
-      <w:r>
-        <w:rPr>
-          <w:rFonts w:ascii="仿宋_GB2312" w:eastAsia="仿宋_GB2312" w:hint="eastAsia"/>
-          <w:sz w:val="28"/>
-          <w:szCs w:val="28"/>
+          <w:rFonts w:ascii="仿宋_GB2312" w:eastAsia="仿宋_GB2312"/>
+          <w:sz w:val="28"/>
+          <w:szCs w:val="28"/>
+          <w:lang w:eastAsia="zh-CN"/>
+        </w:rPr>
+      </w:pPr>
+      <w:r>
+        <w:rPr>
+          <w:rFonts w:ascii="仿宋_GB2312" w:eastAsia="仿宋_GB2312" w:hint="eastAsia"/>
+          <w:sz w:val="28"/>
+          <w:szCs w:val="28"/>
+          <w:lang w:eastAsia="zh-CN"/>
         </w:rPr>
         <w:t>组织学生观看优秀队伍比赛视频并讨论可借鉴的设计思路。</w:t>
       </w:r>
@@ -1541,16 +2397,18 @@
     <w:p>
       <w:pPr>
         <w:rPr>
-          <w:rFonts w:ascii="仿宋_GB2312" w:eastAsia="仿宋_GB2312" w:hint="eastAsia"/>
-          <w:sz w:val="28"/>
-          <w:szCs w:val="28"/>
-        </w:rPr>
-      </w:pPr>
-      <w:r>
-        <w:rPr>
-          <w:rFonts w:ascii="仿宋_GB2312" w:eastAsia="仿宋_GB2312" w:hint="eastAsia"/>
-          <w:sz w:val="28"/>
-          <w:szCs w:val="28"/>
+          <w:rFonts w:ascii="仿宋_GB2312" w:eastAsia="仿宋_GB2312"/>
+          <w:sz w:val="28"/>
+          <w:szCs w:val="28"/>
+          <w:lang w:eastAsia="zh-CN"/>
+        </w:rPr>
+      </w:pPr>
+      <w:r>
+        <w:rPr>
+          <w:rFonts w:ascii="仿宋_GB2312" w:eastAsia="仿宋_GB2312" w:hint="eastAsia"/>
+          <w:sz w:val="28"/>
+          <w:szCs w:val="28"/>
+          <w:lang w:eastAsia="zh-CN"/>
         </w:rPr>
         <w:t>根据比赛反馈重新调整机器人结构，加强关键连接部位。</w:t>
       </w:r>
@@ -1558,16 +2416,18 @@
     <w:p>
       <w:pPr>
         <w:rPr>
-          <w:rFonts w:ascii="仿宋_GB2312" w:eastAsia="仿宋_GB2312" w:hint="eastAsia"/>
-          <w:sz w:val="28"/>
-          <w:szCs w:val="28"/>
-        </w:rPr>
-      </w:pPr>
-      <w:r>
-        <w:rPr>
-          <w:rFonts w:ascii="仿宋_GB2312" w:eastAsia="仿宋_GB2312" w:hint="eastAsia"/>
-          <w:sz w:val="28"/>
-          <w:szCs w:val="28"/>
+          <w:rFonts w:ascii="仿宋_GB2312" w:eastAsia="仿宋_GB2312"/>
+          <w:sz w:val="28"/>
+          <w:szCs w:val="28"/>
+          <w:lang w:eastAsia="zh-CN"/>
+        </w:rPr>
+      </w:pPr>
+      <w:r>
+        <w:rPr>
+          <w:rFonts w:ascii="仿宋_GB2312" w:eastAsia="仿宋_GB2312" w:hint="eastAsia"/>
+          <w:sz w:val="28"/>
+          <w:szCs w:val="28"/>
+          <w:lang w:eastAsia="zh-CN"/>
         </w:rPr>
         <w:t>讲解比赛策略和操作技巧，提高学生在比赛中的应变能力。</w:t>
       </w:r>
@@ -1575,16 +2435,18 @@
     <w:p>
       <w:pPr>
         <w:rPr>
-          <w:rFonts w:ascii="仿宋_GB2312" w:eastAsia="仿宋_GB2312" w:hint="eastAsia"/>
-          <w:sz w:val="28"/>
-          <w:szCs w:val="28"/>
-        </w:rPr>
-      </w:pPr>
-      <w:r>
-        <w:rPr>
-          <w:rFonts w:ascii="仿宋_GB2312" w:eastAsia="仿宋_GB2312" w:hint="eastAsia"/>
-          <w:sz w:val="28"/>
-          <w:szCs w:val="28"/>
+          <w:rFonts w:ascii="仿宋_GB2312" w:eastAsia="仿宋_GB2312"/>
+          <w:sz w:val="28"/>
+          <w:szCs w:val="28"/>
+          <w:lang w:eastAsia="zh-CN"/>
+        </w:rPr>
+      </w:pPr>
+      <w:r>
+        <w:rPr>
+          <w:rFonts w:ascii="仿宋_GB2312" w:eastAsia="仿宋_GB2312" w:hint="eastAsia"/>
+          <w:sz w:val="28"/>
+          <w:szCs w:val="28"/>
+          <w:lang w:eastAsia="zh-CN"/>
         </w:rPr>
         <w:br w:type="page"/>
       </w:r>
@@ -1592,16 +2454,18 @@
     <w:p>
       <w:pPr>
         <w:rPr>
-          <w:rFonts w:ascii="仿宋_GB2312" w:eastAsia="仿宋_GB2312" w:hint="eastAsia"/>
-          <w:sz w:val="28"/>
-          <w:szCs w:val="28"/>
-        </w:rPr>
-      </w:pPr>
-      <w:r>
-        <w:rPr>
-          <w:rFonts w:ascii="仿宋_GB2312" w:eastAsia="仿宋_GB2312" w:hint="eastAsia"/>
-          <w:sz w:val="28"/>
-          <w:szCs w:val="28"/>
+          <w:rFonts w:ascii="仿宋_GB2312" w:eastAsia="仿宋_GB2312"/>
+          <w:sz w:val="28"/>
+          <w:szCs w:val="28"/>
+          <w:lang w:eastAsia="zh-CN"/>
+        </w:rPr>
+      </w:pPr>
+      <w:r>
+        <w:rPr>
+          <w:rFonts w:ascii="仿宋_GB2312" w:eastAsia="仿宋_GB2312" w:hint="eastAsia"/>
+          <w:sz w:val="28"/>
+          <w:szCs w:val="28"/>
+          <w:lang w:eastAsia="zh-CN"/>
         </w:rPr>
         <w:lastRenderedPageBreak/>
         <w:t>机器人竞赛班训练记录</w:t>
@@ -1610,16 +2474,18 @@
     <w:p>
       <w:pPr>
         <w:rPr>
-          <w:rFonts w:ascii="仿宋_GB2312" w:eastAsia="仿宋_GB2312" w:hint="eastAsia"/>
-          <w:sz w:val="28"/>
-          <w:szCs w:val="28"/>
-        </w:rPr>
-      </w:pPr>
-      <w:r>
-        <w:rPr>
-          <w:rFonts w:ascii="仿宋_GB2312" w:eastAsia="仿宋_GB2312" w:hint="eastAsia"/>
-          <w:sz w:val="28"/>
-          <w:szCs w:val="28"/>
+          <w:rFonts w:ascii="仿宋_GB2312" w:eastAsia="仿宋_GB2312"/>
+          <w:sz w:val="28"/>
+          <w:szCs w:val="28"/>
+          <w:lang w:eastAsia="zh-CN"/>
+        </w:rPr>
+      </w:pPr>
+      <w:r>
+        <w:rPr>
+          <w:rFonts w:ascii="仿宋_GB2312" w:eastAsia="仿宋_GB2312" w:hint="eastAsia"/>
+          <w:sz w:val="28"/>
+          <w:szCs w:val="28"/>
+          <w:lang w:eastAsia="zh-CN"/>
         </w:rPr>
         <w:t>日期：2025年08月11日</w:t>
       </w:r>
@@ -1627,16 +2493,18 @@
     <w:p>
       <w:pPr>
         <w:rPr>
-          <w:rFonts w:ascii="仿宋_GB2312" w:eastAsia="仿宋_GB2312" w:hint="eastAsia"/>
-          <w:sz w:val="28"/>
-          <w:szCs w:val="28"/>
-        </w:rPr>
-      </w:pPr>
-      <w:r>
-        <w:rPr>
-          <w:rFonts w:ascii="仿宋_GB2312" w:eastAsia="仿宋_GB2312" w:hint="eastAsia"/>
-          <w:sz w:val="28"/>
-          <w:szCs w:val="28"/>
+          <w:rFonts w:ascii="仿宋_GB2312" w:eastAsia="仿宋_GB2312"/>
+          <w:sz w:val="28"/>
+          <w:szCs w:val="28"/>
+          <w:lang w:eastAsia="zh-CN"/>
+        </w:rPr>
+      </w:pPr>
+      <w:r>
+        <w:rPr>
+          <w:rFonts w:ascii="仿宋_GB2312" w:eastAsia="仿宋_GB2312" w:hint="eastAsia"/>
+          <w:sz w:val="28"/>
+          <w:szCs w:val="28"/>
+          <w:lang w:eastAsia="zh-CN"/>
         </w:rPr>
         <w:t>实到学生：</w:t>
       </w:r>
@@ -1644,24 +2512,78 @@
     <w:p>
       <w:pPr>
         <w:rPr>
-          <w:rFonts w:ascii="仿宋_GB2312" w:eastAsia="仿宋_GB2312" w:hint="eastAsia"/>
-          <w:sz w:val="28"/>
-          <w:szCs w:val="28"/>
-        </w:rPr>
-      </w:pPr>
-      <w:r>
-        <w:rPr>
-          <w:rFonts w:ascii="仿宋_GB2312" w:eastAsia="仿宋_GB2312" w:hint="eastAsia"/>
-          <w:sz w:val="28"/>
-          <w:szCs w:val="28"/>
-        </w:rPr>
-        <w:t>周沫勋 祝晨暮 杨安宸 李明睿 柴天泽 陈乾之 王星宇 朱浩宇 俞懿 王思远 叶俊麟 洪</w:t>
+          <w:rFonts w:ascii="仿宋_GB2312" w:eastAsia="仿宋_GB2312"/>
+          <w:sz w:val="28"/>
+          <w:szCs w:val="28"/>
+          <w:lang w:eastAsia="zh-CN"/>
+        </w:rPr>
+      </w:pPr>
+      <w:proofErr w:type="gramStart"/>
+      <w:r>
+        <w:rPr>
+          <w:rFonts w:ascii="仿宋_GB2312" w:eastAsia="仿宋_GB2312" w:hint="eastAsia"/>
+          <w:sz w:val="28"/>
+          <w:szCs w:val="28"/>
+          <w:lang w:eastAsia="zh-CN"/>
+        </w:rPr>
+        <w:t>周沫勋</w:t>
+      </w:r>
+      <w:proofErr w:type="gramEnd"/>
+      <w:r>
+        <w:rPr>
+          <w:rFonts w:ascii="仿宋_GB2312" w:eastAsia="仿宋_GB2312" w:hint="eastAsia"/>
+          <w:sz w:val="28"/>
+          <w:szCs w:val="28"/>
+          <w:lang w:eastAsia="zh-CN"/>
+        </w:rPr>
+        <w:t xml:space="preserve"> 祝晨暮 杨安宸 李明睿 柴天泽 </w:t>
+      </w:r>
+      <w:proofErr w:type="gramStart"/>
+      <w:r>
+        <w:rPr>
+          <w:rFonts w:ascii="仿宋_GB2312" w:eastAsia="仿宋_GB2312" w:hint="eastAsia"/>
+          <w:sz w:val="28"/>
+          <w:szCs w:val="28"/>
+          <w:lang w:eastAsia="zh-CN"/>
+        </w:rPr>
+        <w:t>陈乾之</w:t>
+      </w:r>
+      <w:proofErr w:type="gramEnd"/>
+      <w:r>
+        <w:rPr>
+          <w:rFonts w:ascii="仿宋_GB2312" w:eastAsia="仿宋_GB2312" w:hint="eastAsia"/>
+          <w:sz w:val="28"/>
+          <w:szCs w:val="28"/>
+          <w:lang w:eastAsia="zh-CN"/>
+        </w:rPr>
+        <w:t xml:space="preserve"> 王星宇 朱</w:t>
+      </w:r>
+      <w:proofErr w:type="gramStart"/>
+      <w:r>
+        <w:rPr>
+          <w:rFonts w:ascii="仿宋_GB2312" w:eastAsia="仿宋_GB2312" w:hint="eastAsia"/>
+          <w:sz w:val="28"/>
+          <w:szCs w:val="28"/>
+          <w:lang w:eastAsia="zh-CN"/>
+        </w:rPr>
+        <w:t>浩</w:t>
+      </w:r>
+      <w:proofErr w:type="gramEnd"/>
+      <w:r>
+        <w:rPr>
+          <w:rFonts w:ascii="仿宋_GB2312" w:eastAsia="仿宋_GB2312" w:hint="eastAsia"/>
+          <w:sz w:val="28"/>
+          <w:szCs w:val="28"/>
+          <w:lang w:eastAsia="zh-CN"/>
+        </w:rPr>
+        <w:t>宇 俞懿 王思远 叶俊麟 洪</w:t>
       </w:r>
       <w:r>
         <w:rPr>
           <w:rFonts w:ascii="微软雅黑" w:eastAsia="微软雅黑" w:hAnsi="微软雅黑" w:cs="微软雅黑" w:hint="eastAsia"/>
           <w:sz w:val="28"/>
           <w:szCs w:val="28"/>
+          <w:lang w:eastAsia="zh-CN"/>
         </w:rPr>
         <w:t>業</w:t>
       </w:r>
@@ -1670,23 +2592,86 @@
           <w:rFonts w:ascii="仿宋_GB2312" w:eastAsia="仿宋_GB2312" w:hint="eastAsia"/>
           <w:sz w:val="28"/>
           <w:szCs w:val="28"/>
-        </w:rPr>
-        <w:t xml:space="preserve"> 郑家成 程云潇 陈益沅 吴亦勋 李奕宏 张逸沫 张昱潇 舒杨 毛家瑞 祝若文 吴浩然 黄嘉诚</w:t>
-      </w:r>
-    </w:p>
-    <w:p>
-      <w:pPr>
-        <w:rPr>
-          <w:rFonts w:ascii="仿宋_GB2312" w:eastAsia="仿宋_GB2312" w:hint="eastAsia"/>
-          <w:sz w:val="28"/>
-          <w:szCs w:val="28"/>
-        </w:rPr>
-      </w:pPr>
-      <w:r>
-        <w:rPr>
-          <w:rFonts w:ascii="仿宋_GB2312" w:eastAsia="仿宋_GB2312" w:hint="eastAsia"/>
-          <w:sz w:val="28"/>
-          <w:szCs w:val="28"/>
+          <w:lang w:eastAsia="zh-CN"/>
+        </w:rPr>
+        <w:t xml:space="preserve"> 郑家成 程云潇 陈益沅 </w:t>
+      </w:r>
+      <w:proofErr w:type="gramStart"/>
+      <w:r>
+        <w:rPr>
+          <w:rFonts w:ascii="仿宋_GB2312" w:eastAsia="仿宋_GB2312" w:hint="eastAsia"/>
+          <w:sz w:val="28"/>
+          <w:szCs w:val="28"/>
+          <w:lang w:eastAsia="zh-CN"/>
+        </w:rPr>
+        <w:t>吴亦勋</w:t>
+      </w:r>
+      <w:proofErr w:type="gramEnd"/>
+      <w:r>
+        <w:rPr>
+          <w:rFonts w:ascii="仿宋_GB2312" w:eastAsia="仿宋_GB2312" w:hint="eastAsia"/>
+          <w:sz w:val="28"/>
+          <w:szCs w:val="28"/>
+          <w:lang w:eastAsia="zh-CN"/>
+        </w:rPr>
+        <w:t xml:space="preserve"> 李奕宏 张逸沫 张昱潇 </w:t>
+      </w:r>
+      <w:proofErr w:type="gramStart"/>
+      <w:r>
+        <w:rPr>
+          <w:rFonts w:ascii="仿宋_GB2312" w:eastAsia="仿宋_GB2312" w:hint="eastAsia"/>
+          <w:sz w:val="28"/>
+          <w:szCs w:val="28"/>
+          <w:lang w:eastAsia="zh-CN"/>
+        </w:rPr>
+        <w:t>舒杨</w:t>
+      </w:r>
+      <w:proofErr w:type="gramEnd"/>
+      <w:r>
+        <w:rPr>
+          <w:rFonts w:ascii="仿宋_GB2312" w:eastAsia="仿宋_GB2312" w:hint="eastAsia"/>
+          <w:sz w:val="28"/>
+          <w:szCs w:val="28"/>
+          <w:lang w:eastAsia="zh-CN"/>
+        </w:rPr>
+        <w:t xml:space="preserve"> 毛家瑞 </w:t>
+      </w:r>
+      <w:proofErr w:type="gramStart"/>
+      <w:r>
+        <w:rPr>
+          <w:rFonts w:ascii="仿宋_GB2312" w:eastAsia="仿宋_GB2312" w:hint="eastAsia"/>
+          <w:sz w:val="28"/>
+          <w:szCs w:val="28"/>
+          <w:lang w:eastAsia="zh-CN"/>
+        </w:rPr>
+        <w:t>祝若文</w:t>
+      </w:r>
+      <w:proofErr w:type="gramEnd"/>
+      <w:r>
+        <w:rPr>
+          <w:rFonts w:ascii="仿宋_GB2312" w:eastAsia="仿宋_GB2312" w:hint="eastAsia"/>
+          <w:sz w:val="28"/>
+          <w:szCs w:val="28"/>
+          <w:lang w:eastAsia="zh-CN"/>
+        </w:rPr>
+        <w:t xml:space="preserve"> 吴浩然 黄嘉诚</w:t>
+      </w:r>
+    </w:p>
+    <w:p>
+      <w:pPr>
+        <w:rPr>
+          <w:rFonts w:ascii="仿宋_GB2312" w:eastAsia="仿宋_GB2312"/>
+          <w:sz w:val="28"/>
+          <w:szCs w:val="28"/>
+          <w:lang w:eastAsia="zh-CN"/>
+        </w:rPr>
+      </w:pPr>
+      <w:r>
+        <w:rPr>
+          <w:rFonts w:ascii="仿宋_GB2312" w:eastAsia="仿宋_GB2312" w:hint="eastAsia"/>
+          <w:sz w:val="28"/>
+          <w:szCs w:val="28"/>
+          <w:lang w:eastAsia="zh-CN"/>
         </w:rPr>
         <w:t>活动内容：</w:t>
       </w:r>
@@ -1694,16 +2679,18 @@
     <w:p>
       <w:pPr>
         <w:rPr>
-          <w:rFonts w:ascii="仿宋_GB2312" w:eastAsia="仿宋_GB2312" w:hint="eastAsia"/>
-          <w:sz w:val="28"/>
-          <w:szCs w:val="28"/>
-        </w:rPr>
-      </w:pPr>
-      <w:r>
-        <w:rPr>
-          <w:rFonts w:ascii="仿宋_GB2312" w:eastAsia="仿宋_GB2312" w:hint="eastAsia"/>
-          <w:sz w:val="28"/>
-          <w:szCs w:val="28"/>
+          <w:rFonts w:ascii="仿宋_GB2312" w:eastAsia="仿宋_GB2312"/>
+          <w:sz w:val="28"/>
+          <w:szCs w:val="28"/>
+          <w:lang w:eastAsia="zh-CN"/>
+        </w:rPr>
+      </w:pPr>
+      <w:r>
+        <w:rPr>
+          <w:rFonts w:ascii="仿宋_GB2312" w:eastAsia="仿宋_GB2312" w:hint="eastAsia"/>
+          <w:sz w:val="28"/>
+          <w:szCs w:val="28"/>
+          <w:lang w:eastAsia="zh-CN"/>
         </w:rPr>
         <w:t>组织学生观看优秀队伍比赛视频并讨论可借鉴的设计思路。</w:t>
       </w:r>
@@ -1711,16 +2698,18 @@
     <w:p>
       <w:pPr>
         <w:rPr>
-          <w:rFonts w:ascii="仿宋_GB2312" w:eastAsia="仿宋_GB2312" w:hint="eastAsia"/>
-          <w:sz w:val="28"/>
-          <w:szCs w:val="28"/>
-        </w:rPr>
-      </w:pPr>
-      <w:r>
-        <w:rPr>
-          <w:rFonts w:ascii="仿宋_GB2312" w:eastAsia="仿宋_GB2312" w:hint="eastAsia"/>
-          <w:sz w:val="28"/>
-          <w:szCs w:val="28"/>
+          <w:rFonts w:ascii="仿宋_GB2312" w:eastAsia="仿宋_GB2312"/>
+          <w:sz w:val="28"/>
+          <w:szCs w:val="28"/>
+          <w:lang w:eastAsia="zh-CN"/>
+        </w:rPr>
+      </w:pPr>
+      <w:r>
+        <w:rPr>
+          <w:rFonts w:ascii="仿宋_GB2312" w:eastAsia="仿宋_GB2312" w:hint="eastAsia"/>
+          <w:sz w:val="28"/>
+          <w:szCs w:val="28"/>
+          <w:lang w:eastAsia="zh-CN"/>
         </w:rPr>
         <w:t>开展队内模拟赛训练，通过多轮比赛检验机器人稳定性。</w:t>
       </w:r>
@@ -1728,16 +2717,18 @@
     <w:p>
       <w:pPr>
         <w:rPr>
-          <w:rFonts w:ascii="仿宋_GB2312" w:eastAsia="仿宋_GB2312" w:hint="eastAsia"/>
-          <w:sz w:val="28"/>
-          <w:szCs w:val="28"/>
-        </w:rPr>
-      </w:pPr>
-      <w:r>
-        <w:rPr>
-          <w:rFonts w:ascii="仿宋_GB2312" w:eastAsia="仿宋_GB2312" w:hint="eastAsia"/>
-          <w:sz w:val="28"/>
-          <w:szCs w:val="28"/>
+          <w:rFonts w:ascii="仿宋_GB2312" w:eastAsia="仿宋_GB2312"/>
+          <w:sz w:val="28"/>
+          <w:szCs w:val="28"/>
+          <w:lang w:eastAsia="zh-CN"/>
+        </w:rPr>
+      </w:pPr>
+      <w:r>
+        <w:rPr>
+          <w:rFonts w:ascii="仿宋_GB2312" w:eastAsia="仿宋_GB2312" w:hint="eastAsia"/>
+          <w:sz w:val="28"/>
+          <w:szCs w:val="28"/>
+          <w:lang w:eastAsia="zh-CN"/>
         </w:rPr>
         <w:t>讲解比赛策略和操作技巧，提高学生在比赛中的应变能力。</w:t>
       </w:r>
@@ -1745,16 +2736,18 @@
     <w:p>
       <w:pPr>
         <w:rPr>
-          <w:rFonts w:ascii="仿宋_GB2312" w:eastAsia="仿宋_GB2312" w:hint="eastAsia"/>
-          <w:sz w:val="28"/>
-          <w:szCs w:val="28"/>
-        </w:rPr>
-      </w:pPr>
-      <w:r>
-        <w:rPr>
-          <w:rFonts w:ascii="仿宋_GB2312" w:eastAsia="仿宋_GB2312" w:hint="eastAsia"/>
-          <w:sz w:val="28"/>
-          <w:szCs w:val="28"/>
+          <w:rFonts w:ascii="仿宋_GB2312" w:eastAsia="仿宋_GB2312"/>
+          <w:sz w:val="28"/>
+          <w:szCs w:val="28"/>
+          <w:lang w:eastAsia="zh-CN"/>
+        </w:rPr>
+      </w:pPr>
+      <w:r>
+        <w:rPr>
+          <w:rFonts w:ascii="仿宋_GB2312" w:eastAsia="仿宋_GB2312" w:hint="eastAsia"/>
+          <w:sz w:val="28"/>
+          <w:szCs w:val="28"/>
+          <w:lang w:eastAsia="zh-CN"/>
         </w:rPr>
         <w:t>对机器人程序进行迭代优化，改善自动阶段路径误差。</w:t>
       </w:r>
@@ -1762,16 +2755,18 @@
     <w:p>
       <w:pPr>
         <w:rPr>
-          <w:rFonts w:ascii="仿宋_GB2312" w:eastAsia="仿宋_GB2312" w:hint="eastAsia"/>
-          <w:sz w:val="28"/>
-          <w:szCs w:val="28"/>
-        </w:rPr>
-      </w:pPr>
-      <w:r>
-        <w:rPr>
-          <w:rFonts w:ascii="仿宋_GB2312" w:eastAsia="仿宋_GB2312" w:hint="eastAsia"/>
-          <w:sz w:val="28"/>
-          <w:szCs w:val="28"/>
+          <w:rFonts w:ascii="仿宋_GB2312" w:eastAsia="仿宋_GB2312"/>
+          <w:sz w:val="28"/>
+          <w:szCs w:val="28"/>
+          <w:lang w:eastAsia="zh-CN"/>
+        </w:rPr>
+      </w:pPr>
+      <w:r>
+        <w:rPr>
+          <w:rFonts w:ascii="仿宋_GB2312" w:eastAsia="仿宋_GB2312" w:hint="eastAsia"/>
+          <w:sz w:val="28"/>
+          <w:szCs w:val="28"/>
+          <w:lang w:eastAsia="zh-CN"/>
         </w:rPr>
         <w:t>总结暑期比赛情况，对比赛中出现的问题进行复盘，例如结构松动、齿轮磨损等。</w:t>
       </w:r>
@@ -1779,16 +2774,18 @@
     <w:p>
       <w:pPr>
         <w:rPr>
-          <w:rFonts w:ascii="仿宋_GB2312" w:eastAsia="仿宋_GB2312" w:hint="eastAsia"/>
-          <w:sz w:val="28"/>
-          <w:szCs w:val="28"/>
-        </w:rPr>
-      </w:pPr>
-      <w:r>
-        <w:rPr>
-          <w:rFonts w:ascii="仿宋_GB2312" w:eastAsia="仿宋_GB2312" w:hint="eastAsia"/>
-          <w:sz w:val="28"/>
-          <w:szCs w:val="28"/>
+          <w:rFonts w:ascii="仿宋_GB2312" w:eastAsia="仿宋_GB2312"/>
+          <w:sz w:val="28"/>
+          <w:szCs w:val="28"/>
+          <w:lang w:eastAsia="zh-CN"/>
+        </w:rPr>
+      </w:pPr>
+      <w:r>
+        <w:rPr>
+          <w:rFonts w:ascii="仿宋_GB2312" w:eastAsia="仿宋_GB2312" w:hint="eastAsia"/>
+          <w:sz w:val="28"/>
+          <w:szCs w:val="28"/>
+          <w:lang w:eastAsia="zh-CN"/>
         </w:rPr>
         <w:br w:type="page"/>
       </w:r>
@@ -1796,16 +2793,18 @@
     <w:p>
       <w:pPr>
         <w:rPr>
-          <w:rFonts w:ascii="仿宋_GB2312" w:eastAsia="仿宋_GB2312" w:hint="eastAsia"/>
-          <w:sz w:val="28"/>
-          <w:szCs w:val="28"/>
-        </w:rPr>
-      </w:pPr>
-      <w:r>
-        <w:rPr>
-          <w:rFonts w:ascii="仿宋_GB2312" w:eastAsia="仿宋_GB2312" w:hint="eastAsia"/>
-          <w:sz w:val="28"/>
-          <w:szCs w:val="28"/>
+          <w:rFonts w:ascii="仿宋_GB2312" w:eastAsia="仿宋_GB2312"/>
+          <w:sz w:val="28"/>
+          <w:szCs w:val="28"/>
+          <w:lang w:eastAsia="zh-CN"/>
+        </w:rPr>
+      </w:pPr>
+      <w:r>
+        <w:rPr>
+          <w:rFonts w:ascii="仿宋_GB2312" w:eastAsia="仿宋_GB2312" w:hint="eastAsia"/>
+          <w:sz w:val="28"/>
+          <w:szCs w:val="28"/>
+          <w:lang w:eastAsia="zh-CN"/>
         </w:rPr>
         <w:lastRenderedPageBreak/>
         <w:t>机器人竞赛班训练记录</w:t>
@@ -1814,16 +2813,18 @@
     <w:p>
       <w:pPr>
         <w:rPr>
-          <w:rFonts w:ascii="仿宋_GB2312" w:eastAsia="仿宋_GB2312" w:hint="eastAsia"/>
-          <w:sz w:val="28"/>
-          <w:szCs w:val="28"/>
-        </w:rPr>
-      </w:pPr>
-      <w:r>
-        <w:rPr>
-          <w:rFonts w:ascii="仿宋_GB2312" w:eastAsia="仿宋_GB2312" w:hint="eastAsia"/>
-          <w:sz w:val="28"/>
-          <w:szCs w:val="28"/>
+          <w:rFonts w:ascii="仿宋_GB2312" w:eastAsia="仿宋_GB2312"/>
+          <w:sz w:val="28"/>
+          <w:szCs w:val="28"/>
+          <w:lang w:eastAsia="zh-CN"/>
+        </w:rPr>
+      </w:pPr>
+      <w:r>
+        <w:rPr>
+          <w:rFonts w:ascii="仿宋_GB2312" w:eastAsia="仿宋_GB2312" w:hint="eastAsia"/>
+          <w:sz w:val="28"/>
+          <w:szCs w:val="28"/>
+          <w:lang w:eastAsia="zh-CN"/>
         </w:rPr>
         <w:t>日期：2025年08月12日</w:t>
       </w:r>
@@ -1831,16 +2832,18 @@
     <w:p>
       <w:pPr>
         <w:rPr>
-          <w:rFonts w:ascii="仿宋_GB2312" w:eastAsia="仿宋_GB2312" w:hint="eastAsia"/>
-          <w:sz w:val="28"/>
-          <w:szCs w:val="28"/>
-        </w:rPr>
-      </w:pPr>
-      <w:r>
-        <w:rPr>
-          <w:rFonts w:ascii="仿宋_GB2312" w:eastAsia="仿宋_GB2312" w:hint="eastAsia"/>
-          <w:sz w:val="28"/>
-          <w:szCs w:val="28"/>
+          <w:rFonts w:ascii="仿宋_GB2312" w:eastAsia="仿宋_GB2312"/>
+          <w:sz w:val="28"/>
+          <w:szCs w:val="28"/>
+          <w:lang w:eastAsia="zh-CN"/>
+        </w:rPr>
+      </w:pPr>
+      <w:r>
+        <w:rPr>
+          <w:rFonts w:ascii="仿宋_GB2312" w:eastAsia="仿宋_GB2312" w:hint="eastAsia"/>
+          <w:sz w:val="28"/>
+          <w:szCs w:val="28"/>
+          <w:lang w:eastAsia="zh-CN"/>
         </w:rPr>
         <w:t>实到学生：</w:t>
       </w:r>
@@ -1848,24 +2851,87 @@
     <w:p>
       <w:pPr>
         <w:rPr>
-          <w:rFonts w:ascii="仿宋_GB2312" w:eastAsia="仿宋_GB2312" w:hint="eastAsia"/>
-          <w:sz w:val="28"/>
-          <w:szCs w:val="28"/>
-        </w:rPr>
-      </w:pPr>
-      <w:r>
-        <w:rPr>
-          <w:rFonts w:ascii="仿宋_GB2312" w:eastAsia="仿宋_GB2312" w:hint="eastAsia"/>
-          <w:sz w:val="28"/>
-          <w:szCs w:val="28"/>
-        </w:rPr>
-        <w:t>李明哲 李奕宏 叶俊麟 吴亦勋 吴浩然 舒杨 陈益沅 杨安宸 程云潇 陈乾之 洪</w:t>
+          <w:rFonts w:ascii="仿宋_GB2312" w:eastAsia="仿宋_GB2312"/>
+          <w:sz w:val="28"/>
+          <w:szCs w:val="28"/>
+          <w:lang w:eastAsia="zh-CN"/>
+        </w:rPr>
+      </w:pPr>
+      <w:r>
+        <w:rPr>
+          <w:rFonts w:ascii="仿宋_GB2312" w:eastAsia="仿宋_GB2312" w:hint="eastAsia"/>
+          <w:sz w:val="28"/>
+          <w:szCs w:val="28"/>
+          <w:lang w:eastAsia="zh-CN"/>
+        </w:rPr>
+        <w:t xml:space="preserve">李明哲 李奕宏 叶俊麟 </w:t>
+      </w:r>
+      <w:proofErr w:type="gramStart"/>
+      <w:r>
+        <w:rPr>
+          <w:rFonts w:ascii="仿宋_GB2312" w:eastAsia="仿宋_GB2312" w:hint="eastAsia"/>
+          <w:sz w:val="28"/>
+          <w:szCs w:val="28"/>
+          <w:lang w:eastAsia="zh-CN"/>
+        </w:rPr>
+        <w:t>吴亦勋</w:t>
+      </w:r>
+      <w:proofErr w:type="gramEnd"/>
+      <w:r>
+        <w:rPr>
+          <w:rFonts w:ascii="仿宋_GB2312" w:eastAsia="仿宋_GB2312" w:hint="eastAsia"/>
+          <w:sz w:val="28"/>
+          <w:szCs w:val="28"/>
+          <w:lang w:eastAsia="zh-CN"/>
+        </w:rPr>
+        <w:t xml:space="preserve"> 吴浩然 </w:t>
+      </w:r>
+      <w:proofErr w:type="gramStart"/>
+      <w:r>
+        <w:rPr>
+          <w:rFonts w:ascii="仿宋_GB2312" w:eastAsia="仿宋_GB2312" w:hint="eastAsia"/>
+          <w:sz w:val="28"/>
+          <w:szCs w:val="28"/>
+          <w:lang w:eastAsia="zh-CN"/>
+        </w:rPr>
+        <w:t>舒杨</w:t>
+      </w:r>
+      <w:proofErr w:type="gramEnd"/>
+      <w:r>
+        <w:rPr>
+          <w:rFonts w:ascii="仿宋_GB2312" w:eastAsia="仿宋_GB2312" w:hint="eastAsia"/>
+          <w:sz w:val="28"/>
+          <w:szCs w:val="28"/>
+          <w:lang w:eastAsia="zh-CN"/>
+        </w:rPr>
+        <w:t xml:space="preserve"> 陈益沅 杨安宸 程云潇 </w:t>
+      </w:r>
+      <w:proofErr w:type="gramStart"/>
+      <w:r>
+        <w:rPr>
+          <w:rFonts w:ascii="仿宋_GB2312" w:eastAsia="仿宋_GB2312" w:hint="eastAsia"/>
+          <w:sz w:val="28"/>
+          <w:szCs w:val="28"/>
+          <w:lang w:eastAsia="zh-CN"/>
+        </w:rPr>
+        <w:t>陈乾之</w:t>
+      </w:r>
+      <w:proofErr w:type="gramEnd"/>
+      <w:r>
+        <w:rPr>
+          <w:rFonts w:ascii="仿宋_GB2312" w:eastAsia="仿宋_GB2312" w:hint="eastAsia"/>
+          <w:sz w:val="28"/>
+          <w:szCs w:val="28"/>
+          <w:lang w:eastAsia="zh-CN"/>
+        </w:rPr>
+        <w:t xml:space="preserve"> 洪</w:t>
       </w:r>
       <w:r>
         <w:rPr>
           <w:rFonts w:ascii="微软雅黑" w:eastAsia="微软雅黑" w:hAnsi="微软雅黑" w:cs="微软雅黑" w:hint="eastAsia"/>
           <w:sz w:val="28"/>
           <w:szCs w:val="28"/>
+          <w:lang w:eastAsia="zh-CN"/>
         </w:rPr>
         <w:t>業</w:t>
       </w:r>
@@ -1874,23 +2940,86 @@
           <w:rFonts w:ascii="仿宋_GB2312" w:eastAsia="仿宋_GB2312" w:hint="eastAsia"/>
           <w:sz w:val="28"/>
           <w:szCs w:val="28"/>
-        </w:rPr>
-        <w:t xml:space="preserve"> 罗成君 周沫勋 王星宇 王思远 毛家瑞 祝晨暮 王裕川 祝若文 朱浩宇 黄嘉诚 俞懿</w:t>
-      </w:r>
-    </w:p>
-    <w:p>
-      <w:pPr>
-        <w:rPr>
-          <w:rFonts w:ascii="仿宋_GB2312" w:eastAsia="仿宋_GB2312" w:hint="eastAsia"/>
-          <w:sz w:val="28"/>
-          <w:szCs w:val="28"/>
-        </w:rPr>
-      </w:pPr>
-      <w:r>
-        <w:rPr>
-          <w:rFonts w:ascii="仿宋_GB2312" w:eastAsia="仿宋_GB2312" w:hint="eastAsia"/>
-          <w:sz w:val="28"/>
-          <w:szCs w:val="28"/>
+          <w:lang w:eastAsia="zh-CN"/>
+        </w:rPr>
+        <w:t xml:space="preserve"> 罗成君 </w:t>
+      </w:r>
+      <w:proofErr w:type="gramStart"/>
+      <w:r>
+        <w:rPr>
+          <w:rFonts w:ascii="仿宋_GB2312" w:eastAsia="仿宋_GB2312" w:hint="eastAsia"/>
+          <w:sz w:val="28"/>
+          <w:szCs w:val="28"/>
+          <w:lang w:eastAsia="zh-CN"/>
+        </w:rPr>
+        <w:t>周沫勋</w:t>
+      </w:r>
+      <w:proofErr w:type="gramEnd"/>
+      <w:r>
+        <w:rPr>
+          <w:rFonts w:ascii="仿宋_GB2312" w:eastAsia="仿宋_GB2312" w:hint="eastAsia"/>
+          <w:sz w:val="28"/>
+          <w:szCs w:val="28"/>
+          <w:lang w:eastAsia="zh-CN"/>
+        </w:rPr>
+        <w:t xml:space="preserve"> 王星宇 王思远 毛家瑞 祝晨暮 王</w:t>
+      </w:r>
+      <w:proofErr w:type="gramStart"/>
+      <w:r>
+        <w:rPr>
+          <w:rFonts w:ascii="仿宋_GB2312" w:eastAsia="仿宋_GB2312" w:hint="eastAsia"/>
+          <w:sz w:val="28"/>
+          <w:szCs w:val="28"/>
+          <w:lang w:eastAsia="zh-CN"/>
+        </w:rPr>
+        <w:t>裕川 祝若</w:t>
+      </w:r>
+      <w:proofErr w:type="gramEnd"/>
+      <w:r>
+        <w:rPr>
+          <w:rFonts w:ascii="仿宋_GB2312" w:eastAsia="仿宋_GB2312" w:hint="eastAsia"/>
+          <w:sz w:val="28"/>
+          <w:szCs w:val="28"/>
+          <w:lang w:eastAsia="zh-CN"/>
+        </w:rPr>
+        <w:t>文 朱</w:t>
+      </w:r>
+      <w:proofErr w:type="gramStart"/>
+      <w:r>
+        <w:rPr>
+          <w:rFonts w:ascii="仿宋_GB2312" w:eastAsia="仿宋_GB2312" w:hint="eastAsia"/>
+          <w:sz w:val="28"/>
+          <w:szCs w:val="28"/>
+          <w:lang w:eastAsia="zh-CN"/>
+        </w:rPr>
+        <w:t>浩</w:t>
+      </w:r>
+      <w:proofErr w:type="gramEnd"/>
+      <w:r>
+        <w:rPr>
+          <w:rFonts w:ascii="仿宋_GB2312" w:eastAsia="仿宋_GB2312" w:hint="eastAsia"/>
+          <w:sz w:val="28"/>
+          <w:szCs w:val="28"/>
+          <w:lang w:eastAsia="zh-CN"/>
+        </w:rPr>
+        <w:t>宇 黄嘉诚 俞懿</w:t>
+      </w:r>
+    </w:p>
+    <w:p>
+      <w:pPr>
+        <w:rPr>
+          <w:rFonts w:ascii="仿宋_GB2312" w:eastAsia="仿宋_GB2312"/>
+          <w:sz w:val="28"/>
+          <w:szCs w:val="28"/>
+          <w:lang w:eastAsia="zh-CN"/>
+        </w:rPr>
+      </w:pPr>
+      <w:r>
+        <w:rPr>
+          <w:rFonts w:ascii="仿宋_GB2312" w:eastAsia="仿宋_GB2312" w:hint="eastAsia"/>
+          <w:sz w:val="28"/>
+          <w:szCs w:val="28"/>
+          <w:lang w:eastAsia="zh-CN"/>
         </w:rPr>
         <w:t>活动内容：</w:t>
       </w:r>
@@ -1898,16 +3027,18 @@
     <w:p>
       <w:pPr>
         <w:rPr>
-          <w:rFonts w:ascii="仿宋_GB2312" w:eastAsia="仿宋_GB2312" w:hint="eastAsia"/>
-          <w:sz w:val="28"/>
-          <w:szCs w:val="28"/>
-        </w:rPr>
-      </w:pPr>
-      <w:r>
-        <w:rPr>
-          <w:rFonts w:ascii="仿宋_GB2312" w:eastAsia="仿宋_GB2312" w:hint="eastAsia"/>
-          <w:sz w:val="28"/>
-          <w:szCs w:val="28"/>
+          <w:rFonts w:ascii="仿宋_GB2312" w:eastAsia="仿宋_GB2312"/>
+          <w:sz w:val="28"/>
+          <w:szCs w:val="28"/>
+          <w:lang w:eastAsia="zh-CN"/>
+        </w:rPr>
+      </w:pPr>
+      <w:r>
+        <w:rPr>
+          <w:rFonts w:ascii="仿宋_GB2312" w:eastAsia="仿宋_GB2312" w:hint="eastAsia"/>
+          <w:sz w:val="28"/>
+          <w:szCs w:val="28"/>
+          <w:lang w:eastAsia="zh-CN"/>
         </w:rPr>
         <w:t>对机器人程序进行迭代优化，改善自动阶段路径误差。</w:t>
       </w:r>
@@ -1915,16 +3046,18 @@
     <w:p>
       <w:pPr>
         <w:rPr>
-          <w:rFonts w:ascii="仿宋_GB2312" w:eastAsia="仿宋_GB2312" w:hint="eastAsia"/>
-          <w:sz w:val="28"/>
-          <w:szCs w:val="28"/>
-        </w:rPr>
-      </w:pPr>
-      <w:r>
-        <w:rPr>
-          <w:rFonts w:ascii="仿宋_GB2312" w:eastAsia="仿宋_GB2312" w:hint="eastAsia"/>
-          <w:sz w:val="28"/>
-          <w:szCs w:val="28"/>
+          <w:rFonts w:ascii="仿宋_GB2312" w:eastAsia="仿宋_GB2312"/>
+          <w:sz w:val="28"/>
+          <w:szCs w:val="28"/>
+          <w:lang w:eastAsia="zh-CN"/>
+        </w:rPr>
+      </w:pPr>
+      <w:r>
+        <w:rPr>
+          <w:rFonts w:ascii="仿宋_GB2312" w:eastAsia="仿宋_GB2312" w:hint="eastAsia"/>
+          <w:sz w:val="28"/>
+          <w:szCs w:val="28"/>
+          <w:lang w:eastAsia="zh-CN"/>
         </w:rPr>
         <w:t>组织学生观看优秀队伍比赛视频并讨论可借鉴的设计思路。</w:t>
       </w:r>
@@ -1932,16 +3065,18 @@
     <w:p>
       <w:pPr>
         <w:rPr>
-          <w:rFonts w:ascii="仿宋_GB2312" w:eastAsia="仿宋_GB2312" w:hint="eastAsia"/>
-          <w:sz w:val="28"/>
-          <w:szCs w:val="28"/>
-        </w:rPr>
-      </w:pPr>
-      <w:r>
-        <w:rPr>
-          <w:rFonts w:ascii="仿宋_GB2312" w:eastAsia="仿宋_GB2312" w:hint="eastAsia"/>
-          <w:sz w:val="28"/>
-          <w:szCs w:val="28"/>
+          <w:rFonts w:ascii="仿宋_GB2312" w:eastAsia="仿宋_GB2312"/>
+          <w:sz w:val="28"/>
+          <w:szCs w:val="28"/>
+          <w:lang w:eastAsia="zh-CN"/>
+        </w:rPr>
+      </w:pPr>
+      <w:r>
+        <w:rPr>
+          <w:rFonts w:ascii="仿宋_GB2312" w:eastAsia="仿宋_GB2312" w:hint="eastAsia"/>
+          <w:sz w:val="28"/>
+          <w:szCs w:val="28"/>
+          <w:lang w:eastAsia="zh-CN"/>
         </w:rPr>
         <w:t>安排学生重新整理机器人线缆和电池固定结构，提高整体可靠性。</w:t>
       </w:r>
@@ -1949,16 +3084,18 @@
     <w:p>
       <w:pPr>
         <w:rPr>
-          <w:rFonts w:ascii="仿宋_GB2312" w:eastAsia="仿宋_GB2312" w:hint="eastAsia"/>
-          <w:sz w:val="28"/>
-          <w:szCs w:val="28"/>
-        </w:rPr>
-      </w:pPr>
-      <w:r>
-        <w:rPr>
-          <w:rFonts w:ascii="仿宋_GB2312" w:eastAsia="仿宋_GB2312" w:hint="eastAsia"/>
-          <w:sz w:val="28"/>
-          <w:szCs w:val="28"/>
+          <w:rFonts w:ascii="仿宋_GB2312" w:eastAsia="仿宋_GB2312"/>
+          <w:sz w:val="28"/>
+          <w:szCs w:val="28"/>
+          <w:lang w:eastAsia="zh-CN"/>
+        </w:rPr>
+      </w:pPr>
+      <w:r>
+        <w:rPr>
+          <w:rFonts w:ascii="仿宋_GB2312" w:eastAsia="仿宋_GB2312" w:hint="eastAsia"/>
+          <w:sz w:val="28"/>
+          <w:szCs w:val="28"/>
+          <w:lang w:eastAsia="zh-CN"/>
         </w:rPr>
         <w:t>开展队内模拟赛训练，通过多轮比赛检验机器人稳定性。</w:t>
       </w:r>
@@ -1966,16 +3103,18 @@
     <w:p>
       <w:pPr>
         <w:rPr>
-          <w:rFonts w:ascii="仿宋_GB2312" w:eastAsia="仿宋_GB2312" w:hint="eastAsia"/>
-          <w:sz w:val="28"/>
-          <w:szCs w:val="28"/>
-        </w:rPr>
-      </w:pPr>
-      <w:r>
-        <w:rPr>
-          <w:rFonts w:ascii="仿宋_GB2312" w:eastAsia="仿宋_GB2312" w:hint="eastAsia"/>
-          <w:sz w:val="28"/>
-          <w:szCs w:val="28"/>
+          <w:rFonts w:ascii="仿宋_GB2312" w:eastAsia="仿宋_GB2312"/>
+          <w:sz w:val="28"/>
+          <w:szCs w:val="28"/>
+          <w:lang w:eastAsia="zh-CN"/>
+        </w:rPr>
+      </w:pPr>
+      <w:r>
+        <w:rPr>
+          <w:rFonts w:ascii="仿宋_GB2312" w:eastAsia="仿宋_GB2312" w:hint="eastAsia"/>
+          <w:sz w:val="28"/>
+          <w:szCs w:val="28"/>
+          <w:lang w:eastAsia="zh-CN"/>
         </w:rPr>
         <w:t>根据比赛反馈重新调整机器人结构，加强关键连接部位。</w:t>
       </w:r>
@@ -1983,16 +3122,18 @@
     <w:p>
       <w:pPr>
         <w:rPr>
-          <w:rFonts w:ascii="仿宋_GB2312" w:eastAsia="仿宋_GB2312" w:hint="eastAsia"/>
-          <w:sz w:val="28"/>
-          <w:szCs w:val="28"/>
-        </w:rPr>
-      </w:pPr>
-      <w:r>
-        <w:rPr>
-          <w:rFonts w:ascii="仿宋_GB2312" w:eastAsia="仿宋_GB2312" w:hint="eastAsia"/>
-          <w:sz w:val="28"/>
-          <w:szCs w:val="28"/>
+          <w:rFonts w:ascii="仿宋_GB2312" w:eastAsia="仿宋_GB2312"/>
+          <w:sz w:val="28"/>
+          <w:szCs w:val="28"/>
+          <w:lang w:eastAsia="zh-CN"/>
+        </w:rPr>
+      </w:pPr>
+      <w:r>
+        <w:rPr>
+          <w:rFonts w:ascii="仿宋_GB2312" w:eastAsia="仿宋_GB2312" w:hint="eastAsia"/>
+          <w:sz w:val="28"/>
+          <w:szCs w:val="28"/>
+          <w:lang w:eastAsia="zh-CN"/>
         </w:rPr>
         <w:br w:type="page"/>
       </w:r>
@@ -2000,16 +3141,18 @@
     <w:p>
       <w:pPr>
         <w:rPr>
-          <w:rFonts w:ascii="仿宋_GB2312" w:eastAsia="仿宋_GB2312" w:hint="eastAsia"/>
-          <w:sz w:val="28"/>
-          <w:szCs w:val="28"/>
-        </w:rPr>
-      </w:pPr>
-      <w:r>
-        <w:rPr>
-          <w:rFonts w:ascii="仿宋_GB2312" w:eastAsia="仿宋_GB2312" w:hint="eastAsia"/>
-          <w:sz w:val="28"/>
-          <w:szCs w:val="28"/>
+          <w:rFonts w:ascii="仿宋_GB2312" w:eastAsia="仿宋_GB2312"/>
+          <w:sz w:val="28"/>
+          <w:szCs w:val="28"/>
+          <w:lang w:eastAsia="zh-CN"/>
+        </w:rPr>
+      </w:pPr>
+      <w:r>
+        <w:rPr>
+          <w:rFonts w:ascii="仿宋_GB2312" w:eastAsia="仿宋_GB2312" w:hint="eastAsia"/>
+          <w:sz w:val="28"/>
+          <w:szCs w:val="28"/>
+          <w:lang w:eastAsia="zh-CN"/>
         </w:rPr>
         <w:lastRenderedPageBreak/>
         <w:t>机器人竞赛班训练记录</w:t>
@@ -2018,16 +3161,18 @@
     <w:p>
       <w:pPr>
         <w:rPr>
-          <w:rFonts w:ascii="仿宋_GB2312" w:eastAsia="仿宋_GB2312" w:hint="eastAsia"/>
-          <w:sz w:val="28"/>
-          <w:szCs w:val="28"/>
-        </w:rPr>
-      </w:pPr>
-      <w:r>
-        <w:rPr>
-          <w:rFonts w:ascii="仿宋_GB2312" w:eastAsia="仿宋_GB2312" w:hint="eastAsia"/>
-          <w:sz w:val="28"/>
-          <w:szCs w:val="28"/>
+          <w:rFonts w:ascii="仿宋_GB2312" w:eastAsia="仿宋_GB2312"/>
+          <w:sz w:val="28"/>
+          <w:szCs w:val="28"/>
+          <w:lang w:eastAsia="zh-CN"/>
+        </w:rPr>
+      </w:pPr>
+      <w:r>
+        <w:rPr>
+          <w:rFonts w:ascii="仿宋_GB2312" w:eastAsia="仿宋_GB2312" w:hint="eastAsia"/>
+          <w:sz w:val="28"/>
+          <w:szCs w:val="28"/>
+          <w:lang w:eastAsia="zh-CN"/>
         </w:rPr>
         <w:t>日期：2025年08月13日</w:t>
       </w:r>
@@ -2035,16 +3180,18 @@
     <w:p>
       <w:pPr>
         <w:rPr>
-          <w:rFonts w:ascii="仿宋_GB2312" w:eastAsia="仿宋_GB2312" w:hint="eastAsia"/>
-          <w:sz w:val="28"/>
-          <w:szCs w:val="28"/>
-        </w:rPr>
-      </w:pPr>
-      <w:r>
-        <w:rPr>
-          <w:rFonts w:ascii="仿宋_GB2312" w:eastAsia="仿宋_GB2312" w:hint="eastAsia"/>
-          <w:sz w:val="28"/>
-          <w:szCs w:val="28"/>
+          <w:rFonts w:ascii="仿宋_GB2312" w:eastAsia="仿宋_GB2312"/>
+          <w:sz w:val="28"/>
+          <w:szCs w:val="28"/>
+          <w:lang w:eastAsia="zh-CN"/>
+        </w:rPr>
+      </w:pPr>
+      <w:r>
+        <w:rPr>
+          <w:rFonts w:ascii="仿宋_GB2312" w:eastAsia="仿宋_GB2312" w:hint="eastAsia"/>
+          <w:sz w:val="28"/>
+          <w:szCs w:val="28"/>
+          <w:lang w:eastAsia="zh-CN"/>
         </w:rPr>
         <w:t>实到学生：</w:t>
       </w:r>
@@ -2052,24 +3199,127 @@
     <w:p>
       <w:pPr>
         <w:rPr>
-          <w:rFonts w:ascii="仿宋_GB2312" w:eastAsia="仿宋_GB2312" w:hint="eastAsia"/>
-          <w:sz w:val="28"/>
-          <w:szCs w:val="28"/>
-        </w:rPr>
-      </w:pPr>
-      <w:r>
-        <w:rPr>
-          <w:rFonts w:ascii="仿宋_GB2312" w:eastAsia="仿宋_GB2312" w:hint="eastAsia"/>
-          <w:sz w:val="28"/>
-          <w:szCs w:val="28"/>
-        </w:rPr>
-        <w:t>柴天泽 吴亦勋 舒杨 周沫勋 祝若文 黄嘉诚 郑家成 杨安宸 张逸沫 朱浩宇 陈益沅 俞懿 陈乾之 王思远 李奕宏 王裕川 洪</w:t>
+          <w:rFonts w:ascii="仿宋_GB2312" w:eastAsia="仿宋_GB2312"/>
+          <w:sz w:val="28"/>
+          <w:szCs w:val="28"/>
+          <w:lang w:eastAsia="zh-CN"/>
+        </w:rPr>
+      </w:pPr>
+      <w:r>
+        <w:rPr>
+          <w:rFonts w:ascii="仿宋_GB2312" w:eastAsia="仿宋_GB2312" w:hint="eastAsia"/>
+          <w:sz w:val="28"/>
+          <w:szCs w:val="28"/>
+          <w:lang w:eastAsia="zh-CN"/>
+        </w:rPr>
+        <w:t>柴天泽 吴</w:t>
+      </w:r>
+      <w:proofErr w:type="gramStart"/>
+      <w:r>
+        <w:rPr>
+          <w:rFonts w:ascii="仿宋_GB2312" w:eastAsia="仿宋_GB2312" w:hint="eastAsia"/>
+          <w:sz w:val="28"/>
+          <w:szCs w:val="28"/>
+          <w:lang w:eastAsia="zh-CN"/>
+        </w:rPr>
+        <w:t>亦勋 舒杨</w:t>
+      </w:r>
+      <w:proofErr w:type="gramEnd"/>
+      <w:r>
+        <w:rPr>
+          <w:rFonts w:ascii="仿宋_GB2312" w:eastAsia="仿宋_GB2312" w:hint="eastAsia"/>
+          <w:sz w:val="28"/>
+          <w:szCs w:val="28"/>
+          <w:lang w:eastAsia="zh-CN"/>
+        </w:rPr>
+        <w:t xml:space="preserve"> 周</w:t>
+      </w:r>
+      <w:proofErr w:type="gramStart"/>
+      <w:r>
+        <w:rPr>
+          <w:rFonts w:ascii="仿宋_GB2312" w:eastAsia="仿宋_GB2312" w:hint="eastAsia"/>
+          <w:sz w:val="28"/>
+          <w:szCs w:val="28"/>
+          <w:lang w:eastAsia="zh-CN"/>
+        </w:rPr>
+        <w:t>沫勋 祝若</w:t>
+      </w:r>
+      <w:proofErr w:type="gramEnd"/>
+      <w:r>
+        <w:rPr>
+          <w:rFonts w:ascii="仿宋_GB2312" w:eastAsia="仿宋_GB2312" w:hint="eastAsia"/>
+          <w:sz w:val="28"/>
+          <w:szCs w:val="28"/>
+          <w:lang w:eastAsia="zh-CN"/>
+        </w:rPr>
+        <w:t>文 黄嘉诚 郑家成 杨安宸 张逸沫 朱</w:t>
+      </w:r>
+      <w:proofErr w:type="gramStart"/>
+      <w:r>
+        <w:rPr>
+          <w:rFonts w:ascii="仿宋_GB2312" w:eastAsia="仿宋_GB2312" w:hint="eastAsia"/>
+          <w:sz w:val="28"/>
+          <w:szCs w:val="28"/>
+          <w:lang w:eastAsia="zh-CN"/>
+        </w:rPr>
+        <w:t>浩</w:t>
+      </w:r>
+      <w:proofErr w:type="gramEnd"/>
+      <w:r>
+        <w:rPr>
+          <w:rFonts w:ascii="仿宋_GB2312" w:eastAsia="仿宋_GB2312" w:hint="eastAsia"/>
+          <w:sz w:val="28"/>
+          <w:szCs w:val="28"/>
+          <w:lang w:eastAsia="zh-CN"/>
+        </w:rPr>
+        <w:t xml:space="preserve">宇 陈益沅 俞懿 </w:t>
+      </w:r>
+      <w:proofErr w:type="gramStart"/>
+      <w:r>
+        <w:rPr>
+          <w:rFonts w:ascii="仿宋_GB2312" w:eastAsia="仿宋_GB2312" w:hint="eastAsia"/>
+          <w:sz w:val="28"/>
+          <w:szCs w:val="28"/>
+          <w:lang w:eastAsia="zh-CN"/>
+        </w:rPr>
+        <w:t>陈乾之</w:t>
+      </w:r>
+      <w:proofErr w:type="gramEnd"/>
+      <w:r>
+        <w:rPr>
+          <w:rFonts w:ascii="仿宋_GB2312" w:eastAsia="仿宋_GB2312" w:hint="eastAsia"/>
+          <w:sz w:val="28"/>
+          <w:szCs w:val="28"/>
+          <w:lang w:eastAsia="zh-CN"/>
+        </w:rPr>
+        <w:t xml:space="preserve"> 王思远 李奕宏 </w:t>
+      </w:r>
+      <w:proofErr w:type="gramStart"/>
+      <w:r>
+        <w:rPr>
+          <w:rFonts w:ascii="仿宋_GB2312" w:eastAsia="仿宋_GB2312" w:hint="eastAsia"/>
+          <w:sz w:val="28"/>
+          <w:szCs w:val="28"/>
+          <w:lang w:eastAsia="zh-CN"/>
+        </w:rPr>
+        <w:t>王裕川</w:t>
+      </w:r>
+      <w:proofErr w:type="gramEnd"/>
+      <w:r>
+        <w:rPr>
+          <w:rFonts w:ascii="仿宋_GB2312" w:eastAsia="仿宋_GB2312" w:hint="eastAsia"/>
+          <w:sz w:val="28"/>
+          <w:szCs w:val="28"/>
+          <w:lang w:eastAsia="zh-CN"/>
+        </w:rPr>
+        <w:t xml:space="preserve"> 洪</w:t>
       </w:r>
       <w:r>
         <w:rPr>
           <w:rFonts w:ascii="微软雅黑" w:eastAsia="微软雅黑" w:hAnsi="微软雅黑" w:cs="微软雅黑" w:hint="eastAsia"/>
           <w:sz w:val="28"/>
           <w:szCs w:val="28"/>
+          <w:lang w:eastAsia="zh-CN"/>
         </w:rPr>
         <w:t>業</w:t>
       </w:r>
@@ -2078,6 +3328,7 @@
           <w:rFonts w:ascii="仿宋_GB2312" w:eastAsia="仿宋_GB2312" w:hint="eastAsia"/>
           <w:sz w:val="28"/>
           <w:szCs w:val="28"/>
+          <w:lang w:eastAsia="zh-CN"/>
         </w:rPr>
         <w:t xml:space="preserve"> 叶俊麟 程云潇 毛家瑞 吴浩然</w:t>
       </w:r>
@@ -2085,16 +3336,18 @@
     <w:p>
       <w:pPr>
         <w:rPr>
-          <w:rFonts w:ascii="仿宋_GB2312" w:eastAsia="仿宋_GB2312" w:hint="eastAsia"/>
-          <w:sz w:val="28"/>
-          <w:szCs w:val="28"/>
-        </w:rPr>
-      </w:pPr>
-      <w:r>
-        <w:rPr>
-          <w:rFonts w:ascii="仿宋_GB2312" w:eastAsia="仿宋_GB2312" w:hint="eastAsia"/>
-          <w:sz w:val="28"/>
-          <w:szCs w:val="28"/>
+          <w:rFonts w:ascii="仿宋_GB2312" w:eastAsia="仿宋_GB2312"/>
+          <w:sz w:val="28"/>
+          <w:szCs w:val="28"/>
+          <w:lang w:eastAsia="zh-CN"/>
+        </w:rPr>
+      </w:pPr>
+      <w:r>
+        <w:rPr>
+          <w:rFonts w:ascii="仿宋_GB2312" w:eastAsia="仿宋_GB2312" w:hint="eastAsia"/>
+          <w:sz w:val="28"/>
+          <w:szCs w:val="28"/>
+          <w:lang w:eastAsia="zh-CN"/>
         </w:rPr>
         <w:t>活动内容：</w:t>
       </w:r>
@@ -2102,16 +3355,18 @@
     <w:p>
       <w:pPr>
         <w:rPr>
-          <w:rFonts w:ascii="仿宋_GB2312" w:eastAsia="仿宋_GB2312" w:hint="eastAsia"/>
-          <w:sz w:val="28"/>
-          <w:szCs w:val="28"/>
-        </w:rPr>
-      </w:pPr>
-      <w:r>
-        <w:rPr>
-          <w:rFonts w:ascii="仿宋_GB2312" w:eastAsia="仿宋_GB2312" w:hint="eastAsia"/>
-          <w:sz w:val="28"/>
-          <w:szCs w:val="28"/>
+          <w:rFonts w:ascii="仿宋_GB2312" w:eastAsia="仿宋_GB2312"/>
+          <w:sz w:val="28"/>
+          <w:szCs w:val="28"/>
+          <w:lang w:eastAsia="zh-CN"/>
+        </w:rPr>
+      </w:pPr>
+      <w:r>
+        <w:rPr>
+          <w:rFonts w:ascii="仿宋_GB2312" w:eastAsia="仿宋_GB2312" w:hint="eastAsia"/>
+          <w:sz w:val="28"/>
+          <w:szCs w:val="28"/>
+          <w:lang w:eastAsia="zh-CN"/>
         </w:rPr>
         <w:t>安排学生重新整理机器人线缆和电池固定结构，提高整体可靠性。</w:t>
       </w:r>
@@ -2119,16 +3374,18 @@
     <w:p>
       <w:pPr>
         <w:rPr>
-          <w:rFonts w:ascii="仿宋_GB2312" w:eastAsia="仿宋_GB2312" w:hint="eastAsia"/>
-          <w:sz w:val="28"/>
-          <w:szCs w:val="28"/>
-        </w:rPr>
-      </w:pPr>
-      <w:r>
-        <w:rPr>
-          <w:rFonts w:ascii="仿宋_GB2312" w:eastAsia="仿宋_GB2312" w:hint="eastAsia"/>
-          <w:sz w:val="28"/>
-          <w:szCs w:val="28"/>
+          <w:rFonts w:ascii="仿宋_GB2312" w:eastAsia="仿宋_GB2312"/>
+          <w:sz w:val="28"/>
+          <w:szCs w:val="28"/>
+          <w:lang w:eastAsia="zh-CN"/>
+        </w:rPr>
+      </w:pPr>
+      <w:r>
+        <w:rPr>
+          <w:rFonts w:ascii="仿宋_GB2312" w:eastAsia="仿宋_GB2312" w:hint="eastAsia"/>
+          <w:sz w:val="28"/>
+          <w:szCs w:val="28"/>
+          <w:lang w:eastAsia="zh-CN"/>
         </w:rPr>
         <w:t>对机器人程序进行迭代优化，改善自动阶段路径误差。</w:t>
       </w:r>
@@ -2136,16 +3393,18 @@
     <w:p>
       <w:pPr>
         <w:rPr>
-          <w:rFonts w:ascii="仿宋_GB2312" w:eastAsia="仿宋_GB2312" w:hint="eastAsia"/>
-          <w:sz w:val="28"/>
-          <w:szCs w:val="28"/>
-        </w:rPr>
-      </w:pPr>
-      <w:r>
-        <w:rPr>
-          <w:rFonts w:ascii="仿宋_GB2312" w:eastAsia="仿宋_GB2312" w:hint="eastAsia"/>
-          <w:sz w:val="28"/>
-          <w:szCs w:val="28"/>
+          <w:rFonts w:ascii="仿宋_GB2312" w:eastAsia="仿宋_GB2312"/>
+          <w:sz w:val="28"/>
+          <w:szCs w:val="28"/>
+          <w:lang w:eastAsia="zh-CN"/>
+        </w:rPr>
+      </w:pPr>
+      <w:r>
+        <w:rPr>
+          <w:rFonts w:ascii="仿宋_GB2312" w:eastAsia="仿宋_GB2312" w:hint="eastAsia"/>
+          <w:sz w:val="28"/>
+          <w:szCs w:val="28"/>
+          <w:lang w:eastAsia="zh-CN"/>
         </w:rPr>
         <w:t>根据比赛反馈重新调整机器人结构，加强关键连接部位。</w:t>
       </w:r>
@@ -2153,16 +3412,18 @@
     <w:p>
       <w:pPr>
         <w:rPr>
-          <w:rFonts w:ascii="仿宋_GB2312" w:eastAsia="仿宋_GB2312" w:hint="eastAsia"/>
-          <w:sz w:val="28"/>
-          <w:szCs w:val="28"/>
-        </w:rPr>
-      </w:pPr>
-      <w:r>
-        <w:rPr>
-          <w:rFonts w:ascii="仿宋_GB2312" w:eastAsia="仿宋_GB2312" w:hint="eastAsia"/>
-          <w:sz w:val="28"/>
-          <w:szCs w:val="28"/>
+          <w:rFonts w:ascii="仿宋_GB2312" w:eastAsia="仿宋_GB2312"/>
+          <w:sz w:val="28"/>
+          <w:szCs w:val="28"/>
+          <w:lang w:eastAsia="zh-CN"/>
+        </w:rPr>
+      </w:pPr>
+      <w:r>
+        <w:rPr>
+          <w:rFonts w:ascii="仿宋_GB2312" w:eastAsia="仿宋_GB2312" w:hint="eastAsia"/>
+          <w:sz w:val="28"/>
+          <w:szCs w:val="28"/>
+          <w:lang w:eastAsia="zh-CN"/>
         </w:rPr>
         <w:t>开展队内模拟赛训练，通过多轮比赛检验机器人稳定性。</w:t>
       </w:r>
@@ -2170,16 +3431,18 @@
     <w:p>
       <w:pPr>
         <w:rPr>
-          <w:rFonts w:ascii="仿宋_GB2312" w:eastAsia="仿宋_GB2312" w:hint="eastAsia"/>
-          <w:sz w:val="28"/>
-          <w:szCs w:val="28"/>
-        </w:rPr>
-      </w:pPr>
-      <w:r>
-        <w:rPr>
-          <w:rFonts w:ascii="仿宋_GB2312" w:eastAsia="仿宋_GB2312" w:hint="eastAsia"/>
-          <w:sz w:val="28"/>
-          <w:szCs w:val="28"/>
+          <w:rFonts w:ascii="仿宋_GB2312" w:eastAsia="仿宋_GB2312"/>
+          <w:sz w:val="28"/>
+          <w:szCs w:val="28"/>
+          <w:lang w:eastAsia="zh-CN"/>
+        </w:rPr>
+      </w:pPr>
+      <w:r>
+        <w:rPr>
+          <w:rFonts w:ascii="仿宋_GB2312" w:eastAsia="仿宋_GB2312" w:hint="eastAsia"/>
+          <w:sz w:val="28"/>
+          <w:szCs w:val="28"/>
+          <w:lang w:eastAsia="zh-CN"/>
         </w:rPr>
         <w:t>讲解比赛策略和操作技巧，提高学生在比赛中的应变能力。</w:t>
       </w:r>
@@ -2187,16 +3450,18 @@
     <w:p>
       <w:pPr>
         <w:rPr>
-          <w:rFonts w:ascii="仿宋_GB2312" w:eastAsia="仿宋_GB2312" w:hint="eastAsia"/>
-          <w:sz w:val="28"/>
-          <w:szCs w:val="28"/>
-        </w:rPr>
-      </w:pPr>
-      <w:r>
-        <w:rPr>
-          <w:rFonts w:ascii="仿宋_GB2312" w:eastAsia="仿宋_GB2312" w:hint="eastAsia"/>
-          <w:sz w:val="28"/>
-          <w:szCs w:val="28"/>
+          <w:rFonts w:ascii="仿宋_GB2312" w:eastAsia="仿宋_GB2312"/>
+          <w:sz w:val="28"/>
+          <w:szCs w:val="28"/>
+          <w:lang w:eastAsia="zh-CN"/>
+        </w:rPr>
+      </w:pPr>
+      <w:r>
+        <w:rPr>
+          <w:rFonts w:ascii="仿宋_GB2312" w:eastAsia="仿宋_GB2312" w:hint="eastAsia"/>
+          <w:sz w:val="28"/>
+          <w:szCs w:val="28"/>
+          <w:lang w:eastAsia="zh-CN"/>
         </w:rPr>
         <w:br w:type="page"/>
       </w:r>
@@ -2204,16 +3469,18 @@
     <w:p>
       <w:pPr>
         <w:rPr>
-          <w:rFonts w:ascii="仿宋_GB2312" w:eastAsia="仿宋_GB2312" w:hint="eastAsia"/>
-          <w:sz w:val="28"/>
-          <w:szCs w:val="28"/>
-        </w:rPr>
-      </w:pPr>
-      <w:r>
-        <w:rPr>
-          <w:rFonts w:ascii="仿宋_GB2312" w:eastAsia="仿宋_GB2312" w:hint="eastAsia"/>
-          <w:sz w:val="28"/>
-          <w:szCs w:val="28"/>
+          <w:rFonts w:ascii="仿宋_GB2312" w:eastAsia="仿宋_GB2312"/>
+          <w:sz w:val="28"/>
+          <w:szCs w:val="28"/>
+          <w:lang w:eastAsia="zh-CN"/>
+        </w:rPr>
+      </w:pPr>
+      <w:r>
+        <w:rPr>
+          <w:rFonts w:ascii="仿宋_GB2312" w:eastAsia="仿宋_GB2312" w:hint="eastAsia"/>
+          <w:sz w:val="28"/>
+          <w:szCs w:val="28"/>
+          <w:lang w:eastAsia="zh-CN"/>
         </w:rPr>
         <w:lastRenderedPageBreak/>
         <w:t>机器人竞赛班训练记录</w:t>
@@ -2222,16 +3489,18 @@
     <w:p>
       <w:pPr>
         <w:rPr>
-          <w:rFonts w:ascii="仿宋_GB2312" w:eastAsia="仿宋_GB2312" w:hint="eastAsia"/>
-          <w:sz w:val="28"/>
-          <w:szCs w:val="28"/>
-        </w:rPr>
-      </w:pPr>
-      <w:r>
-        <w:rPr>
-          <w:rFonts w:ascii="仿宋_GB2312" w:eastAsia="仿宋_GB2312" w:hint="eastAsia"/>
-          <w:sz w:val="28"/>
-          <w:szCs w:val="28"/>
+          <w:rFonts w:ascii="仿宋_GB2312" w:eastAsia="仿宋_GB2312"/>
+          <w:sz w:val="28"/>
+          <w:szCs w:val="28"/>
+          <w:lang w:eastAsia="zh-CN"/>
+        </w:rPr>
+      </w:pPr>
+      <w:r>
+        <w:rPr>
+          <w:rFonts w:ascii="仿宋_GB2312" w:eastAsia="仿宋_GB2312" w:hint="eastAsia"/>
+          <w:sz w:val="28"/>
+          <w:szCs w:val="28"/>
+          <w:lang w:eastAsia="zh-CN"/>
         </w:rPr>
         <w:t>日期：2025年08月20日</w:t>
       </w:r>
@@ -2239,16 +3508,18 @@
     <w:p>
       <w:pPr>
         <w:rPr>
-          <w:rFonts w:ascii="仿宋_GB2312" w:eastAsia="仿宋_GB2312" w:hint="eastAsia"/>
-          <w:sz w:val="28"/>
-          <w:szCs w:val="28"/>
-        </w:rPr>
-      </w:pPr>
-      <w:r>
-        <w:rPr>
-          <w:rFonts w:ascii="仿宋_GB2312" w:eastAsia="仿宋_GB2312" w:hint="eastAsia"/>
-          <w:sz w:val="28"/>
-          <w:szCs w:val="28"/>
+          <w:rFonts w:ascii="仿宋_GB2312" w:eastAsia="仿宋_GB2312"/>
+          <w:sz w:val="28"/>
+          <w:szCs w:val="28"/>
+          <w:lang w:eastAsia="zh-CN"/>
+        </w:rPr>
+      </w:pPr>
+      <w:r>
+        <w:rPr>
+          <w:rFonts w:ascii="仿宋_GB2312" w:eastAsia="仿宋_GB2312" w:hint="eastAsia"/>
+          <w:sz w:val="28"/>
+          <w:szCs w:val="28"/>
+          <w:lang w:eastAsia="zh-CN"/>
         </w:rPr>
         <w:t>实到学生：</w:t>
       </w:r>
@@ -2256,24 +3527,107 @@
     <w:p>
       <w:pPr>
         <w:rPr>
-          <w:rFonts w:ascii="仿宋_GB2312" w:eastAsia="仿宋_GB2312" w:hint="eastAsia"/>
-          <w:sz w:val="28"/>
-          <w:szCs w:val="28"/>
-        </w:rPr>
-      </w:pPr>
-      <w:r>
-        <w:rPr>
-          <w:rFonts w:ascii="仿宋_GB2312" w:eastAsia="仿宋_GB2312" w:hint="eastAsia"/>
-          <w:sz w:val="28"/>
-          <w:szCs w:val="28"/>
-        </w:rPr>
-        <w:t>柴天泽 郑家成 王裕川 吴亦勋 叶俊麟 罗成君 王思远 吴浩然 祝若文 张昱潇 朱浩宇 李奕宏 杨安宸 李明哲 王星宇 祝晨暮 毛家瑞 程云潇 张逸沫 洪</w:t>
+          <w:rFonts w:ascii="仿宋_GB2312" w:eastAsia="仿宋_GB2312"/>
+          <w:sz w:val="28"/>
+          <w:szCs w:val="28"/>
+          <w:lang w:eastAsia="zh-CN"/>
+        </w:rPr>
+      </w:pPr>
+      <w:r>
+        <w:rPr>
+          <w:rFonts w:ascii="仿宋_GB2312" w:eastAsia="仿宋_GB2312" w:hint="eastAsia"/>
+          <w:sz w:val="28"/>
+          <w:szCs w:val="28"/>
+          <w:lang w:eastAsia="zh-CN"/>
+        </w:rPr>
+        <w:t xml:space="preserve">柴天泽 郑家成 </w:t>
+      </w:r>
+      <w:proofErr w:type="gramStart"/>
+      <w:r>
+        <w:rPr>
+          <w:rFonts w:ascii="仿宋_GB2312" w:eastAsia="仿宋_GB2312" w:hint="eastAsia"/>
+          <w:sz w:val="28"/>
+          <w:szCs w:val="28"/>
+          <w:lang w:eastAsia="zh-CN"/>
+        </w:rPr>
+        <w:t>王裕川</w:t>
+      </w:r>
+      <w:proofErr w:type="gramEnd"/>
+      <w:r>
+        <w:rPr>
+          <w:rFonts w:ascii="仿宋_GB2312" w:eastAsia="仿宋_GB2312" w:hint="eastAsia"/>
+          <w:sz w:val="28"/>
+          <w:szCs w:val="28"/>
+          <w:lang w:eastAsia="zh-CN"/>
+        </w:rPr>
+        <w:t xml:space="preserve"> </w:t>
+      </w:r>
+      <w:proofErr w:type="gramStart"/>
+      <w:r>
+        <w:rPr>
+          <w:rFonts w:ascii="仿宋_GB2312" w:eastAsia="仿宋_GB2312" w:hint="eastAsia"/>
+          <w:sz w:val="28"/>
+          <w:szCs w:val="28"/>
+          <w:lang w:eastAsia="zh-CN"/>
+        </w:rPr>
+        <w:t>吴亦勋</w:t>
+      </w:r>
+      <w:proofErr w:type="gramEnd"/>
+      <w:r>
+        <w:rPr>
+          <w:rFonts w:ascii="仿宋_GB2312" w:eastAsia="仿宋_GB2312" w:hint="eastAsia"/>
+          <w:sz w:val="28"/>
+          <w:szCs w:val="28"/>
+          <w:lang w:eastAsia="zh-CN"/>
+        </w:rPr>
+        <w:t xml:space="preserve"> 叶俊麟 罗成君 王思远 吴浩然 </w:t>
+      </w:r>
+      <w:proofErr w:type="gramStart"/>
+      <w:r>
+        <w:rPr>
+          <w:rFonts w:ascii="仿宋_GB2312" w:eastAsia="仿宋_GB2312" w:hint="eastAsia"/>
+          <w:sz w:val="28"/>
+          <w:szCs w:val="28"/>
+          <w:lang w:eastAsia="zh-CN"/>
+        </w:rPr>
+        <w:t>祝若文</w:t>
+      </w:r>
+      <w:proofErr w:type="gramEnd"/>
+      <w:r>
+        <w:rPr>
+          <w:rFonts w:ascii="仿宋_GB2312" w:eastAsia="仿宋_GB2312" w:hint="eastAsia"/>
+          <w:sz w:val="28"/>
+          <w:szCs w:val="28"/>
+          <w:lang w:eastAsia="zh-CN"/>
+        </w:rPr>
+        <w:t xml:space="preserve"> 张昱潇 朱</w:t>
+      </w:r>
+      <w:proofErr w:type="gramStart"/>
+      <w:r>
+        <w:rPr>
+          <w:rFonts w:ascii="仿宋_GB2312" w:eastAsia="仿宋_GB2312" w:hint="eastAsia"/>
+          <w:sz w:val="28"/>
+          <w:szCs w:val="28"/>
+          <w:lang w:eastAsia="zh-CN"/>
+        </w:rPr>
+        <w:t>浩</w:t>
+      </w:r>
+      <w:proofErr w:type="gramEnd"/>
+      <w:r>
+        <w:rPr>
+          <w:rFonts w:ascii="仿宋_GB2312" w:eastAsia="仿宋_GB2312" w:hint="eastAsia"/>
+          <w:sz w:val="28"/>
+          <w:szCs w:val="28"/>
+          <w:lang w:eastAsia="zh-CN"/>
+        </w:rPr>
+        <w:t>宇 李奕宏 杨安宸 李明哲 王星宇 祝晨暮 毛家瑞 程云潇 张逸沫 洪</w:t>
       </w:r>
       <w:r>
         <w:rPr>
           <w:rFonts w:ascii="微软雅黑" w:eastAsia="微软雅黑" w:hAnsi="微软雅黑" w:cs="微软雅黑" w:hint="eastAsia"/>
           <w:sz w:val="28"/>
           <w:szCs w:val="28"/>
+          <w:lang w:eastAsia="zh-CN"/>
         </w:rPr>
         <w:t>業</w:t>
       </w:r>
@@ -2282,23 +3636,46 @@
           <w:rFonts w:ascii="仿宋_GB2312" w:eastAsia="仿宋_GB2312" w:hint="eastAsia"/>
           <w:sz w:val="28"/>
           <w:szCs w:val="28"/>
-        </w:rPr>
-        <w:t xml:space="preserve"> 俞懿 周沫勋 舒杨</w:t>
-      </w:r>
-    </w:p>
-    <w:p>
-      <w:pPr>
-        <w:rPr>
-          <w:rFonts w:ascii="仿宋_GB2312" w:eastAsia="仿宋_GB2312" w:hint="eastAsia"/>
-          <w:sz w:val="28"/>
-          <w:szCs w:val="28"/>
-        </w:rPr>
-      </w:pPr>
-      <w:r>
-        <w:rPr>
-          <w:rFonts w:ascii="仿宋_GB2312" w:eastAsia="仿宋_GB2312" w:hint="eastAsia"/>
-          <w:sz w:val="28"/>
-          <w:szCs w:val="28"/>
+          <w:lang w:eastAsia="zh-CN"/>
+        </w:rPr>
+        <w:t xml:space="preserve"> 俞懿 </w:t>
+      </w:r>
+      <w:proofErr w:type="gramStart"/>
+      <w:r>
+        <w:rPr>
+          <w:rFonts w:ascii="仿宋_GB2312" w:eastAsia="仿宋_GB2312" w:hint="eastAsia"/>
+          <w:sz w:val="28"/>
+          <w:szCs w:val="28"/>
+          <w:lang w:eastAsia="zh-CN"/>
+        </w:rPr>
+        <w:t>周沫勋</w:t>
+      </w:r>
+      <w:proofErr w:type="gramEnd"/>
+      <w:r>
+        <w:rPr>
+          <w:rFonts w:ascii="仿宋_GB2312" w:eastAsia="仿宋_GB2312" w:hint="eastAsia"/>
+          <w:sz w:val="28"/>
+          <w:szCs w:val="28"/>
+          <w:lang w:eastAsia="zh-CN"/>
+        </w:rPr>
+        <w:t xml:space="preserve"> 舒杨</w:t>
+      </w:r>
+    </w:p>
+    <w:p>
+      <w:pPr>
+        <w:rPr>
+          <w:rFonts w:ascii="仿宋_GB2312" w:eastAsia="仿宋_GB2312"/>
+          <w:sz w:val="28"/>
+          <w:szCs w:val="28"/>
+          <w:lang w:eastAsia="zh-CN"/>
+        </w:rPr>
+      </w:pPr>
+      <w:r>
+        <w:rPr>
+          <w:rFonts w:ascii="仿宋_GB2312" w:eastAsia="仿宋_GB2312" w:hint="eastAsia"/>
+          <w:sz w:val="28"/>
+          <w:szCs w:val="28"/>
+          <w:lang w:eastAsia="zh-CN"/>
         </w:rPr>
         <w:t>活动内容：</w:t>
       </w:r>
@@ -2306,16 +3683,18 @@
     <w:p>
       <w:pPr>
         <w:rPr>
-          <w:rFonts w:ascii="仿宋_GB2312" w:eastAsia="仿宋_GB2312" w:hint="eastAsia"/>
-          <w:sz w:val="28"/>
-          <w:szCs w:val="28"/>
-        </w:rPr>
-      </w:pPr>
-      <w:r>
-        <w:rPr>
-          <w:rFonts w:ascii="仿宋_GB2312" w:eastAsia="仿宋_GB2312" w:hint="eastAsia"/>
-          <w:sz w:val="28"/>
-          <w:szCs w:val="28"/>
+          <w:rFonts w:ascii="仿宋_GB2312" w:eastAsia="仿宋_GB2312"/>
+          <w:sz w:val="28"/>
+          <w:szCs w:val="28"/>
+          <w:lang w:eastAsia="zh-CN"/>
+        </w:rPr>
+      </w:pPr>
+      <w:r>
+        <w:rPr>
+          <w:rFonts w:ascii="仿宋_GB2312" w:eastAsia="仿宋_GB2312" w:hint="eastAsia"/>
+          <w:sz w:val="28"/>
+          <w:szCs w:val="28"/>
+          <w:lang w:eastAsia="zh-CN"/>
         </w:rPr>
         <w:t>总结暑期比赛情况，对比赛中出现的问题进行复盘，例如结构松动、齿轮磨损等。</w:t>
       </w:r>
@@ -2323,16 +3702,18 @@
     <w:p>
       <w:pPr>
         <w:rPr>
-          <w:rFonts w:ascii="仿宋_GB2312" w:eastAsia="仿宋_GB2312" w:hint="eastAsia"/>
-          <w:sz w:val="28"/>
-          <w:szCs w:val="28"/>
-        </w:rPr>
-      </w:pPr>
-      <w:r>
-        <w:rPr>
-          <w:rFonts w:ascii="仿宋_GB2312" w:eastAsia="仿宋_GB2312" w:hint="eastAsia"/>
-          <w:sz w:val="28"/>
-          <w:szCs w:val="28"/>
+          <w:rFonts w:ascii="仿宋_GB2312" w:eastAsia="仿宋_GB2312"/>
+          <w:sz w:val="28"/>
+          <w:szCs w:val="28"/>
+          <w:lang w:eastAsia="zh-CN"/>
+        </w:rPr>
+      </w:pPr>
+      <w:r>
+        <w:rPr>
+          <w:rFonts w:ascii="仿宋_GB2312" w:eastAsia="仿宋_GB2312" w:hint="eastAsia"/>
+          <w:sz w:val="28"/>
+          <w:szCs w:val="28"/>
+          <w:lang w:eastAsia="zh-CN"/>
         </w:rPr>
         <w:t>对机器人程序进行迭代优化，改善自动阶段路径误差。</w:t>
       </w:r>
@@ -2340,16 +3721,18 @@
     <w:p>
       <w:pPr>
         <w:rPr>
-          <w:rFonts w:ascii="仿宋_GB2312" w:eastAsia="仿宋_GB2312" w:hint="eastAsia"/>
-          <w:sz w:val="28"/>
-          <w:szCs w:val="28"/>
-        </w:rPr>
-      </w:pPr>
-      <w:r>
-        <w:rPr>
-          <w:rFonts w:ascii="仿宋_GB2312" w:eastAsia="仿宋_GB2312" w:hint="eastAsia"/>
-          <w:sz w:val="28"/>
-          <w:szCs w:val="28"/>
+          <w:rFonts w:ascii="仿宋_GB2312" w:eastAsia="仿宋_GB2312"/>
+          <w:sz w:val="28"/>
+          <w:szCs w:val="28"/>
+          <w:lang w:eastAsia="zh-CN"/>
+        </w:rPr>
+      </w:pPr>
+      <w:r>
+        <w:rPr>
+          <w:rFonts w:ascii="仿宋_GB2312" w:eastAsia="仿宋_GB2312" w:hint="eastAsia"/>
+          <w:sz w:val="28"/>
+          <w:szCs w:val="28"/>
+          <w:lang w:eastAsia="zh-CN"/>
         </w:rPr>
         <w:t>开展队内模拟赛训练，通过多轮比赛检验机器人稳定性。</w:t>
       </w:r>
@@ -2357,16 +3740,18 @@
     <w:p>
       <w:pPr>
         <w:rPr>
-          <w:rFonts w:ascii="仿宋_GB2312" w:eastAsia="仿宋_GB2312" w:hint="eastAsia"/>
-          <w:sz w:val="28"/>
-          <w:szCs w:val="28"/>
-        </w:rPr>
-      </w:pPr>
-      <w:r>
-        <w:rPr>
-          <w:rFonts w:ascii="仿宋_GB2312" w:eastAsia="仿宋_GB2312" w:hint="eastAsia"/>
-          <w:sz w:val="28"/>
-          <w:szCs w:val="28"/>
+          <w:rFonts w:ascii="仿宋_GB2312" w:eastAsia="仿宋_GB2312"/>
+          <w:sz w:val="28"/>
+          <w:szCs w:val="28"/>
+          <w:lang w:eastAsia="zh-CN"/>
+        </w:rPr>
+      </w:pPr>
+      <w:r>
+        <w:rPr>
+          <w:rFonts w:ascii="仿宋_GB2312" w:eastAsia="仿宋_GB2312" w:hint="eastAsia"/>
+          <w:sz w:val="28"/>
+          <w:szCs w:val="28"/>
+          <w:lang w:eastAsia="zh-CN"/>
         </w:rPr>
         <w:t>讲解比赛策略和操作技巧，提高学生在比赛中的应变能力。</w:t>
       </w:r>
@@ -2374,16 +3759,18 @@
     <w:p>
       <w:pPr>
         <w:rPr>
-          <w:rFonts w:ascii="仿宋_GB2312" w:eastAsia="仿宋_GB2312" w:hint="eastAsia"/>
-          <w:sz w:val="28"/>
-          <w:szCs w:val="28"/>
-        </w:rPr>
-      </w:pPr>
-      <w:r>
-        <w:rPr>
-          <w:rFonts w:ascii="仿宋_GB2312" w:eastAsia="仿宋_GB2312" w:hint="eastAsia"/>
-          <w:sz w:val="28"/>
-          <w:szCs w:val="28"/>
+          <w:rFonts w:ascii="仿宋_GB2312" w:eastAsia="仿宋_GB2312"/>
+          <w:sz w:val="28"/>
+          <w:szCs w:val="28"/>
+          <w:lang w:eastAsia="zh-CN"/>
+        </w:rPr>
+      </w:pPr>
+      <w:r>
+        <w:rPr>
+          <w:rFonts w:ascii="仿宋_GB2312" w:eastAsia="仿宋_GB2312" w:hint="eastAsia"/>
+          <w:sz w:val="28"/>
+          <w:szCs w:val="28"/>
+          <w:lang w:eastAsia="zh-CN"/>
         </w:rPr>
         <w:t>组织学生观看优秀队伍比赛视频并讨论可借鉴的设计思路。</w:t>
       </w:r>
@@ -2391,16 +3778,18 @@
     <w:p>
       <w:pPr>
         <w:rPr>
-          <w:rFonts w:ascii="仿宋_GB2312" w:eastAsia="仿宋_GB2312" w:hint="eastAsia"/>
-          <w:sz w:val="28"/>
-          <w:szCs w:val="28"/>
-        </w:rPr>
-      </w:pPr>
-      <w:r>
-        <w:rPr>
-          <w:rFonts w:ascii="仿宋_GB2312" w:eastAsia="仿宋_GB2312" w:hint="eastAsia"/>
-          <w:sz w:val="28"/>
-          <w:szCs w:val="28"/>
+          <w:rFonts w:ascii="仿宋_GB2312" w:eastAsia="仿宋_GB2312"/>
+          <w:sz w:val="28"/>
+          <w:szCs w:val="28"/>
+          <w:lang w:eastAsia="zh-CN"/>
+        </w:rPr>
+      </w:pPr>
+      <w:r>
+        <w:rPr>
+          <w:rFonts w:ascii="仿宋_GB2312" w:eastAsia="仿宋_GB2312" w:hint="eastAsia"/>
+          <w:sz w:val="28"/>
+          <w:szCs w:val="28"/>
+          <w:lang w:eastAsia="zh-CN"/>
         </w:rPr>
         <w:br w:type="page"/>
       </w:r>
@@ -2408,16 +3797,18 @@
     <w:p>
       <w:pPr>
         <w:rPr>
-          <w:rFonts w:ascii="仿宋_GB2312" w:eastAsia="仿宋_GB2312" w:hint="eastAsia"/>
-          <w:sz w:val="28"/>
-          <w:szCs w:val="28"/>
-        </w:rPr>
-      </w:pPr>
-      <w:r>
-        <w:rPr>
-          <w:rFonts w:ascii="仿宋_GB2312" w:eastAsia="仿宋_GB2312" w:hint="eastAsia"/>
-          <w:sz w:val="28"/>
-          <w:szCs w:val="28"/>
+          <w:rFonts w:ascii="仿宋_GB2312" w:eastAsia="仿宋_GB2312"/>
+          <w:sz w:val="28"/>
+          <w:szCs w:val="28"/>
+          <w:lang w:eastAsia="zh-CN"/>
+        </w:rPr>
+      </w:pPr>
+      <w:r>
+        <w:rPr>
+          <w:rFonts w:ascii="仿宋_GB2312" w:eastAsia="仿宋_GB2312" w:hint="eastAsia"/>
+          <w:sz w:val="28"/>
+          <w:szCs w:val="28"/>
+          <w:lang w:eastAsia="zh-CN"/>
         </w:rPr>
         <w:lastRenderedPageBreak/>
         <w:t>机器人竞赛班训练记录</w:t>
@@ -2426,16 +3817,18 @@
     <w:p>
       <w:pPr>
         <w:rPr>
-          <w:rFonts w:ascii="仿宋_GB2312" w:eastAsia="仿宋_GB2312" w:hint="eastAsia"/>
-          <w:sz w:val="28"/>
-          <w:szCs w:val="28"/>
-        </w:rPr>
-      </w:pPr>
-      <w:r>
-        <w:rPr>
-          <w:rFonts w:ascii="仿宋_GB2312" w:eastAsia="仿宋_GB2312" w:hint="eastAsia"/>
-          <w:sz w:val="28"/>
-          <w:szCs w:val="28"/>
+          <w:rFonts w:ascii="仿宋_GB2312" w:eastAsia="仿宋_GB2312"/>
+          <w:sz w:val="28"/>
+          <w:szCs w:val="28"/>
+          <w:lang w:eastAsia="zh-CN"/>
+        </w:rPr>
+      </w:pPr>
+      <w:r>
+        <w:rPr>
+          <w:rFonts w:ascii="仿宋_GB2312" w:eastAsia="仿宋_GB2312" w:hint="eastAsia"/>
+          <w:sz w:val="28"/>
+          <w:szCs w:val="28"/>
+          <w:lang w:eastAsia="zh-CN"/>
         </w:rPr>
         <w:t>日期：2025年08月21日</w:t>
       </w:r>
@@ -2443,16 +3836,18 @@
     <w:p>
       <w:pPr>
         <w:rPr>
-          <w:rFonts w:ascii="仿宋_GB2312" w:eastAsia="仿宋_GB2312" w:hint="eastAsia"/>
-          <w:sz w:val="28"/>
-          <w:szCs w:val="28"/>
-        </w:rPr>
-      </w:pPr>
-      <w:r>
-        <w:rPr>
-          <w:rFonts w:ascii="仿宋_GB2312" w:eastAsia="仿宋_GB2312" w:hint="eastAsia"/>
-          <w:sz w:val="28"/>
-          <w:szCs w:val="28"/>
+          <w:rFonts w:ascii="仿宋_GB2312" w:eastAsia="仿宋_GB2312"/>
+          <w:sz w:val="28"/>
+          <w:szCs w:val="28"/>
+          <w:lang w:eastAsia="zh-CN"/>
+        </w:rPr>
+      </w:pPr>
+      <w:r>
+        <w:rPr>
+          <w:rFonts w:ascii="仿宋_GB2312" w:eastAsia="仿宋_GB2312" w:hint="eastAsia"/>
+          <w:sz w:val="28"/>
+          <w:szCs w:val="28"/>
+          <w:lang w:eastAsia="zh-CN"/>
         </w:rPr>
         <w:t>实到学生：</w:t>
       </w:r>
@@ -2460,33 +3855,177 @@
     <w:p>
       <w:pPr>
         <w:rPr>
-          <w:rFonts w:ascii="仿宋_GB2312" w:eastAsia="仿宋_GB2312" w:hint="eastAsia"/>
-          <w:sz w:val="28"/>
-          <w:szCs w:val="28"/>
-        </w:rPr>
-      </w:pPr>
-      <w:r>
-        <w:rPr>
-          <w:rFonts w:ascii="仿宋_GB2312" w:eastAsia="仿宋_GB2312" w:hint="eastAsia"/>
-          <w:sz w:val="28"/>
-          <w:szCs w:val="28"/>
-        </w:rPr>
-        <w:t>郑家成 祝若文 陈益沅 罗成君 周沫勋 王裕川 叶俊麟 黄嘉诚 程云潇 俞懿 祝晨暮 吴浩然 陈乾之 朱浩宇 杨安宸 李明哲 柴天泽 吴亦勋 张昱潇 王星宇 舒杨 毛家瑞 王思远</w:t>
-      </w:r>
-    </w:p>
-    <w:p>
-      <w:pPr>
-        <w:rPr>
-          <w:rFonts w:ascii="仿宋_GB2312" w:eastAsia="仿宋_GB2312" w:hint="eastAsia"/>
-          <w:sz w:val="28"/>
-          <w:szCs w:val="28"/>
-        </w:rPr>
-      </w:pPr>
-      <w:r>
-        <w:rPr>
-          <w:rFonts w:ascii="仿宋_GB2312" w:eastAsia="仿宋_GB2312" w:hint="eastAsia"/>
-          <w:sz w:val="28"/>
-          <w:szCs w:val="28"/>
+          <w:rFonts w:ascii="仿宋_GB2312" w:eastAsia="仿宋_GB2312"/>
+          <w:sz w:val="28"/>
+          <w:szCs w:val="28"/>
+          <w:lang w:eastAsia="zh-CN"/>
+        </w:rPr>
+      </w:pPr>
+      <w:r>
+        <w:rPr>
+          <w:rFonts w:ascii="仿宋_GB2312" w:eastAsia="仿宋_GB2312" w:hint="eastAsia"/>
+          <w:sz w:val="28"/>
+          <w:szCs w:val="28"/>
+          <w:lang w:eastAsia="zh-CN"/>
+        </w:rPr>
+        <w:t xml:space="preserve">郑家成 </w:t>
+      </w:r>
+      <w:proofErr w:type="gramStart"/>
+      <w:r>
+        <w:rPr>
+          <w:rFonts w:ascii="仿宋_GB2312" w:eastAsia="仿宋_GB2312" w:hint="eastAsia"/>
+          <w:sz w:val="28"/>
+          <w:szCs w:val="28"/>
+          <w:lang w:eastAsia="zh-CN"/>
+        </w:rPr>
+        <w:t>祝若文</w:t>
+      </w:r>
+      <w:proofErr w:type="gramEnd"/>
+      <w:r>
+        <w:rPr>
+          <w:rFonts w:ascii="仿宋_GB2312" w:eastAsia="仿宋_GB2312" w:hint="eastAsia"/>
+          <w:sz w:val="28"/>
+          <w:szCs w:val="28"/>
+          <w:lang w:eastAsia="zh-CN"/>
+        </w:rPr>
+        <w:t xml:space="preserve"> 陈益沅 罗成君 </w:t>
+      </w:r>
+      <w:proofErr w:type="gramStart"/>
+      <w:r>
+        <w:rPr>
+          <w:rFonts w:ascii="仿宋_GB2312" w:eastAsia="仿宋_GB2312" w:hint="eastAsia"/>
+          <w:sz w:val="28"/>
+          <w:szCs w:val="28"/>
+          <w:lang w:eastAsia="zh-CN"/>
+        </w:rPr>
+        <w:t>周沫勋</w:t>
+      </w:r>
+      <w:proofErr w:type="gramEnd"/>
+      <w:r>
+        <w:rPr>
+          <w:rFonts w:ascii="仿宋_GB2312" w:eastAsia="仿宋_GB2312" w:hint="eastAsia"/>
+          <w:sz w:val="28"/>
+          <w:szCs w:val="28"/>
+          <w:lang w:eastAsia="zh-CN"/>
+        </w:rPr>
+        <w:t xml:space="preserve"> </w:t>
+      </w:r>
+      <w:proofErr w:type="gramStart"/>
+      <w:r>
+        <w:rPr>
+          <w:rFonts w:ascii="仿宋_GB2312" w:eastAsia="仿宋_GB2312" w:hint="eastAsia"/>
+          <w:sz w:val="28"/>
+          <w:szCs w:val="28"/>
+          <w:lang w:eastAsia="zh-CN"/>
+        </w:rPr>
+        <w:t>王裕川</w:t>
+      </w:r>
+      <w:proofErr w:type="gramEnd"/>
+      <w:r>
+        <w:rPr>
+          <w:rFonts w:ascii="仿宋_GB2312" w:eastAsia="仿宋_GB2312" w:hint="eastAsia"/>
+          <w:sz w:val="28"/>
+          <w:szCs w:val="28"/>
+          <w:lang w:eastAsia="zh-CN"/>
+        </w:rPr>
+        <w:t xml:space="preserve"> 叶俊麟 黄嘉诚 程云潇 俞懿 祝晨暮 吴浩然 </w:t>
+      </w:r>
+      <w:proofErr w:type="gramStart"/>
+      <w:r>
+        <w:rPr>
+          <w:rFonts w:ascii="仿宋_GB2312" w:eastAsia="仿宋_GB2312" w:hint="eastAsia"/>
+          <w:sz w:val="28"/>
+          <w:szCs w:val="28"/>
+          <w:lang w:eastAsia="zh-CN"/>
+        </w:rPr>
+        <w:t>陈乾之</w:t>
+      </w:r>
+      <w:proofErr w:type="gramEnd"/>
+      <w:r>
+        <w:rPr>
+          <w:rFonts w:ascii="仿宋_GB2312" w:eastAsia="仿宋_GB2312" w:hint="eastAsia"/>
+          <w:sz w:val="28"/>
+          <w:szCs w:val="28"/>
+          <w:lang w:eastAsia="zh-CN"/>
+        </w:rPr>
+        <w:t xml:space="preserve"> 朱</w:t>
+      </w:r>
+      <w:proofErr w:type="gramStart"/>
+      <w:r>
+        <w:rPr>
+          <w:rFonts w:ascii="仿宋_GB2312" w:eastAsia="仿宋_GB2312" w:hint="eastAsia"/>
+          <w:sz w:val="28"/>
+          <w:szCs w:val="28"/>
+          <w:lang w:eastAsia="zh-CN"/>
+        </w:rPr>
+        <w:t>浩</w:t>
+      </w:r>
+      <w:proofErr w:type="gramEnd"/>
+      <w:r>
+        <w:rPr>
+          <w:rFonts w:ascii="仿宋_GB2312" w:eastAsia="仿宋_GB2312" w:hint="eastAsia"/>
+          <w:sz w:val="28"/>
+          <w:szCs w:val="28"/>
+          <w:lang w:eastAsia="zh-CN"/>
+        </w:rPr>
+        <w:t xml:space="preserve">宇 杨安宸 李明哲 柴天泽 </w:t>
+      </w:r>
+      <w:proofErr w:type="gramStart"/>
+      <w:r>
+        <w:rPr>
+          <w:rFonts w:ascii="仿宋_GB2312" w:eastAsia="仿宋_GB2312" w:hint="eastAsia"/>
+          <w:sz w:val="28"/>
+          <w:szCs w:val="28"/>
+          <w:lang w:eastAsia="zh-CN"/>
+        </w:rPr>
+        <w:t>吴亦勋</w:t>
+      </w:r>
+      <w:proofErr w:type="gramEnd"/>
+      <w:r>
+        <w:rPr>
+          <w:rFonts w:ascii="仿宋_GB2312" w:eastAsia="仿宋_GB2312" w:hint="eastAsia"/>
+          <w:sz w:val="28"/>
+          <w:szCs w:val="28"/>
+          <w:lang w:eastAsia="zh-CN"/>
+        </w:rPr>
+        <w:t xml:space="preserve"> 张昱潇 王星宇 </w:t>
+      </w:r>
+      <w:proofErr w:type="gramStart"/>
+      <w:r>
+        <w:rPr>
+          <w:rFonts w:ascii="仿宋_GB2312" w:eastAsia="仿宋_GB2312" w:hint="eastAsia"/>
+          <w:sz w:val="28"/>
+          <w:szCs w:val="28"/>
+          <w:lang w:eastAsia="zh-CN"/>
+        </w:rPr>
+        <w:t>舒杨</w:t>
+      </w:r>
+      <w:proofErr w:type="gramEnd"/>
+      <w:r>
+        <w:rPr>
+          <w:rFonts w:ascii="仿宋_GB2312" w:eastAsia="仿宋_GB2312" w:hint="eastAsia"/>
+          <w:sz w:val="28"/>
+          <w:szCs w:val="28"/>
+          <w:lang w:eastAsia="zh-CN"/>
+        </w:rPr>
+        <w:t xml:space="preserve"> 毛家瑞 王思远</w:t>
+      </w:r>
+    </w:p>
+    <w:p>
+      <w:pPr>
+        <w:rPr>
+          <w:rFonts w:ascii="仿宋_GB2312" w:eastAsia="仿宋_GB2312"/>
+          <w:sz w:val="28"/>
+          <w:szCs w:val="28"/>
+          <w:lang w:eastAsia="zh-CN"/>
+        </w:rPr>
+      </w:pPr>
+      <w:r>
+        <w:rPr>
+          <w:rFonts w:ascii="仿宋_GB2312" w:eastAsia="仿宋_GB2312" w:hint="eastAsia"/>
+          <w:sz w:val="28"/>
+          <w:szCs w:val="28"/>
+          <w:lang w:eastAsia="zh-CN"/>
         </w:rPr>
         <w:t>活动内容：</w:t>
       </w:r>
@@ -2494,16 +4033,18 @@
     <w:p>
       <w:pPr>
         <w:rPr>
-          <w:rFonts w:ascii="仿宋_GB2312" w:eastAsia="仿宋_GB2312" w:hint="eastAsia"/>
-          <w:sz w:val="28"/>
-          <w:szCs w:val="28"/>
-        </w:rPr>
-      </w:pPr>
-      <w:r>
-        <w:rPr>
-          <w:rFonts w:ascii="仿宋_GB2312" w:eastAsia="仿宋_GB2312" w:hint="eastAsia"/>
-          <w:sz w:val="28"/>
-          <w:szCs w:val="28"/>
+          <w:rFonts w:ascii="仿宋_GB2312" w:eastAsia="仿宋_GB2312"/>
+          <w:sz w:val="28"/>
+          <w:szCs w:val="28"/>
+          <w:lang w:eastAsia="zh-CN"/>
+        </w:rPr>
+      </w:pPr>
+      <w:r>
+        <w:rPr>
+          <w:rFonts w:ascii="仿宋_GB2312" w:eastAsia="仿宋_GB2312" w:hint="eastAsia"/>
+          <w:sz w:val="28"/>
+          <w:szCs w:val="28"/>
+          <w:lang w:eastAsia="zh-CN"/>
         </w:rPr>
         <w:t>总结暑期比赛情况，对比赛中出现的问题进行复盘，例如结构松动、齿轮磨损等。</w:t>
       </w:r>
@@ -2511,16 +4052,18 @@
     <w:p>
       <w:pPr>
         <w:rPr>
-          <w:rFonts w:ascii="仿宋_GB2312" w:eastAsia="仿宋_GB2312" w:hint="eastAsia"/>
-          <w:sz w:val="28"/>
-          <w:szCs w:val="28"/>
-        </w:rPr>
-      </w:pPr>
-      <w:r>
-        <w:rPr>
-          <w:rFonts w:ascii="仿宋_GB2312" w:eastAsia="仿宋_GB2312" w:hint="eastAsia"/>
-          <w:sz w:val="28"/>
-          <w:szCs w:val="28"/>
+          <w:rFonts w:ascii="仿宋_GB2312" w:eastAsia="仿宋_GB2312"/>
+          <w:sz w:val="28"/>
+          <w:szCs w:val="28"/>
+          <w:lang w:eastAsia="zh-CN"/>
+        </w:rPr>
+      </w:pPr>
+      <w:r>
+        <w:rPr>
+          <w:rFonts w:ascii="仿宋_GB2312" w:eastAsia="仿宋_GB2312" w:hint="eastAsia"/>
+          <w:sz w:val="28"/>
+          <w:szCs w:val="28"/>
+          <w:lang w:eastAsia="zh-CN"/>
         </w:rPr>
         <w:t>对机器人程序进行迭代优化，改善自动阶段路径误差。</w:t>
       </w:r>
@@ -2528,16 +4071,18 @@
     <w:p>
       <w:pPr>
         <w:rPr>
-          <w:rFonts w:ascii="仿宋_GB2312" w:eastAsia="仿宋_GB2312" w:hint="eastAsia"/>
-          <w:sz w:val="28"/>
-          <w:szCs w:val="28"/>
-        </w:rPr>
-      </w:pPr>
-      <w:r>
-        <w:rPr>
-          <w:rFonts w:ascii="仿宋_GB2312" w:eastAsia="仿宋_GB2312" w:hint="eastAsia"/>
-          <w:sz w:val="28"/>
-          <w:szCs w:val="28"/>
+          <w:rFonts w:ascii="仿宋_GB2312" w:eastAsia="仿宋_GB2312"/>
+          <w:sz w:val="28"/>
+          <w:szCs w:val="28"/>
+          <w:lang w:eastAsia="zh-CN"/>
+        </w:rPr>
+      </w:pPr>
+      <w:r>
+        <w:rPr>
+          <w:rFonts w:ascii="仿宋_GB2312" w:eastAsia="仿宋_GB2312" w:hint="eastAsia"/>
+          <w:sz w:val="28"/>
+          <w:szCs w:val="28"/>
+          <w:lang w:eastAsia="zh-CN"/>
         </w:rPr>
         <w:t>讲解比赛策略和操作技巧，提高学生在比赛中的应变能力。</w:t>
       </w:r>
@@ -2545,16 +4090,18 @@
     <w:p>
       <w:pPr>
         <w:rPr>
-          <w:rFonts w:ascii="仿宋_GB2312" w:eastAsia="仿宋_GB2312" w:hint="eastAsia"/>
-          <w:sz w:val="28"/>
-          <w:szCs w:val="28"/>
-        </w:rPr>
-      </w:pPr>
-      <w:r>
-        <w:rPr>
-          <w:rFonts w:ascii="仿宋_GB2312" w:eastAsia="仿宋_GB2312" w:hint="eastAsia"/>
-          <w:sz w:val="28"/>
-          <w:szCs w:val="28"/>
+          <w:rFonts w:ascii="仿宋_GB2312" w:eastAsia="仿宋_GB2312"/>
+          <w:sz w:val="28"/>
+          <w:szCs w:val="28"/>
+          <w:lang w:eastAsia="zh-CN"/>
+        </w:rPr>
+      </w:pPr>
+      <w:r>
+        <w:rPr>
+          <w:rFonts w:ascii="仿宋_GB2312" w:eastAsia="仿宋_GB2312" w:hint="eastAsia"/>
+          <w:sz w:val="28"/>
+          <w:szCs w:val="28"/>
+          <w:lang w:eastAsia="zh-CN"/>
         </w:rPr>
         <w:t>安排学生重新整理机器人线缆和电池固定结构，提高整体可靠性。</w:t>
       </w:r>
@@ -2562,16 +4109,18 @@
     <w:p>
       <w:pPr>
         <w:rPr>
-          <w:rFonts w:ascii="仿宋_GB2312" w:eastAsia="仿宋_GB2312" w:hint="eastAsia"/>
-          <w:sz w:val="28"/>
-          <w:szCs w:val="28"/>
-        </w:rPr>
-      </w:pPr>
-      <w:r>
-        <w:rPr>
-          <w:rFonts w:ascii="仿宋_GB2312" w:eastAsia="仿宋_GB2312" w:hint="eastAsia"/>
-          <w:sz w:val="28"/>
-          <w:szCs w:val="28"/>
+          <w:rFonts w:ascii="仿宋_GB2312" w:eastAsia="仿宋_GB2312"/>
+          <w:sz w:val="28"/>
+          <w:szCs w:val="28"/>
+          <w:lang w:eastAsia="zh-CN"/>
+        </w:rPr>
+      </w:pPr>
+      <w:r>
+        <w:rPr>
+          <w:rFonts w:ascii="仿宋_GB2312" w:eastAsia="仿宋_GB2312" w:hint="eastAsia"/>
+          <w:sz w:val="28"/>
+          <w:szCs w:val="28"/>
+          <w:lang w:eastAsia="zh-CN"/>
         </w:rPr>
         <w:t>组织学生观看优秀队伍比赛视频并讨论可借鉴的设计思路。</w:t>
       </w:r>
@@ -2579,16 +4128,18 @@
     <w:p>
       <w:pPr>
         <w:rPr>
-          <w:rFonts w:ascii="仿宋_GB2312" w:eastAsia="仿宋_GB2312" w:hint="eastAsia"/>
-          <w:sz w:val="28"/>
-          <w:szCs w:val="28"/>
-        </w:rPr>
-      </w:pPr>
-      <w:r>
-        <w:rPr>
-          <w:rFonts w:ascii="仿宋_GB2312" w:eastAsia="仿宋_GB2312" w:hint="eastAsia"/>
-          <w:sz w:val="28"/>
-          <w:szCs w:val="28"/>
+          <w:rFonts w:ascii="仿宋_GB2312" w:eastAsia="仿宋_GB2312"/>
+          <w:sz w:val="28"/>
+          <w:szCs w:val="28"/>
+          <w:lang w:eastAsia="zh-CN"/>
+        </w:rPr>
+      </w:pPr>
+      <w:r>
+        <w:rPr>
+          <w:rFonts w:ascii="仿宋_GB2312" w:eastAsia="仿宋_GB2312" w:hint="eastAsia"/>
+          <w:sz w:val="28"/>
+          <w:szCs w:val="28"/>
+          <w:lang w:eastAsia="zh-CN"/>
         </w:rPr>
         <w:br w:type="page"/>
       </w:r>
@@ -2596,16 +4147,18 @@
     <w:p>
       <w:pPr>
         <w:rPr>
-          <w:rFonts w:ascii="仿宋_GB2312" w:eastAsia="仿宋_GB2312" w:hint="eastAsia"/>
-          <w:sz w:val="28"/>
-          <w:szCs w:val="28"/>
-        </w:rPr>
-      </w:pPr>
-      <w:r>
-        <w:rPr>
-          <w:rFonts w:ascii="仿宋_GB2312" w:eastAsia="仿宋_GB2312" w:hint="eastAsia"/>
-          <w:sz w:val="28"/>
-          <w:szCs w:val="28"/>
+          <w:rFonts w:ascii="仿宋_GB2312" w:eastAsia="仿宋_GB2312"/>
+          <w:sz w:val="28"/>
+          <w:szCs w:val="28"/>
+          <w:lang w:eastAsia="zh-CN"/>
+        </w:rPr>
+      </w:pPr>
+      <w:r>
+        <w:rPr>
+          <w:rFonts w:ascii="仿宋_GB2312" w:eastAsia="仿宋_GB2312" w:hint="eastAsia"/>
+          <w:sz w:val="28"/>
+          <w:szCs w:val="28"/>
+          <w:lang w:eastAsia="zh-CN"/>
         </w:rPr>
         <w:lastRenderedPageBreak/>
         <w:t>机器人竞赛班训练记录</w:t>
@@ -2614,16 +4167,18 @@
     <w:p>
       <w:pPr>
         <w:rPr>
-          <w:rFonts w:ascii="仿宋_GB2312" w:eastAsia="仿宋_GB2312" w:hint="eastAsia"/>
-          <w:sz w:val="28"/>
-          <w:szCs w:val="28"/>
-        </w:rPr>
-      </w:pPr>
-      <w:r>
-        <w:rPr>
-          <w:rFonts w:ascii="仿宋_GB2312" w:eastAsia="仿宋_GB2312" w:hint="eastAsia"/>
-          <w:sz w:val="28"/>
-          <w:szCs w:val="28"/>
+          <w:rFonts w:ascii="仿宋_GB2312" w:eastAsia="仿宋_GB2312"/>
+          <w:sz w:val="28"/>
+          <w:szCs w:val="28"/>
+          <w:lang w:eastAsia="zh-CN"/>
+        </w:rPr>
+      </w:pPr>
+      <w:r>
+        <w:rPr>
+          <w:rFonts w:ascii="仿宋_GB2312" w:eastAsia="仿宋_GB2312" w:hint="eastAsia"/>
+          <w:sz w:val="28"/>
+          <w:szCs w:val="28"/>
+          <w:lang w:eastAsia="zh-CN"/>
         </w:rPr>
         <w:t>日期：2025年08月22日</w:t>
       </w:r>
@@ -2631,16 +4186,18 @@
     <w:p>
       <w:pPr>
         <w:rPr>
-          <w:rFonts w:ascii="仿宋_GB2312" w:eastAsia="仿宋_GB2312" w:hint="eastAsia"/>
-          <w:sz w:val="28"/>
-          <w:szCs w:val="28"/>
-        </w:rPr>
-      </w:pPr>
-      <w:r>
-        <w:rPr>
-          <w:rFonts w:ascii="仿宋_GB2312" w:eastAsia="仿宋_GB2312" w:hint="eastAsia"/>
-          <w:sz w:val="28"/>
-          <w:szCs w:val="28"/>
+          <w:rFonts w:ascii="仿宋_GB2312" w:eastAsia="仿宋_GB2312"/>
+          <w:sz w:val="28"/>
+          <w:szCs w:val="28"/>
+          <w:lang w:eastAsia="zh-CN"/>
+        </w:rPr>
+      </w:pPr>
+      <w:r>
+        <w:rPr>
+          <w:rFonts w:ascii="仿宋_GB2312" w:eastAsia="仿宋_GB2312" w:hint="eastAsia"/>
+          <w:sz w:val="28"/>
+          <w:szCs w:val="28"/>
+          <w:lang w:eastAsia="zh-CN"/>
         </w:rPr>
         <w:t>实到学生：</w:t>
       </w:r>
@@ -2648,24 +4205,67 @@
     <w:p>
       <w:pPr>
         <w:rPr>
-          <w:rFonts w:ascii="仿宋_GB2312" w:eastAsia="仿宋_GB2312" w:hint="eastAsia"/>
-          <w:sz w:val="28"/>
-          <w:szCs w:val="28"/>
-        </w:rPr>
-      </w:pPr>
-      <w:r>
-        <w:rPr>
-          <w:rFonts w:ascii="仿宋_GB2312" w:eastAsia="仿宋_GB2312" w:hint="eastAsia"/>
-          <w:sz w:val="28"/>
-          <w:szCs w:val="28"/>
-        </w:rPr>
-        <w:t>陈益沅 叶俊麟 周沫勋 陈乾之 王裕川 王思远 柴天泽 洪</w:t>
+          <w:rFonts w:ascii="仿宋_GB2312" w:eastAsia="仿宋_GB2312"/>
+          <w:sz w:val="28"/>
+          <w:szCs w:val="28"/>
+          <w:lang w:eastAsia="zh-CN"/>
+        </w:rPr>
+      </w:pPr>
+      <w:r>
+        <w:rPr>
+          <w:rFonts w:ascii="仿宋_GB2312" w:eastAsia="仿宋_GB2312" w:hint="eastAsia"/>
+          <w:sz w:val="28"/>
+          <w:szCs w:val="28"/>
+          <w:lang w:eastAsia="zh-CN"/>
+        </w:rPr>
+        <w:t>陈益沅 叶俊麟 周</w:t>
+      </w:r>
+      <w:proofErr w:type="gramStart"/>
+      <w:r>
+        <w:rPr>
+          <w:rFonts w:ascii="仿宋_GB2312" w:eastAsia="仿宋_GB2312" w:hint="eastAsia"/>
+          <w:sz w:val="28"/>
+          <w:szCs w:val="28"/>
+          <w:lang w:eastAsia="zh-CN"/>
+        </w:rPr>
+        <w:t>沫勋 陈乾</w:t>
+      </w:r>
+      <w:proofErr w:type="gramEnd"/>
+      <w:r>
+        <w:rPr>
+          <w:rFonts w:ascii="仿宋_GB2312" w:eastAsia="仿宋_GB2312" w:hint="eastAsia"/>
+          <w:sz w:val="28"/>
+          <w:szCs w:val="28"/>
+          <w:lang w:eastAsia="zh-CN"/>
+        </w:rPr>
+        <w:t xml:space="preserve">之 </w:t>
+      </w:r>
+      <w:proofErr w:type="gramStart"/>
+      <w:r>
+        <w:rPr>
+          <w:rFonts w:ascii="仿宋_GB2312" w:eastAsia="仿宋_GB2312" w:hint="eastAsia"/>
+          <w:sz w:val="28"/>
+          <w:szCs w:val="28"/>
+          <w:lang w:eastAsia="zh-CN"/>
+        </w:rPr>
+        <w:t>王裕川</w:t>
+      </w:r>
+      <w:proofErr w:type="gramEnd"/>
+      <w:r>
+        <w:rPr>
+          <w:rFonts w:ascii="仿宋_GB2312" w:eastAsia="仿宋_GB2312" w:hint="eastAsia"/>
+          <w:sz w:val="28"/>
+          <w:szCs w:val="28"/>
+          <w:lang w:eastAsia="zh-CN"/>
+        </w:rPr>
+        <w:t xml:space="preserve"> 王思远 柴天泽 洪</w:t>
       </w:r>
       <w:r>
         <w:rPr>
           <w:rFonts w:ascii="微软雅黑" w:eastAsia="微软雅黑" w:hAnsi="微软雅黑" w:cs="微软雅黑" w:hint="eastAsia"/>
           <w:sz w:val="28"/>
           <w:szCs w:val="28"/>
+          <w:lang w:eastAsia="zh-CN"/>
         </w:rPr>
         <w:t>業</w:t>
       </w:r>
@@ -2674,23 +4274,86 @@
           <w:rFonts w:ascii="仿宋_GB2312" w:eastAsia="仿宋_GB2312" w:hint="eastAsia"/>
           <w:sz w:val="28"/>
           <w:szCs w:val="28"/>
-        </w:rPr>
-        <w:t xml:space="preserve"> 罗成君 王星宇 毛家瑞 郑家成 李明哲 吴亦勋 程云潇 祝若文 朱浩宇 张昱潇 杨安宸</w:t>
-      </w:r>
-    </w:p>
-    <w:p>
-      <w:pPr>
-        <w:rPr>
-          <w:rFonts w:ascii="仿宋_GB2312" w:eastAsia="仿宋_GB2312" w:hint="eastAsia"/>
-          <w:sz w:val="28"/>
-          <w:szCs w:val="28"/>
-        </w:rPr>
-      </w:pPr>
-      <w:r>
-        <w:rPr>
-          <w:rFonts w:ascii="仿宋_GB2312" w:eastAsia="仿宋_GB2312" w:hint="eastAsia"/>
-          <w:sz w:val="28"/>
-          <w:szCs w:val="28"/>
+          <w:lang w:eastAsia="zh-CN"/>
+        </w:rPr>
+        <w:t xml:space="preserve"> 罗成君 王星宇 毛家瑞 郑家成 李明哲 </w:t>
+      </w:r>
+      <w:proofErr w:type="gramStart"/>
+      <w:r>
+        <w:rPr>
+          <w:rFonts w:ascii="仿宋_GB2312" w:eastAsia="仿宋_GB2312" w:hint="eastAsia"/>
+          <w:sz w:val="28"/>
+          <w:szCs w:val="28"/>
+          <w:lang w:eastAsia="zh-CN"/>
+        </w:rPr>
+        <w:t>吴亦勋</w:t>
+      </w:r>
+      <w:proofErr w:type="gramEnd"/>
+      <w:r>
+        <w:rPr>
+          <w:rFonts w:ascii="仿宋_GB2312" w:eastAsia="仿宋_GB2312" w:hint="eastAsia"/>
+          <w:sz w:val="28"/>
+          <w:szCs w:val="28"/>
+          <w:lang w:eastAsia="zh-CN"/>
+        </w:rPr>
+        <w:t xml:space="preserve"> 程云潇 </w:t>
+      </w:r>
+      <w:proofErr w:type="gramStart"/>
+      <w:r>
+        <w:rPr>
+          <w:rFonts w:ascii="仿宋_GB2312" w:eastAsia="仿宋_GB2312" w:hint="eastAsia"/>
+          <w:sz w:val="28"/>
+          <w:szCs w:val="28"/>
+          <w:lang w:eastAsia="zh-CN"/>
+        </w:rPr>
+        <w:t>祝若文</w:t>
+      </w:r>
+      <w:proofErr w:type="gramEnd"/>
+      <w:r>
+        <w:rPr>
+          <w:rFonts w:ascii="仿宋_GB2312" w:eastAsia="仿宋_GB2312" w:hint="eastAsia"/>
+          <w:sz w:val="28"/>
+          <w:szCs w:val="28"/>
+          <w:lang w:eastAsia="zh-CN"/>
+        </w:rPr>
+        <w:t xml:space="preserve"> 朱</w:t>
+      </w:r>
+      <w:proofErr w:type="gramStart"/>
+      <w:r>
+        <w:rPr>
+          <w:rFonts w:ascii="仿宋_GB2312" w:eastAsia="仿宋_GB2312" w:hint="eastAsia"/>
+          <w:sz w:val="28"/>
+          <w:szCs w:val="28"/>
+          <w:lang w:eastAsia="zh-CN"/>
+        </w:rPr>
+        <w:t>浩</w:t>
+      </w:r>
+      <w:proofErr w:type="gramEnd"/>
+      <w:r>
+        <w:rPr>
+          <w:rFonts w:ascii="仿宋_GB2312" w:eastAsia="仿宋_GB2312" w:hint="eastAsia"/>
+          <w:sz w:val="28"/>
+          <w:szCs w:val="28"/>
+          <w:lang w:eastAsia="zh-CN"/>
+        </w:rPr>
+        <w:t>宇 张昱潇 杨安宸</w:t>
+      </w:r>
+    </w:p>
+    <w:p>
+      <w:pPr>
+        <w:rPr>
+          <w:rFonts w:ascii="仿宋_GB2312" w:eastAsia="仿宋_GB2312"/>
+          <w:sz w:val="28"/>
+          <w:szCs w:val="28"/>
+          <w:lang w:eastAsia="zh-CN"/>
+        </w:rPr>
+      </w:pPr>
+      <w:r>
+        <w:rPr>
+          <w:rFonts w:ascii="仿宋_GB2312" w:eastAsia="仿宋_GB2312" w:hint="eastAsia"/>
+          <w:sz w:val="28"/>
+          <w:szCs w:val="28"/>
+          <w:lang w:eastAsia="zh-CN"/>
         </w:rPr>
         <w:t>活动内容：</w:t>
       </w:r>
@@ -2698,16 +4361,18 @@
     <w:p>
       <w:pPr>
         <w:rPr>
-          <w:rFonts w:ascii="仿宋_GB2312" w:eastAsia="仿宋_GB2312" w:hint="eastAsia"/>
-          <w:sz w:val="28"/>
-          <w:szCs w:val="28"/>
-        </w:rPr>
-      </w:pPr>
-      <w:r>
-        <w:rPr>
-          <w:rFonts w:ascii="仿宋_GB2312" w:eastAsia="仿宋_GB2312" w:hint="eastAsia"/>
-          <w:sz w:val="28"/>
-          <w:szCs w:val="28"/>
+          <w:rFonts w:ascii="仿宋_GB2312" w:eastAsia="仿宋_GB2312"/>
+          <w:sz w:val="28"/>
+          <w:szCs w:val="28"/>
+          <w:lang w:eastAsia="zh-CN"/>
+        </w:rPr>
+      </w:pPr>
+      <w:r>
+        <w:rPr>
+          <w:rFonts w:ascii="仿宋_GB2312" w:eastAsia="仿宋_GB2312" w:hint="eastAsia"/>
+          <w:sz w:val="28"/>
+          <w:szCs w:val="28"/>
+          <w:lang w:eastAsia="zh-CN"/>
         </w:rPr>
         <w:t>组织学生观看优秀队伍比赛视频并讨论可借鉴的设计思路。</w:t>
       </w:r>
@@ -2715,16 +4380,18 @@
     <w:p>
       <w:pPr>
         <w:rPr>
-          <w:rFonts w:ascii="仿宋_GB2312" w:eastAsia="仿宋_GB2312" w:hint="eastAsia"/>
-          <w:sz w:val="28"/>
-          <w:szCs w:val="28"/>
-        </w:rPr>
-      </w:pPr>
-      <w:r>
-        <w:rPr>
-          <w:rFonts w:ascii="仿宋_GB2312" w:eastAsia="仿宋_GB2312" w:hint="eastAsia"/>
-          <w:sz w:val="28"/>
-          <w:szCs w:val="28"/>
+          <w:rFonts w:ascii="仿宋_GB2312" w:eastAsia="仿宋_GB2312"/>
+          <w:sz w:val="28"/>
+          <w:szCs w:val="28"/>
+          <w:lang w:eastAsia="zh-CN"/>
+        </w:rPr>
+      </w:pPr>
+      <w:r>
+        <w:rPr>
+          <w:rFonts w:ascii="仿宋_GB2312" w:eastAsia="仿宋_GB2312" w:hint="eastAsia"/>
+          <w:sz w:val="28"/>
+          <w:szCs w:val="28"/>
+          <w:lang w:eastAsia="zh-CN"/>
         </w:rPr>
         <w:t>根据比赛反馈重新调整机器人结构，加强关键连接部位。</w:t>
       </w:r>
@@ -2732,16 +4399,18 @@
     <w:p>
       <w:pPr>
         <w:rPr>
-          <w:rFonts w:ascii="仿宋_GB2312" w:eastAsia="仿宋_GB2312" w:hint="eastAsia"/>
-          <w:sz w:val="28"/>
-          <w:szCs w:val="28"/>
-        </w:rPr>
-      </w:pPr>
-      <w:r>
-        <w:rPr>
-          <w:rFonts w:ascii="仿宋_GB2312" w:eastAsia="仿宋_GB2312" w:hint="eastAsia"/>
-          <w:sz w:val="28"/>
-          <w:szCs w:val="28"/>
+          <w:rFonts w:ascii="仿宋_GB2312" w:eastAsia="仿宋_GB2312"/>
+          <w:sz w:val="28"/>
+          <w:szCs w:val="28"/>
+          <w:lang w:eastAsia="zh-CN"/>
+        </w:rPr>
+      </w:pPr>
+      <w:r>
+        <w:rPr>
+          <w:rFonts w:ascii="仿宋_GB2312" w:eastAsia="仿宋_GB2312" w:hint="eastAsia"/>
+          <w:sz w:val="28"/>
+          <w:szCs w:val="28"/>
+          <w:lang w:eastAsia="zh-CN"/>
         </w:rPr>
         <w:t>讲解比赛策略和操作技巧，提高学生在比赛中的应变能力。</w:t>
       </w:r>
@@ -2749,16 +4418,18 @@
     <w:p>
       <w:pPr>
         <w:rPr>
-          <w:rFonts w:ascii="仿宋_GB2312" w:eastAsia="仿宋_GB2312" w:hint="eastAsia"/>
-          <w:sz w:val="28"/>
-          <w:szCs w:val="28"/>
-        </w:rPr>
-      </w:pPr>
-      <w:r>
-        <w:rPr>
-          <w:rFonts w:ascii="仿宋_GB2312" w:eastAsia="仿宋_GB2312" w:hint="eastAsia"/>
-          <w:sz w:val="28"/>
-          <w:szCs w:val="28"/>
+          <w:rFonts w:ascii="仿宋_GB2312" w:eastAsia="仿宋_GB2312"/>
+          <w:sz w:val="28"/>
+          <w:szCs w:val="28"/>
+          <w:lang w:eastAsia="zh-CN"/>
+        </w:rPr>
+      </w:pPr>
+      <w:r>
+        <w:rPr>
+          <w:rFonts w:ascii="仿宋_GB2312" w:eastAsia="仿宋_GB2312" w:hint="eastAsia"/>
+          <w:sz w:val="28"/>
+          <w:szCs w:val="28"/>
+          <w:lang w:eastAsia="zh-CN"/>
         </w:rPr>
         <w:t>开展队内模拟赛训练，通过多轮比赛检验机器人稳定性。</w:t>
       </w:r>
@@ -2766,16 +4437,18 @@
     <w:p>
       <w:pPr>
         <w:rPr>
-          <w:rFonts w:ascii="仿宋_GB2312" w:eastAsia="仿宋_GB2312" w:hint="eastAsia"/>
-          <w:sz w:val="28"/>
-          <w:szCs w:val="28"/>
-        </w:rPr>
-      </w:pPr>
-      <w:r>
-        <w:rPr>
-          <w:rFonts w:ascii="仿宋_GB2312" w:eastAsia="仿宋_GB2312" w:hint="eastAsia"/>
-          <w:sz w:val="28"/>
-          <w:szCs w:val="28"/>
+          <w:rFonts w:ascii="仿宋_GB2312" w:eastAsia="仿宋_GB2312"/>
+          <w:sz w:val="28"/>
+          <w:szCs w:val="28"/>
+          <w:lang w:eastAsia="zh-CN"/>
+        </w:rPr>
+      </w:pPr>
+      <w:r>
+        <w:rPr>
+          <w:rFonts w:ascii="仿宋_GB2312" w:eastAsia="仿宋_GB2312" w:hint="eastAsia"/>
+          <w:sz w:val="28"/>
+          <w:szCs w:val="28"/>
+          <w:lang w:eastAsia="zh-CN"/>
         </w:rPr>
         <w:t>安排学生重新整理机器人线缆和电池固定结构，提高整体可靠性。</w:t>
       </w:r>
@@ -2783,16 +4456,18 @@
     <w:p>
       <w:pPr>
         <w:rPr>
-          <w:rFonts w:ascii="仿宋_GB2312" w:eastAsia="仿宋_GB2312" w:hint="eastAsia"/>
-          <w:sz w:val="28"/>
-          <w:szCs w:val="28"/>
-        </w:rPr>
-      </w:pPr>
-      <w:r>
-        <w:rPr>
-          <w:rFonts w:ascii="仿宋_GB2312" w:eastAsia="仿宋_GB2312" w:hint="eastAsia"/>
-          <w:sz w:val="28"/>
-          <w:szCs w:val="28"/>
+          <w:rFonts w:ascii="仿宋_GB2312" w:eastAsia="仿宋_GB2312"/>
+          <w:sz w:val="28"/>
+          <w:szCs w:val="28"/>
+          <w:lang w:eastAsia="zh-CN"/>
+        </w:rPr>
+      </w:pPr>
+      <w:r>
+        <w:rPr>
+          <w:rFonts w:ascii="仿宋_GB2312" w:eastAsia="仿宋_GB2312" w:hint="eastAsia"/>
+          <w:sz w:val="28"/>
+          <w:szCs w:val="28"/>
+          <w:lang w:eastAsia="zh-CN"/>
         </w:rPr>
         <w:br w:type="page"/>
       </w:r>
@@ -2800,16 +4475,18 @@
     <w:p>
       <w:pPr>
         <w:rPr>
-          <w:rFonts w:ascii="仿宋_GB2312" w:eastAsia="仿宋_GB2312" w:hint="eastAsia"/>
-          <w:sz w:val="28"/>
-          <w:szCs w:val="28"/>
-        </w:rPr>
-      </w:pPr>
-      <w:r>
-        <w:rPr>
-          <w:rFonts w:ascii="仿宋_GB2312" w:eastAsia="仿宋_GB2312" w:hint="eastAsia"/>
-          <w:sz w:val="28"/>
-          <w:szCs w:val="28"/>
+          <w:rFonts w:ascii="仿宋_GB2312" w:eastAsia="仿宋_GB2312"/>
+          <w:sz w:val="28"/>
+          <w:szCs w:val="28"/>
+          <w:lang w:eastAsia="zh-CN"/>
+        </w:rPr>
+      </w:pPr>
+      <w:r>
+        <w:rPr>
+          <w:rFonts w:ascii="仿宋_GB2312" w:eastAsia="仿宋_GB2312" w:hint="eastAsia"/>
+          <w:sz w:val="28"/>
+          <w:szCs w:val="28"/>
+          <w:lang w:eastAsia="zh-CN"/>
         </w:rPr>
         <w:lastRenderedPageBreak/>
         <w:t>机器人竞赛班训练记录</w:t>
@@ -2818,16 +4495,18 @@
     <w:p>
       <w:pPr>
         <w:rPr>
-          <w:rFonts w:ascii="仿宋_GB2312" w:eastAsia="仿宋_GB2312" w:hint="eastAsia"/>
-          <w:sz w:val="28"/>
-          <w:szCs w:val="28"/>
-        </w:rPr>
-      </w:pPr>
-      <w:r>
-        <w:rPr>
-          <w:rFonts w:ascii="仿宋_GB2312" w:eastAsia="仿宋_GB2312" w:hint="eastAsia"/>
-          <w:sz w:val="28"/>
-          <w:szCs w:val="28"/>
+          <w:rFonts w:ascii="仿宋_GB2312" w:eastAsia="仿宋_GB2312"/>
+          <w:sz w:val="28"/>
+          <w:szCs w:val="28"/>
+          <w:lang w:eastAsia="zh-CN"/>
+        </w:rPr>
+      </w:pPr>
+      <w:r>
+        <w:rPr>
+          <w:rFonts w:ascii="仿宋_GB2312" w:eastAsia="仿宋_GB2312" w:hint="eastAsia"/>
+          <w:sz w:val="28"/>
+          <w:szCs w:val="28"/>
+          <w:lang w:eastAsia="zh-CN"/>
         </w:rPr>
         <w:t>日期：2025年08月23日</w:t>
       </w:r>
@@ -2835,16 +4514,18 @@
     <w:p>
       <w:pPr>
         <w:rPr>
-          <w:rFonts w:ascii="仿宋_GB2312" w:eastAsia="仿宋_GB2312" w:hint="eastAsia"/>
-          <w:sz w:val="28"/>
-          <w:szCs w:val="28"/>
-        </w:rPr>
-      </w:pPr>
-      <w:r>
-        <w:rPr>
-          <w:rFonts w:ascii="仿宋_GB2312" w:eastAsia="仿宋_GB2312" w:hint="eastAsia"/>
-          <w:sz w:val="28"/>
-          <w:szCs w:val="28"/>
+          <w:rFonts w:ascii="仿宋_GB2312" w:eastAsia="仿宋_GB2312"/>
+          <w:sz w:val="28"/>
+          <w:szCs w:val="28"/>
+          <w:lang w:eastAsia="zh-CN"/>
+        </w:rPr>
+      </w:pPr>
+      <w:r>
+        <w:rPr>
+          <w:rFonts w:ascii="仿宋_GB2312" w:eastAsia="仿宋_GB2312" w:hint="eastAsia"/>
+          <w:sz w:val="28"/>
+          <w:szCs w:val="28"/>
+          <w:lang w:eastAsia="zh-CN"/>
         </w:rPr>
         <w:t>实到学生：</w:t>
       </w:r>
@@ -2852,33 +4533,117 @@
     <w:p>
       <w:pPr>
         <w:rPr>
-          <w:rFonts w:ascii="仿宋_GB2312" w:eastAsia="仿宋_GB2312" w:hint="eastAsia"/>
-          <w:sz w:val="28"/>
-          <w:szCs w:val="28"/>
-        </w:rPr>
-      </w:pPr>
-      <w:r>
-        <w:rPr>
-          <w:rFonts w:ascii="仿宋_GB2312" w:eastAsia="仿宋_GB2312" w:hint="eastAsia"/>
-          <w:sz w:val="28"/>
-          <w:szCs w:val="28"/>
-        </w:rPr>
-        <w:t>王星宇 周沫勋 祝晨暮 李明哲 吴亦勋 杨安宸 王思远 柴天泽 张逸沫 程云潇 舒杨 李明睿 陈益沅 吴浩然 朱浩宇 罗成君 黄嘉诚</w:t>
-      </w:r>
-    </w:p>
-    <w:p>
-      <w:pPr>
-        <w:rPr>
-          <w:rFonts w:ascii="仿宋_GB2312" w:eastAsia="仿宋_GB2312" w:hint="eastAsia"/>
-          <w:sz w:val="28"/>
-          <w:szCs w:val="28"/>
-        </w:rPr>
-      </w:pPr>
-      <w:r>
-        <w:rPr>
-          <w:rFonts w:ascii="仿宋_GB2312" w:eastAsia="仿宋_GB2312" w:hint="eastAsia"/>
-          <w:sz w:val="28"/>
-          <w:szCs w:val="28"/>
+          <w:rFonts w:ascii="仿宋_GB2312" w:eastAsia="仿宋_GB2312"/>
+          <w:sz w:val="28"/>
+          <w:szCs w:val="28"/>
+          <w:lang w:eastAsia="zh-CN"/>
+        </w:rPr>
+      </w:pPr>
+      <w:r>
+        <w:rPr>
+          <w:rFonts w:ascii="仿宋_GB2312" w:eastAsia="仿宋_GB2312" w:hint="eastAsia"/>
+          <w:sz w:val="28"/>
+          <w:szCs w:val="28"/>
+          <w:lang w:eastAsia="zh-CN"/>
+        </w:rPr>
+        <w:t xml:space="preserve">王星宇 </w:t>
+      </w:r>
+      <w:proofErr w:type="gramStart"/>
+      <w:r>
+        <w:rPr>
+          <w:rFonts w:ascii="仿宋_GB2312" w:eastAsia="仿宋_GB2312" w:hint="eastAsia"/>
+          <w:sz w:val="28"/>
+          <w:szCs w:val="28"/>
+          <w:lang w:eastAsia="zh-CN"/>
+        </w:rPr>
+        <w:t>周沫勋</w:t>
+      </w:r>
+      <w:proofErr w:type="gramEnd"/>
+      <w:r>
+        <w:rPr>
+          <w:rFonts w:ascii="仿宋_GB2312" w:eastAsia="仿宋_GB2312" w:hint="eastAsia"/>
+          <w:sz w:val="28"/>
+          <w:szCs w:val="28"/>
+          <w:lang w:eastAsia="zh-CN"/>
+        </w:rPr>
+        <w:t xml:space="preserve"> 祝晨暮 李明哲 </w:t>
+      </w:r>
+      <w:proofErr w:type="gramStart"/>
+      <w:r>
+        <w:rPr>
+          <w:rFonts w:ascii="仿宋_GB2312" w:eastAsia="仿宋_GB2312" w:hint="eastAsia"/>
+          <w:sz w:val="28"/>
+          <w:szCs w:val="28"/>
+          <w:lang w:eastAsia="zh-CN"/>
+        </w:rPr>
+        <w:t>吴亦勋</w:t>
+      </w:r>
+      <w:proofErr w:type="gramEnd"/>
+      <w:r>
+        <w:rPr>
+          <w:rFonts w:ascii="仿宋_GB2312" w:eastAsia="仿宋_GB2312" w:hint="eastAsia"/>
+          <w:sz w:val="28"/>
+          <w:szCs w:val="28"/>
+          <w:lang w:eastAsia="zh-CN"/>
+        </w:rPr>
+        <w:t xml:space="preserve"> 杨安宸 王思远 柴天泽 张逸沫 程云潇 </w:t>
+      </w:r>
+      <w:proofErr w:type="gramStart"/>
+      <w:r>
+        <w:rPr>
+          <w:rFonts w:ascii="仿宋_GB2312" w:eastAsia="仿宋_GB2312" w:hint="eastAsia"/>
+          <w:sz w:val="28"/>
+          <w:szCs w:val="28"/>
+          <w:lang w:eastAsia="zh-CN"/>
+        </w:rPr>
+        <w:t>舒杨</w:t>
+      </w:r>
+      <w:proofErr w:type="gramEnd"/>
+      <w:r>
+        <w:rPr>
+          <w:rFonts w:ascii="仿宋_GB2312" w:eastAsia="仿宋_GB2312" w:hint="eastAsia"/>
+          <w:sz w:val="28"/>
+          <w:szCs w:val="28"/>
+          <w:lang w:eastAsia="zh-CN"/>
+        </w:rPr>
+        <w:t xml:space="preserve"> 李明睿 陈益沅 吴浩然 朱</w:t>
+      </w:r>
+      <w:proofErr w:type="gramStart"/>
+      <w:r>
+        <w:rPr>
+          <w:rFonts w:ascii="仿宋_GB2312" w:eastAsia="仿宋_GB2312" w:hint="eastAsia"/>
+          <w:sz w:val="28"/>
+          <w:szCs w:val="28"/>
+          <w:lang w:eastAsia="zh-CN"/>
+        </w:rPr>
+        <w:t>浩</w:t>
+      </w:r>
+      <w:proofErr w:type="gramEnd"/>
+      <w:r>
+        <w:rPr>
+          <w:rFonts w:ascii="仿宋_GB2312" w:eastAsia="仿宋_GB2312" w:hint="eastAsia"/>
+          <w:sz w:val="28"/>
+          <w:szCs w:val="28"/>
+          <w:lang w:eastAsia="zh-CN"/>
+        </w:rPr>
+        <w:t>宇 罗成君 黄嘉诚</w:t>
+      </w:r>
+    </w:p>
+    <w:p>
+      <w:pPr>
+        <w:rPr>
+          <w:rFonts w:ascii="仿宋_GB2312" w:eastAsia="仿宋_GB2312"/>
+          <w:sz w:val="28"/>
+          <w:szCs w:val="28"/>
+          <w:lang w:eastAsia="zh-CN"/>
+        </w:rPr>
+      </w:pPr>
+      <w:r>
+        <w:rPr>
+          <w:rFonts w:ascii="仿宋_GB2312" w:eastAsia="仿宋_GB2312" w:hint="eastAsia"/>
+          <w:sz w:val="28"/>
+          <w:szCs w:val="28"/>
+          <w:lang w:eastAsia="zh-CN"/>
         </w:rPr>
         <w:t>活动内容：</w:t>
       </w:r>
@@ -2886,16 +4651,18 @@
     <w:p>
       <w:pPr>
         <w:rPr>
-          <w:rFonts w:ascii="仿宋_GB2312" w:eastAsia="仿宋_GB2312" w:hint="eastAsia"/>
-          <w:sz w:val="28"/>
-          <w:szCs w:val="28"/>
-        </w:rPr>
-      </w:pPr>
-      <w:r>
-        <w:rPr>
-          <w:rFonts w:ascii="仿宋_GB2312" w:eastAsia="仿宋_GB2312" w:hint="eastAsia"/>
-          <w:sz w:val="28"/>
-          <w:szCs w:val="28"/>
+          <w:rFonts w:ascii="仿宋_GB2312" w:eastAsia="仿宋_GB2312"/>
+          <w:sz w:val="28"/>
+          <w:szCs w:val="28"/>
+          <w:lang w:eastAsia="zh-CN"/>
+        </w:rPr>
+      </w:pPr>
+      <w:r>
+        <w:rPr>
+          <w:rFonts w:ascii="仿宋_GB2312" w:eastAsia="仿宋_GB2312" w:hint="eastAsia"/>
+          <w:sz w:val="28"/>
+          <w:szCs w:val="28"/>
+          <w:lang w:eastAsia="zh-CN"/>
         </w:rPr>
         <w:t>根据比赛反馈重新调整机器人结构，加强关键连接部位。</w:t>
       </w:r>
@@ -2903,16 +4670,18 @@
     <w:p>
       <w:pPr>
         <w:rPr>
-          <w:rFonts w:ascii="仿宋_GB2312" w:eastAsia="仿宋_GB2312" w:hint="eastAsia"/>
-          <w:sz w:val="28"/>
-          <w:szCs w:val="28"/>
-        </w:rPr>
-      </w:pPr>
-      <w:r>
-        <w:rPr>
-          <w:rFonts w:ascii="仿宋_GB2312" w:eastAsia="仿宋_GB2312" w:hint="eastAsia"/>
-          <w:sz w:val="28"/>
-          <w:szCs w:val="28"/>
+          <w:rFonts w:ascii="仿宋_GB2312" w:eastAsia="仿宋_GB2312"/>
+          <w:sz w:val="28"/>
+          <w:szCs w:val="28"/>
+          <w:lang w:eastAsia="zh-CN"/>
+        </w:rPr>
+      </w:pPr>
+      <w:r>
+        <w:rPr>
+          <w:rFonts w:ascii="仿宋_GB2312" w:eastAsia="仿宋_GB2312" w:hint="eastAsia"/>
+          <w:sz w:val="28"/>
+          <w:szCs w:val="28"/>
+          <w:lang w:eastAsia="zh-CN"/>
         </w:rPr>
         <w:t>组织学生观看优秀队伍比赛视频并讨论可借鉴的设计思路。</w:t>
       </w:r>
@@ -2920,16 +4689,18 @@
     <w:p>
       <w:pPr>
         <w:rPr>
-          <w:rFonts w:ascii="仿宋_GB2312" w:eastAsia="仿宋_GB2312" w:hint="eastAsia"/>
-          <w:sz w:val="28"/>
-          <w:szCs w:val="28"/>
-        </w:rPr>
-      </w:pPr>
-      <w:r>
-        <w:rPr>
-          <w:rFonts w:ascii="仿宋_GB2312" w:eastAsia="仿宋_GB2312" w:hint="eastAsia"/>
-          <w:sz w:val="28"/>
-          <w:szCs w:val="28"/>
+          <w:rFonts w:ascii="仿宋_GB2312" w:eastAsia="仿宋_GB2312"/>
+          <w:sz w:val="28"/>
+          <w:szCs w:val="28"/>
+          <w:lang w:eastAsia="zh-CN"/>
+        </w:rPr>
+      </w:pPr>
+      <w:r>
+        <w:rPr>
+          <w:rFonts w:ascii="仿宋_GB2312" w:eastAsia="仿宋_GB2312" w:hint="eastAsia"/>
+          <w:sz w:val="28"/>
+          <w:szCs w:val="28"/>
+          <w:lang w:eastAsia="zh-CN"/>
         </w:rPr>
         <w:t>总结暑期比赛情况，对比赛中出现的问题进行复盘，例如结构松动、齿轮磨损等。</w:t>
       </w:r>
@@ -2937,16 +4708,18 @@
     <w:p>
       <w:pPr>
         <w:rPr>
-          <w:rFonts w:ascii="仿宋_GB2312" w:eastAsia="仿宋_GB2312" w:hint="eastAsia"/>
-          <w:sz w:val="28"/>
-          <w:szCs w:val="28"/>
-        </w:rPr>
-      </w:pPr>
-      <w:r>
-        <w:rPr>
-          <w:rFonts w:ascii="仿宋_GB2312" w:eastAsia="仿宋_GB2312" w:hint="eastAsia"/>
-          <w:sz w:val="28"/>
-          <w:szCs w:val="28"/>
+          <w:rFonts w:ascii="仿宋_GB2312" w:eastAsia="仿宋_GB2312"/>
+          <w:sz w:val="28"/>
+          <w:szCs w:val="28"/>
+          <w:lang w:eastAsia="zh-CN"/>
+        </w:rPr>
+      </w:pPr>
+      <w:r>
+        <w:rPr>
+          <w:rFonts w:ascii="仿宋_GB2312" w:eastAsia="仿宋_GB2312" w:hint="eastAsia"/>
+          <w:sz w:val="28"/>
+          <w:szCs w:val="28"/>
+          <w:lang w:eastAsia="zh-CN"/>
         </w:rPr>
         <w:t>安排学生重新整理机器人线缆和电池固定结构，提高整体可靠性。</w:t>
       </w:r>
@@ -2954,19 +4727,320 @@
     <w:p>
       <w:pPr>
         <w:rPr>
-          <w:rFonts w:ascii="仿宋_GB2312" w:eastAsia="仿宋_GB2312" w:hint="eastAsia"/>
-          <w:sz w:val="28"/>
-          <w:szCs w:val="28"/>
-        </w:rPr>
-      </w:pPr>
-      <w:r>
-        <w:rPr>
-          <w:rFonts w:ascii="仿宋_GB2312" w:eastAsia="仿宋_GB2312" w:hint="eastAsia"/>
-          <w:sz w:val="28"/>
-          <w:szCs w:val="28"/>
+          <w:rFonts w:ascii="仿宋_GB2312" w:eastAsia="仿宋_GB2312"/>
+          <w:sz w:val="28"/>
+          <w:szCs w:val="28"/>
+          <w:lang w:eastAsia="zh-CN"/>
+        </w:rPr>
+      </w:pPr>
+      <w:r>
+        <w:rPr>
+          <w:rFonts w:ascii="仿宋_GB2312" w:eastAsia="仿宋_GB2312" w:hint="eastAsia"/>
+          <w:sz w:val="28"/>
+          <w:szCs w:val="28"/>
+          <w:lang w:eastAsia="zh-CN"/>
         </w:rPr>
         <w:t>开展队内模拟赛训练，通过多轮比赛检验机器人稳定性。</w:t>
       </w:r>
+    </w:p>
+    <w:p>
+      <w:pPr>
+        <w:rPr>
+          <w:rFonts w:ascii="仿宋_GB2312" w:eastAsia="仿宋_GB2312"/>
+          <w:sz w:val="28"/>
+          <w:szCs w:val="28"/>
+          <w:lang w:eastAsia="zh-CN"/>
+        </w:rPr>
+      </w:pPr>
+      <w:r>
+        <w:rPr>
+          <w:rFonts w:ascii="仿宋_GB2312" w:eastAsia="仿宋_GB2312"/>
+          <w:sz w:val="28"/>
+          <w:szCs w:val="28"/>
+          <w:lang w:eastAsia="zh-CN"/>
+        </w:rPr>
+        <w:br w:type="page"/>
+      </w:r>
+    </w:p>
+    <w:p>
+      <w:pPr>
+        <w:rPr>
+          <w:rFonts w:ascii="仿宋_GB2312" w:eastAsia="仿宋_GB2312"/>
+          <w:sz w:val="28"/>
+          <w:szCs w:val="28"/>
+          <w:lang w:eastAsia="zh-CN"/>
+        </w:rPr>
+      </w:pPr>
+      <w:r>
+        <w:rPr>
+          <w:rFonts w:ascii="仿宋_GB2312" w:eastAsia="仿宋_GB2312" w:hint="eastAsia"/>
+          <w:sz w:val="28"/>
+          <w:szCs w:val="28"/>
+          <w:lang w:eastAsia="zh-CN"/>
+        </w:rPr>
+        <w:lastRenderedPageBreak/>
+        <w:t>机器人竞赛班训练记录</w:t>
+      </w:r>
+    </w:p>
+    <w:p>
+      <w:pPr>
+        <w:rPr>
+          <w:rFonts w:ascii="仿宋_GB2312" w:eastAsia="仿宋_GB2312" w:hint="eastAsia"/>
+          <w:sz w:val="28"/>
+          <w:szCs w:val="28"/>
+          <w:lang w:eastAsia="zh-CN"/>
+        </w:rPr>
+      </w:pPr>
+      <w:r>
+        <w:rPr>
+          <w:rFonts w:ascii="仿宋_GB2312" w:eastAsia="仿宋_GB2312" w:hint="eastAsia"/>
+          <w:sz w:val="28"/>
+          <w:szCs w:val="28"/>
+          <w:lang w:eastAsia="zh-CN"/>
+        </w:rPr>
+        <w:t>日期：2025年08月2</w:t>
+      </w:r>
+      <w:r>
+        <w:rPr>
+          <w:rFonts w:ascii="仿宋_GB2312" w:eastAsia="仿宋_GB2312" w:hint="eastAsia"/>
+          <w:sz w:val="28"/>
+          <w:szCs w:val="28"/>
+          <w:lang w:eastAsia="zh-CN"/>
+        </w:rPr>
+        <w:t>4</w:t>
+      </w:r>
+      <w:r>
+        <w:rPr>
+          <w:rFonts w:ascii="仿宋_GB2312" w:eastAsia="仿宋_GB2312" w:hint="eastAsia"/>
+          <w:sz w:val="28"/>
+          <w:szCs w:val="28"/>
+          <w:lang w:eastAsia="zh-CN"/>
+        </w:rPr>
+        <w:t>日</w:t>
+      </w:r>
+    </w:p>
+    <w:p>
+      <w:pPr>
+        <w:rPr>
+          <w:rFonts w:ascii="仿宋_GB2312" w:eastAsia="仿宋_GB2312" w:hint="eastAsia"/>
+          <w:sz w:val="28"/>
+          <w:szCs w:val="28"/>
+          <w:lang w:eastAsia="zh-CN"/>
+        </w:rPr>
+      </w:pPr>
+      <w:r>
+        <w:rPr>
+          <w:rFonts w:ascii="仿宋_GB2312" w:eastAsia="仿宋_GB2312" w:hint="eastAsia"/>
+          <w:sz w:val="28"/>
+          <w:szCs w:val="28"/>
+          <w:lang w:eastAsia="zh-CN"/>
+        </w:rPr>
+        <w:t>实到学生：</w:t>
+      </w:r>
+    </w:p>
+    <w:p>
+      <w:pPr>
+        <w:rPr>
+          <w:rFonts w:ascii="仿宋_GB2312" w:eastAsia="仿宋_GB2312" w:hint="eastAsia"/>
+          <w:sz w:val="28"/>
+          <w:szCs w:val="28"/>
+          <w:lang w:eastAsia="zh-CN"/>
+        </w:rPr>
+      </w:pPr>
+      <w:r>
+        <w:rPr>
+          <w:rFonts w:ascii="仿宋_GB2312" w:eastAsia="仿宋_GB2312" w:hint="eastAsia"/>
+          <w:sz w:val="28"/>
+          <w:szCs w:val="28"/>
+          <w:lang w:eastAsia="zh-CN"/>
+        </w:rPr>
+        <w:t xml:space="preserve">王星宇 </w:t>
+      </w:r>
+      <w:proofErr w:type="gramStart"/>
+      <w:r>
+        <w:rPr>
+          <w:rFonts w:ascii="仿宋_GB2312" w:eastAsia="仿宋_GB2312" w:hint="eastAsia"/>
+          <w:sz w:val="28"/>
+          <w:szCs w:val="28"/>
+          <w:lang w:eastAsia="zh-CN"/>
+        </w:rPr>
+        <w:t>周沫勋</w:t>
+      </w:r>
+      <w:proofErr w:type="gramEnd"/>
+      <w:r>
+        <w:rPr>
+          <w:rFonts w:ascii="仿宋_GB2312" w:eastAsia="仿宋_GB2312" w:hint="eastAsia"/>
+          <w:sz w:val="28"/>
+          <w:szCs w:val="28"/>
+          <w:lang w:eastAsia="zh-CN"/>
+        </w:rPr>
+        <w:t xml:space="preserve"> 祝晨暮 李明哲 </w:t>
+      </w:r>
+      <w:proofErr w:type="gramStart"/>
+      <w:r>
+        <w:rPr>
+          <w:rFonts w:ascii="仿宋_GB2312" w:eastAsia="仿宋_GB2312" w:hint="eastAsia"/>
+          <w:sz w:val="28"/>
+          <w:szCs w:val="28"/>
+          <w:lang w:eastAsia="zh-CN"/>
+        </w:rPr>
+        <w:t>吴亦勋</w:t>
+      </w:r>
+      <w:proofErr w:type="gramEnd"/>
+      <w:r>
+        <w:rPr>
+          <w:rFonts w:ascii="仿宋_GB2312" w:eastAsia="仿宋_GB2312" w:hint="eastAsia"/>
+          <w:sz w:val="28"/>
+          <w:szCs w:val="28"/>
+          <w:lang w:eastAsia="zh-CN"/>
+        </w:rPr>
+        <w:t xml:space="preserve"> 杨安宸 王思远 柴天泽 张逸沫 程云潇 </w:t>
+      </w:r>
+      <w:proofErr w:type="gramStart"/>
+      <w:r>
+        <w:rPr>
+          <w:rFonts w:ascii="仿宋_GB2312" w:eastAsia="仿宋_GB2312" w:hint="eastAsia"/>
+          <w:sz w:val="28"/>
+          <w:szCs w:val="28"/>
+          <w:lang w:eastAsia="zh-CN"/>
+        </w:rPr>
+        <w:t>舒杨</w:t>
+      </w:r>
+      <w:proofErr w:type="gramEnd"/>
+      <w:r>
+        <w:rPr>
+          <w:rFonts w:ascii="仿宋_GB2312" w:eastAsia="仿宋_GB2312" w:hint="eastAsia"/>
+          <w:sz w:val="28"/>
+          <w:szCs w:val="28"/>
+          <w:lang w:eastAsia="zh-CN"/>
+        </w:rPr>
+        <w:t xml:space="preserve"> 李明睿 陈益沅 吴浩然 朱</w:t>
+      </w:r>
+      <w:proofErr w:type="gramStart"/>
+      <w:r>
+        <w:rPr>
+          <w:rFonts w:ascii="仿宋_GB2312" w:eastAsia="仿宋_GB2312" w:hint="eastAsia"/>
+          <w:sz w:val="28"/>
+          <w:szCs w:val="28"/>
+          <w:lang w:eastAsia="zh-CN"/>
+        </w:rPr>
+        <w:t>浩</w:t>
+      </w:r>
+      <w:proofErr w:type="gramEnd"/>
+      <w:r>
+        <w:rPr>
+          <w:rFonts w:ascii="仿宋_GB2312" w:eastAsia="仿宋_GB2312" w:hint="eastAsia"/>
+          <w:sz w:val="28"/>
+          <w:szCs w:val="28"/>
+          <w:lang w:eastAsia="zh-CN"/>
+        </w:rPr>
+        <w:t>宇 罗成君 黄嘉诚</w:t>
+      </w:r>
+    </w:p>
+    <w:p>
+      <w:pPr>
+        <w:rPr>
+          <w:rFonts w:ascii="仿宋_GB2312" w:eastAsia="仿宋_GB2312" w:hint="eastAsia"/>
+          <w:sz w:val="28"/>
+          <w:szCs w:val="28"/>
+          <w:lang w:eastAsia="zh-CN"/>
+        </w:rPr>
+      </w:pPr>
+      <w:r>
+        <w:rPr>
+          <w:rFonts w:ascii="仿宋_GB2312" w:eastAsia="仿宋_GB2312" w:hint="eastAsia"/>
+          <w:sz w:val="28"/>
+          <w:szCs w:val="28"/>
+          <w:lang w:eastAsia="zh-CN"/>
+        </w:rPr>
+        <w:t>活动内容：</w:t>
+      </w:r>
+    </w:p>
+    <w:p>
+      <w:pPr>
+        <w:rPr>
+          <w:rFonts w:ascii="仿宋_GB2312" w:eastAsia="仿宋_GB2312"/>
+          <w:sz w:val="28"/>
+          <w:szCs w:val="28"/>
+          <w:lang w:eastAsia="zh-CN"/>
+        </w:rPr>
+      </w:pPr>
+      <w:r>
+        <w:rPr>
+          <w:rFonts w:ascii="仿宋_GB2312" w:eastAsia="仿宋_GB2312" w:hint="eastAsia"/>
+          <w:sz w:val="28"/>
+          <w:szCs w:val="28"/>
+          <w:lang w:eastAsia="zh-CN"/>
+        </w:rPr>
+        <w:t>对机器人弹射或拾取机构进行小幅调整，提高整体得分效率。</w:t>
+      </w:r>
+    </w:p>
+    <w:p>
+      <w:pPr>
+        <w:rPr>
+          <w:rFonts w:ascii="仿宋_GB2312" w:eastAsia="仿宋_GB2312" w:hint="eastAsia"/>
+          <w:sz w:val="28"/>
+          <w:szCs w:val="28"/>
+          <w:lang w:eastAsia="zh-CN"/>
+        </w:rPr>
+      </w:pPr>
+      <w:r>
+        <w:rPr>
+          <w:rFonts w:ascii="仿宋_GB2312" w:eastAsia="仿宋_GB2312" w:hint="eastAsia"/>
+          <w:sz w:val="28"/>
+          <w:szCs w:val="28"/>
+          <w:lang w:eastAsia="zh-CN"/>
+        </w:rPr>
+        <w:t>围绕暑期赛事开展集中训练，对机器人底盘与传动结构进行全面检查，重点排查齿轮啮合与电机固定情况。</w:t>
+      </w:r>
+    </w:p>
+    <w:p>
+      <w:pPr>
+        <w:rPr>
+          <w:rFonts w:ascii="仿宋_GB2312" w:eastAsia="仿宋_GB2312" w:hint="eastAsia"/>
+          <w:sz w:val="28"/>
+          <w:szCs w:val="28"/>
+          <w:lang w:eastAsia="zh-CN"/>
+        </w:rPr>
+      </w:pPr>
+      <w:r>
+        <w:rPr>
+          <w:rFonts w:ascii="仿宋_GB2312" w:eastAsia="仿宋_GB2312" w:hint="eastAsia"/>
+          <w:sz w:val="28"/>
+          <w:szCs w:val="28"/>
+          <w:lang w:eastAsia="zh-CN"/>
+        </w:rPr>
+        <w:t>安排学生对机器人零件进行清点和整理，确保比赛备件齐全。</w:t>
+      </w:r>
+    </w:p>
+    <w:p>
+      <w:pPr>
+        <w:rPr>
+          <w:rFonts w:ascii="仿宋_GB2312" w:eastAsia="仿宋_GB2312" w:hint="eastAsia"/>
+          <w:sz w:val="28"/>
+          <w:szCs w:val="28"/>
+          <w:lang w:eastAsia="zh-CN"/>
+        </w:rPr>
+      </w:pPr>
+      <w:r>
+        <w:rPr>
+          <w:rFonts w:ascii="仿宋_GB2312" w:eastAsia="仿宋_GB2312" w:hint="eastAsia"/>
+          <w:sz w:val="28"/>
+          <w:szCs w:val="28"/>
+          <w:lang w:eastAsia="zh-CN"/>
+        </w:rPr>
+        <w:t>对机器人程序进行基础调试，重点优化自动启动阶段的路径稳定性。</w:t>
+      </w:r>
+    </w:p>
+    <w:p>
+      <w:pPr>
+        <w:rPr>
+          <w:rFonts w:ascii="仿宋_GB2312" w:eastAsia="仿宋_GB2312"/>
+          <w:sz w:val="28"/>
+          <w:szCs w:val="28"/>
+          <w:lang w:eastAsia="zh-CN"/>
+        </w:rPr>
+      </w:pPr>
     </w:p>
     <w:sectPr>
       <w:pgSz w:w="12240" w:h="15840"/>
@@ -3784,7 +5858,6 @@
   <w:style w:type="character" w:default="1" w:styleId="a2">
     <w:name w:val="Default Paragraph Font"/>
     <w:uiPriority w:val="1"/>
-    <w:semiHidden/>
     <w:unhideWhenUsed/>
   </w:style>
   <w:style w:type="table" w:default="1" w:styleId="a3">
